--- a/Geschichte_8/Test_Staendegesellschaft_Absolutismus/Test_Staendegesellschaft_Absolutismus.docx
+++ b/Geschichte_8/Test_Staendegesellschaft_Absolutismus/Test_Staendegesellschaft_Absolutismus.docx
@@ -147,7 +147,7 @@
                 <w:sz w:val="22"/>
                 <w:szCs w:val="22"/>
               </w:rPr>
-              <w:t xml:space="preserve">Punkte:         / 28</w:t>
+              <w:t xml:space="preserve">Punkte:       / 28 (+3)</w:t>
             </w:r>
           </w:p>
         </w:tc>
@@ -1888,7 +1888,7 @@
           <w:sz w:val="28"/>
           <w:szCs w:val="28"/>
         </w:rPr>
-        <w:t xml:space="preserve">Im Absolutismus fühle ich mich …</w:t>
+        <w:t xml:space="preserve">Stellung nehmen</w:t>
       </w:r>
       <w:r>
         <w:rPr>
@@ -1902,7 +1902,8 @@
     </w:p>
     <w:p>
       <w:pPr>
-        <w:spacing w:after="60" w:before="0"/>
+        <w:keepNext/>
+        <w:spacing w:after="40" w:before="0"/>
       </w:pPr>
       <w:r>
         <w:rPr>
@@ -1911,38 +1912,8 @@
           <w:sz w:val="24"/>
           <w:szCs w:val="24"/>
         </w:rPr>
-        <w:t xml:space="preserve">Wähle einen Stand (Klerus, Adel oder Dritter Stand (Bauern und Bürger)) und beende den Satz. Gehe in deiner Begründung auf mindestens ein Vorrecht und eine Pflicht deines Standes ein.</w:t>
-      </w:r>
-    </w:p>
-    <w:p>
-      <w:pPr>
-        <w:spacing w:after="80" w:before="0"/>
-      </w:pPr>
-      <w:r>
-        <w:rPr>
-          <w:rFonts w:ascii="Calibri" w:cs="Calibri" w:eastAsia="Calibri" w:hAnsi="Calibri"/>
-          <w:b/>
-          <w:bCs/>
-          <w:color w:val="000000"/>
-          <w:sz w:val="24"/>
-          <w:szCs w:val="24"/>
-        </w:rPr>
-        <w:t xml:space="preserve">Ich wähle den Stand: </w:t>
-      </w:r>
-      <w:r>
-        <w:rPr>
-          <w:rFonts w:ascii="Calibri" w:cs="Calibri" w:eastAsia="Calibri" w:hAnsi="Calibri"/>
-          <w:color w:val="000000"/>
-          <w:sz w:val="24"/>
-          <w:szCs w:val="24"/>
-        </w:rPr>
-        <w:t xml:space="preserve">____________________________________</w:t>
-      </w:r>
-    </w:p>
-    <w:p>
-      <w:pPr>
-        <w:spacing w:after="20" w:before="0"/>
-      </w:pPr>
+        <w:t xml:space="preserve">Ein Mitschüler sagt: </w:t>
+      </w:r>
       <w:r>
         <w:rPr>
           <w:rFonts w:ascii="Calibri" w:cs="Calibri" w:eastAsia="Calibri" w:hAnsi="Calibri"/>
@@ -1952,7 +1923,22 @@
           <w:sz w:val="24"/>
           <w:szCs w:val="24"/>
         </w:rPr>
-        <w:t xml:space="preserve">„Im Absolutismus fühle ich mich …</w:t>
+        <w:t xml:space="preserve">„Im Absolutismus war es egal, in welchen Stand man geboren wurde.“</w:t>
+      </w:r>
+    </w:p>
+    <w:p>
+      <w:pPr>
+        <w:keepNext/>
+        <w:spacing w:after="60" w:before="0"/>
+      </w:pPr>
+      <w:r>
+        <w:rPr>
+          <w:rFonts w:ascii="Calibri" w:cs="Calibri" w:eastAsia="Calibri" w:hAnsi="Calibri"/>
+          <w:color w:val="000000"/>
+          <w:sz w:val="24"/>
+          <w:szCs w:val="24"/>
+        </w:rPr>
+        <w:t xml:space="preserve">Nimm Stellung zu dieser Aussage und begründe mit mindestens zwei Argumenten.</w:t>
       </w:r>
     </w:p>
     <w:p>
@@ -1971,6 +1957,163 @@
           <w:szCs w:val="24"/>
         </w:rPr>
         <w:t xml:space="preserve">	</w:t>
+      </w:r>
+    </w:p>
+    <w:p>
+      <w:pPr>
+        <w:keepNext/>
+        <w:tabs>
+          <w:tab w:val="right" w:pos="10200" w:leader="underscore"/>
+        </w:tabs>
+        <w:spacing w:after="0" w:before="0" w:line="480"/>
+      </w:pPr>
+      <w:r>
+        <w:rPr>
+          <w:rFonts w:ascii="Calibri" w:cs="Calibri" w:eastAsia="Calibri" w:hAnsi="Calibri"/>
+          <w:color w:val="9AA5C0"/>
+          <w:sz w:val="24"/>
+          <w:szCs w:val="24"/>
+        </w:rPr>
+        <w:t xml:space="preserve">	</w:t>
+      </w:r>
+    </w:p>
+    <w:p>
+      <w:pPr>
+        <w:keepNext/>
+        <w:tabs>
+          <w:tab w:val="right" w:pos="10200" w:leader="underscore"/>
+        </w:tabs>
+        <w:spacing w:after="0" w:before="0" w:line="480"/>
+      </w:pPr>
+      <w:r>
+        <w:rPr>
+          <w:rFonts w:ascii="Calibri" w:cs="Calibri" w:eastAsia="Calibri" w:hAnsi="Calibri"/>
+          <w:color w:val="9AA5C0"/>
+          <w:sz w:val="24"/>
+          <w:szCs w:val="24"/>
+        </w:rPr>
+        <w:t xml:space="preserve">	</w:t>
+      </w:r>
+    </w:p>
+    <w:p>
+      <w:pPr>
+        <w:keepNext/>
+        <w:tabs>
+          <w:tab w:val="right" w:pos="10200" w:leader="underscore"/>
+        </w:tabs>
+        <w:spacing w:after="0" w:before="0" w:line="480"/>
+      </w:pPr>
+      <w:r>
+        <w:rPr>
+          <w:rFonts w:ascii="Calibri" w:cs="Calibri" w:eastAsia="Calibri" w:hAnsi="Calibri"/>
+          <w:color w:val="9AA5C0"/>
+          <w:sz w:val="24"/>
+          <w:szCs w:val="24"/>
+        </w:rPr>
+        <w:t xml:space="preserve">	</w:t>
+      </w:r>
+    </w:p>
+    <w:p>
+      <w:pPr>
+        <w:keepNext/>
+        <w:tabs>
+          <w:tab w:val="right" w:pos="10200" w:leader="underscore"/>
+        </w:tabs>
+        <w:spacing w:after="0" w:before="0" w:line="480"/>
+      </w:pPr>
+      <w:r>
+        <w:rPr>
+          <w:rFonts w:ascii="Calibri" w:cs="Calibri" w:eastAsia="Calibri" w:hAnsi="Calibri"/>
+          <w:color w:val="9AA5C0"/>
+          <w:sz w:val="24"/>
+          <w:szCs w:val="24"/>
+        </w:rPr>
+        <w:t xml:space="preserve">	</w:t>
+      </w:r>
+    </w:p>
+    <w:p>
+      <w:pPr>
+        <w:keepNext/>
+        <w:tabs>
+          <w:tab w:val="right" w:pos="10200" w:leader="underscore"/>
+        </w:tabs>
+        <w:spacing w:after="0" w:before="0" w:line="480"/>
+      </w:pPr>
+      <w:r>
+        <w:rPr>
+          <w:rFonts w:ascii="Calibri" w:cs="Calibri" w:eastAsia="Calibri" w:hAnsi="Calibri"/>
+          <w:color w:val="9AA5C0"/>
+          <w:sz w:val="24"/>
+          <w:szCs w:val="24"/>
+        </w:rPr>
+        <w:t xml:space="preserve">	</w:t>
+      </w:r>
+    </w:p>
+    <w:p>
+      <w:pPr>
+        <w:keepNext/>
+        <w:spacing w:after="100" w:before="240"/>
+      </w:pPr>
+      <w:r>
+        <w:rPr>
+          <w:rFonts w:ascii="Cambria" w:cs="Cambria" w:eastAsia="Cambria" w:hAnsi="Cambria"/>
+          <w:b/>
+          <w:bCs/>
+          <w:color w:val="C98A1E"/>
+          <w:sz w:val="28"/>
+          <w:szCs w:val="28"/>
+        </w:rPr>
+        <w:t xml:space="preserve">Zusatzaufgabe  </w:t>
+      </w:r>
+      <w:r>
+        <w:rPr>
+          <w:rFonts w:ascii="Calibri" w:cs="Calibri" w:eastAsia="Calibri" w:hAnsi="Calibri"/>
+          <w:color w:val="5B6B8C"/>
+          <w:sz w:val="22"/>
+          <w:szCs w:val="22"/>
+        </w:rPr>
+        <w:t xml:space="preserve">(3 Zusatzpunkte)</w:t>
+      </w:r>
+    </w:p>
+    <w:p>
+      <w:pPr>
+        <w:keepNext/>
+        <w:spacing w:after="40" w:before="0"/>
+      </w:pPr>
+      <w:r>
+        <w:rPr>
+          <w:rFonts w:ascii="Calibri" w:cs="Calibri" w:eastAsia="Calibri" w:hAnsi="Calibri"/>
+          <w:color w:val="000000"/>
+          <w:sz w:val="24"/>
+          <w:szCs w:val="24"/>
+        </w:rPr>
+        <w:t xml:space="preserve">Ludwig XIV. soll gesagt haben: </w:t>
+      </w:r>
+      <w:r>
+        <w:rPr>
+          <w:rFonts w:ascii="Calibri" w:cs="Calibri" w:eastAsia="Calibri" w:hAnsi="Calibri"/>
+          <w:i/>
+          <w:iCs/>
+          <w:color w:val="000000"/>
+          <w:sz w:val="24"/>
+          <w:szCs w:val="24"/>
+        </w:rPr>
+        <w:t xml:space="preserve">„Der Staat bin ich.“</w:t>
+      </w:r>
+    </w:p>
+    <w:p>
+      <w:pPr>
+        <w:keepNext/>
+        <w:spacing w:after="60" w:before="0"/>
+      </w:pPr>
+      <w:r>
+        <w:rPr>
+          <w:rFonts w:ascii="Calibri" w:cs="Calibri" w:eastAsia="Calibri" w:hAnsi="Calibri"/>
+          <w:color w:val="000000"/>
+          <w:sz w:val="24"/>
+          <w:szCs w:val="24"/>
+        </w:rPr>
+        <w:t xml:space="preserve">Erkläre den Satz mit Bezug auf den Absolutismus und zwei Säulen seiner Herrschaft.</w:t>
       </w:r>
     </w:p>
     <w:p>

--- a/Geschichte_8/Test_Staendegesellschaft_Absolutismus/Test_Staendegesellschaft_Absolutismus.docx
+++ b/Geschichte_8/Test_Staendegesellschaft_Absolutismus/Test_Staendegesellschaft_Absolutismus.docx
@@ -47,9 +47,9 @@
         </w:tblBorders>
       </w:tblPr>
       <w:tblGrid>
-        <w:gridCol w:w="5400"/>
+        <w:gridCol w:w="4800"/>
         <w:gridCol w:w="2400"/>
-        <w:gridCol w:w="2406"/>
+        <w:gridCol w:w="3006"/>
       </w:tblGrid>
       <w:tr>
         <w:trPr>
@@ -57,7 +57,7 @@
         </w:trPr>
         <w:tc>
           <w:tcPr>
-            <w:tcW w:type="dxa" w:w="5400"/>
+            <w:tcW w:type="dxa" w:w="4800"/>
             <w:tcBorders>
               <w:top w:val="single" w:color="8A96B5" w:sz="6"/>
               <w:left w:val="single" w:color="8A96B5" w:sz="6"/>
@@ -121,7 +121,7 @@
         </w:tc>
         <w:tc>
           <w:tcPr>
-            <w:tcW w:type="dxa" w:w="2406"/>
+            <w:tcW w:type="dxa" w:w="3006"/>
             <w:tcBorders>
               <w:top w:val="single" w:color="8A96B5" w:sz="6"/>
               <w:left w:val="single" w:color="8A96B5" w:sz="6"/>
@@ -147,7 +147,7 @@
                 <w:sz w:val="22"/>
                 <w:szCs w:val="22"/>
               </w:rPr>
-              <w:t xml:space="preserve">Punkte:       / 28 (+3)</w:t>
+              <w:t xml:space="preserve">Punkte:        / 30 (+1)</w:t>
             </w:r>
           </w:p>
         </w:tc>
@@ -166,7 +166,7 @@
           <w:sz w:val="22"/>
           <w:szCs w:val="22"/>
         </w:rPr>
-        <w:t xml:space="preserve">Arbeitszeit: 30 Minuten. Schreibe in ganzen Sätzen und verwende Fachbegriffe.</w:t>
+        <w:t xml:space="preserve">Arbeitszeit: 35 Minuten. Schreibe in ganzen Sätzen und verwende Fachbegriffe.</w:t>
       </w:r>
     </w:p>
     <w:p>
@@ -203,11 +203,12 @@
           <w:sz w:val="22"/>
           <w:szCs w:val="22"/>
         </w:rPr>
-        <w:t xml:space="preserve">   (4 Punkte)</w:t>
-      </w:r>
-    </w:p>
-    <w:p>
-      <w:pPr>
+        <w:t xml:space="preserve">   (3 Punkte)</w:t>
+      </w:r>
+    </w:p>
+    <w:p>
+      <w:pPr>
+        <w:keepNext/>
         <w:spacing w:after="40" w:before="0"/>
       </w:pPr>
       <w:r>
@@ -287,6 +288,7 @@
     </w:p>
     <w:p>
       <w:pPr>
+        <w:keepNext/>
         <w:spacing w:after="60" w:before="100"/>
       </w:pPr>
       <w:r>
@@ -323,10 +325,10 @@
         </w:tblBorders>
       </w:tblPr>
       <w:tblGrid>
-        <w:gridCol w:w="5600"/>
+        <w:gridCol w:w="4400"/>
+        <w:gridCol w:w="1100"/>
         <w:gridCol w:w="1300"/>
-        <w:gridCol w:w="1300"/>
-        <w:gridCol w:w="2006"/>
+        <w:gridCol w:w="3406"/>
       </w:tblGrid>
       <w:tr>
         <w:trPr>
@@ -334,7 +336,7 @@
         </w:trPr>
         <w:tc>
           <w:tcPr>
-            <w:tcW w:type="dxa" w:w="5600"/>
+            <w:tcW w:type="dxa" w:w="4400"/>
             <w:tcBorders>
               <w:top w:val="single" w:color="8A96B5" w:sz="6"/>
               <w:left w:val="single" w:color="8A96B5" w:sz="6"/>
@@ -370,7 +372,7 @@
         </w:tc>
         <w:tc>
           <w:tcPr>
-            <w:tcW w:type="dxa" w:w="1300"/>
+            <w:tcW w:type="dxa" w:w="1100"/>
             <w:tcBorders>
               <w:top w:val="single" w:color="8A96B5" w:sz="6"/>
               <w:left w:val="single" w:color="8A96B5" w:sz="6"/>
@@ -442,7 +444,7 @@
         </w:tc>
         <w:tc>
           <w:tcPr>
-            <w:tcW w:type="dxa" w:w="2006"/>
+            <w:tcW w:type="dxa" w:w="3406"/>
             <w:tcBorders>
               <w:top w:val="single" w:color="8A96B5" w:sz="6"/>
               <w:left w:val="single" w:color="8A96B5" w:sz="6"/>
@@ -480,43 +482,43 @@
       <w:tr>
         <w:trPr>
           <w:cantSplit/>
-          <w:trHeight w:val="1000" w:hRule="atLeast"/>
+          <w:trHeight w:val="1100" w:hRule="atLeast"/>
         </w:trPr>
         <w:tc>
           <w:tcPr>
-            <w:tcW w:type="dxa" w:w="5600"/>
-            <w:tcBorders>
-              <w:top w:val="single" w:color="8A96B5" w:sz="6"/>
-              <w:left w:val="single" w:color="8A96B5" w:sz="6"/>
-              <w:bottom w:val="single" w:color="8A96B5" w:sz="6"/>
-              <w:right w:val="single" w:color="8A96B5" w:sz="6"/>
-            </w:tcBorders>
-            <w:tcMar>
-              <w:top w:type="dxa" w:w="80"/>
-              <w:left w:type="dxa" w:w="120"/>
-              <w:bottom w:type="dxa" w:w="80"/>
-              <w:right w:type="dxa" w:w="120"/>
-            </w:tcMar>
-            <w:vAlign w:val="center"/>
-          </w:tcPr>
-          <w:p>
-            <w:pPr>
-              <w:spacing w:after="0" w:before="0"/>
-            </w:pPr>
-            <w:r>
-              <w:rPr>
-                <w:rFonts w:ascii="Calibri" w:cs="Calibri" w:eastAsia="Calibri" w:hAnsi="Calibri"/>
-                <w:color w:val="000000"/>
-                <w:sz w:val="22"/>
-                <w:szCs w:val="22"/>
-              </w:rPr>
-              <w:t xml:space="preserve">Der König erlässt und ändert Gesetze, ohne jemanden zu fragen.</w:t>
-            </w:r>
-          </w:p>
-        </w:tc>
-        <w:tc>
-          <w:tcPr>
-            <w:tcW w:type="dxa" w:w="1300"/>
+            <w:tcW w:type="dxa" w:w="4400"/>
+            <w:tcBorders>
+              <w:top w:val="single" w:color="8A96B5" w:sz="6"/>
+              <w:left w:val="single" w:color="8A96B5" w:sz="6"/>
+              <w:bottom w:val="single" w:color="8A96B5" w:sz="6"/>
+              <w:right w:val="single" w:color="8A96B5" w:sz="6"/>
+            </w:tcBorders>
+            <w:tcMar>
+              <w:top w:type="dxa" w:w="80"/>
+              <w:left w:type="dxa" w:w="120"/>
+              <w:bottom w:type="dxa" w:w="80"/>
+              <w:right w:type="dxa" w:w="120"/>
+            </w:tcMar>
+            <w:vAlign w:val="center"/>
+          </w:tcPr>
+          <w:p>
+            <w:pPr>
+              <w:spacing w:after="0" w:before="0"/>
+            </w:pPr>
+            <w:r>
+              <w:rPr>
+                <w:rFonts w:ascii="Calibri" w:cs="Calibri" w:eastAsia="Calibri" w:hAnsi="Calibri"/>
+                <w:color w:val="000000"/>
+                <w:sz w:val="22"/>
+                <w:szCs w:val="22"/>
+              </w:rPr>
+              <w:t xml:space="preserve">Ein Parlament muss jeder Steuererhöhung des Königs zustimmen.</w:t>
+            </w:r>
+          </w:p>
+        </w:tc>
+        <w:tc>
+          <w:tcPr>
+            <w:tcW w:type="dxa" w:w="1100"/>
             <w:tcBorders>
               <w:top w:val="single" w:color="8A96B5" w:sz="6"/>
               <w:left w:val="single" w:color="8A96B5" w:sz="6"/>
@@ -582,143 +584,7 @@
         </w:tc>
         <w:tc>
           <w:tcPr>
-            <w:tcW w:type="dxa" w:w="2006"/>
-            <w:tcBorders>
-              <w:top w:val="single" w:color="8A96B5" w:sz="6"/>
-              <w:left w:val="single" w:color="8A96B5" w:sz="6"/>
-              <w:bottom w:val="single" w:color="8A96B5" w:sz="6"/>
-              <w:right w:val="single" w:color="8A96B5" w:sz="6"/>
-            </w:tcBorders>
-            <w:tcMar>
-              <w:top w:type="dxa" w:w="80"/>
-              <w:left w:type="dxa" w:w="120"/>
-              <w:bottom w:type="dxa" w:w="80"/>
-              <w:right w:type="dxa" w:w="120"/>
-            </w:tcMar>
-            <w:vAlign w:val="center"/>
-          </w:tcPr>
-          <w:p>
-            <w:pPr>
-              <w:spacing w:after="0" w:before="0"/>
-            </w:pPr>
-            <w:r>
-              <w:rPr>
-                <w:rFonts w:ascii="Calibri" w:cs="Calibri" w:eastAsia="Calibri" w:hAnsi="Calibri"/>
-                <w:color w:val="000000"/>
-                <w:sz w:val="24"/>
-                <w:szCs w:val="24"/>
-              </w:rPr>
-              <w:t xml:space="preserve"/>
-            </w:r>
-          </w:p>
-        </w:tc>
-      </w:tr>
-      <w:tr>
-        <w:trPr>
-          <w:cantSplit/>
-          <w:trHeight w:val="1000" w:hRule="atLeast"/>
-        </w:trPr>
-        <w:tc>
-          <w:tcPr>
-            <w:tcW w:type="dxa" w:w="5600"/>
-            <w:tcBorders>
-              <w:top w:val="single" w:color="8A96B5" w:sz="6"/>
-              <w:left w:val="single" w:color="8A96B5" w:sz="6"/>
-              <w:bottom w:val="single" w:color="8A96B5" w:sz="6"/>
-              <w:right w:val="single" w:color="8A96B5" w:sz="6"/>
-            </w:tcBorders>
-            <w:tcMar>
-              <w:top w:type="dxa" w:w="80"/>
-              <w:left w:type="dxa" w:w="120"/>
-              <w:bottom w:type="dxa" w:w="80"/>
-              <w:right w:type="dxa" w:w="120"/>
-            </w:tcMar>
-            <w:vAlign w:val="center"/>
-          </w:tcPr>
-          <w:p>
-            <w:pPr>
-              <w:spacing w:after="0" w:before="0"/>
-            </w:pPr>
-            <w:r>
-              <w:rPr>
-                <w:rFonts w:ascii="Calibri" w:cs="Calibri" w:eastAsia="Calibri" w:hAnsi="Calibri"/>
-                <w:color w:val="000000"/>
-                <w:sz w:val="22"/>
-                <w:szCs w:val="22"/>
-              </w:rPr>
-              <w:t xml:space="preserve">Ein Parlament muss jeder Steuererhöhung des Königs zustimmen.</w:t>
-            </w:r>
-          </w:p>
-        </w:tc>
-        <w:tc>
-          <w:tcPr>
-            <w:tcW w:type="dxa" w:w="1300"/>
-            <w:tcBorders>
-              <w:top w:val="single" w:color="8A96B5" w:sz="6"/>
-              <w:left w:val="single" w:color="8A96B5" w:sz="6"/>
-              <w:bottom w:val="single" w:color="8A96B5" w:sz="6"/>
-              <w:right w:val="single" w:color="8A96B5" w:sz="6"/>
-            </w:tcBorders>
-            <w:tcMar>
-              <w:top w:type="dxa" w:w="80"/>
-              <w:left w:type="dxa" w:w="120"/>
-              <w:bottom w:type="dxa" w:w="80"/>
-              <w:right w:type="dxa" w:w="120"/>
-            </w:tcMar>
-            <w:vAlign w:val="center"/>
-          </w:tcPr>
-          <w:p>
-            <w:pPr>
-              <w:spacing w:after="0" w:before="0"/>
-              <w:jc w:val="center"/>
-            </w:pPr>
-            <w:r>
-              <w:rPr>
-                <w:rFonts w:ascii="Calibri" w:cs="Calibri" w:eastAsia="Calibri" w:hAnsi="Calibri"/>
-                <w:color w:val="000000"/>
-                <w:sz w:val="28"/>
-                <w:szCs w:val="28"/>
-              </w:rPr>
-              <w:t xml:space="preserve">☐</w:t>
-            </w:r>
-          </w:p>
-        </w:tc>
-        <w:tc>
-          <w:tcPr>
-            <w:tcW w:type="dxa" w:w="1300"/>
-            <w:tcBorders>
-              <w:top w:val="single" w:color="8A96B5" w:sz="6"/>
-              <w:left w:val="single" w:color="8A96B5" w:sz="6"/>
-              <w:bottom w:val="single" w:color="8A96B5" w:sz="6"/>
-              <w:right w:val="single" w:color="8A96B5" w:sz="6"/>
-            </w:tcBorders>
-            <w:tcMar>
-              <w:top w:type="dxa" w:w="80"/>
-              <w:left w:type="dxa" w:w="120"/>
-              <w:bottom w:type="dxa" w:w="80"/>
-              <w:right w:type="dxa" w:w="120"/>
-            </w:tcMar>
-            <w:vAlign w:val="center"/>
-          </w:tcPr>
-          <w:p>
-            <w:pPr>
-              <w:spacing w:after="0" w:before="0"/>
-              <w:jc w:val="center"/>
-            </w:pPr>
-            <w:r>
-              <w:rPr>
-                <w:rFonts w:ascii="Calibri" w:cs="Calibri" w:eastAsia="Calibri" w:hAnsi="Calibri"/>
-                <w:color w:val="000000"/>
-                <w:sz w:val="28"/>
-                <w:szCs w:val="28"/>
-              </w:rPr>
-              <w:t xml:space="preserve">☐</w:t>
-            </w:r>
-          </w:p>
-        </w:tc>
-        <w:tc>
-          <w:tcPr>
-            <w:tcW w:type="dxa" w:w="2006"/>
+            <w:tcW w:type="dxa" w:w="3406"/>
             <w:tcBorders>
               <w:top w:val="single" w:color="8A96B5" w:sz="6"/>
               <w:left w:val="single" w:color="8A96B5" w:sz="6"/>
@@ -784,784 +650,13 @@
           <w:sz w:val="22"/>
           <w:szCs w:val="22"/>
         </w:rPr>
-        <w:t xml:space="preserve">   (9 Punkte)</w:t>
-      </w:r>
-    </w:p>
-    <w:p>
-      <w:pPr>
-        <w:spacing w:after="80" w:before="0"/>
-      </w:pPr>
-      <w:r>
-        <w:rPr>
-          <w:rFonts w:ascii="Calibri" w:cs="Calibri" w:eastAsia="Calibri" w:hAnsi="Calibri"/>
-          <w:color w:val="000000"/>
-          <w:sz w:val="24"/>
-          <w:szCs w:val="24"/>
-        </w:rPr>
-        <w:t xml:space="preserve">Ergänze die Tabelle: ungefähre Anzahl, ein Vorrecht (oder „keine“) und eine Pflicht des Standes.</w:t>
-      </w:r>
-    </w:p>
-    <w:tbl>
-      <w:tblPr>
-        <w:tblW w:type="dxa" w:w="10206"/>
-        <w:tblBorders>
-          <w:top w:val="single" w:color="auto" w:sz="4"/>
-          <w:left w:val="single" w:color="auto" w:sz="4"/>
-          <w:bottom w:val="single" w:color="auto" w:sz="4"/>
-          <w:right w:val="single" w:color="auto" w:sz="4"/>
-          <w:insideH w:val="single" w:color="auto" w:sz="4"/>
-          <w:insideV w:val="single" w:color="auto" w:sz="4"/>
-        </w:tblBorders>
-      </w:tblPr>
-      <w:tblGrid>
-        <w:gridCol w:w="2600"/>
-        <w:gridCol w:w="1700"/>
-        <w:gridCol w:w="3000"/>
-        <w:gridCol w:w="2906"/>
-      </w:tblGrid>
-      <w:tr>
-        <w:trPr>
-          <w:cantSplit/>
-        </w:trPr>
-        <w:tc>
-          <w:tcPr>
-            <w:tcW w:type="dxa" w:w="2600"/>
-            <w:tcBorders>
-              <w:top w:val="single" w:color="8A96B5" w:sz="6"/>
-              <w:left w:val="single" w:color="8A96B5" w:sz="6"/>
-              <w:bottom w:val="single" w:color="8A96B5" w:sz="6"/>
-              <w:right w:val="single" w:color="8A96B5" w:sz="6"/>
-            </w:tcBorders>
-            <w:shd w:fill="1E2761" w:color="auto" w:val="clear"/>
-            <w:tcMar>
-              <w:top w:type="dxa" w:w="80"/>
-              <w:left w:type="dxa" w:w="120"/>
-              <w:bottom w:type="dxa" w:w="80"/>
-              <w:right w:type="dxa" w:w="120"/>
-            </w:tcMar>
-            <w:vAlign w:val="center"/>
-          </w:tcPr>
-          <w:p>
-            <w:pPr>
-              <w:spacing w:after="0" w:before="0"/>
-              <w:jc w:val="center"/>
-            </w:pPr>
-            <w:r>
-              <w:rPr>
-                <w:rFonts w:ascii="Calibri" w:cs="Calibri" w:eastAsia="Calibri" w:hAnsi="Calibri"/>
-                <w:b/>
-                <w:bCs/>
-                <w:color w:val="FFFFFF"/>
-                <w:sz w:val="22"/>
-                <w:szCs w:val="22"/>
-              </w:rPr>
-              <w:t xml:space="preserve">Stand</w:t>
-            </w:r>
-          </w:p>
-        </w:tc>
-        <w:tc>
-          <w:tcPr>
-            <w:tcW w:type="dxa" w:w="1700"/>
-            <w:tcBorders>
-              <w:top w:val="single" w:color="8A96B5" w:sz="6"/>
-              <w:left w:val="single" w:color="8A96B5" w:sz="6"/>
-              <w:bottom w:val="single" w:color="8A96B5" w:sz="6"/>
-              <w:right w:val="single" w:color="8A96B5" w:sz="6"/>
-            </w:tcBorders>
-            <w:shd w:fill="1E2761" w:color="auto" w:val="clear"/>
-            <w:tcMar>
-              <w:top w:type="dxa" w:w="80"/>
-              <w:left w:type="dxa" w:w="120"/>
-              <w:bottom w:type="dxa" w:w="80"/>
-              <w:right w:type="dxa" w:w="120"/>
-            </w:tcMar>
-            <w:vAlign w:val="center"/>
-          </w:tcPr>
-          <w:p>
-            <w:pPr>
-              <w:spacing w:after="0" w:before="0"/>
-              <w:jc w:val="center"/>
-            </w:pPr>
-            <w:r>
-              <w:rPr>
-                <w:rFonts w:ascii="Calibri" w:cs="Calibri" w:eastAsia="Calibri" w:hAnsi="Calibri"/>
-                <w:b/>
-                <w:bCs/>
-                <w:color w:val="FFFFFF"/>
-                <w:sz w:val="22"/>
-                <w:szCs w:val="22"/>
-              </w:rPr>
-              <w:t xml:space="preserve">Anzahl</w:t>
-            </w:r>
-          </w:p>
-        </w:tc>
-        <w:tc>
-          <w:tcPr>
-            <w:tcW w:type="dxa" w:w="3000"/>
-            <w:tcBorders>
-              <w:top w:val="single" w:color="8A96B5" w:sz="6"/>
-              <w:left w:val="single" w:color="8A96B5" w:sz="6"/>
-              <w:bottom w:val="single" w:color="8A96B5" w:sz="6"/>
-              <w:right w:val="single" w:color="8A96B5" w:sz="6"/>
-            </w:tcBorders>
-            <w:shd w:fill="1E2761" w:color="auto" w:val="clear"/>
-            <w:tcMar>
-              <w:top w:type="dxa" w:w="80"/>
-              <w:left w:type="dxa" w:w="120"/>
-              <w:bottom w:type="dxa" w:w="80"/>
-              <w:right w:type="dxa" w:w="120"/>
-            </w:tcMar>
-            <w:vAlign w:val="center"/>
-          </w:tcPr>
-          <w:p>
-            <w:pPr>
-              <w:spacing w:after="0" w:before="0"/>
-              <w:jc w:val="center"/>
-            </w:pPr>
-            <w:r>
-              <w:rPr>
-                <w:rFonts w:ascii="Calibri" w:cs="Calibri" w:eastAsia="Calibri" w:hAnsi="Calibri"/>
-                <w:b/>
-                <w:bCs/>
-                <w:color w:val="FFFFFF"/>
-                <w:sz w:val="22"/>
-                <w:szCs w:val="22"/>
-              </w:rPr>
-              <w:t xml:space="preserve">ein Vorrecht</w:t>
-            </w:r>
-          </w:p>
-        </w:tc>
-        <w:tc>
-          <w:tcPr>
-            <w:tcW w:type="dxa" w:w="2906"/>
-            <w:tcBorders>
-              <w:top w:val="single" w:color="8A96B5" w:sz="6"/>
-              <w:left w:val="single" w:color="8A96B5" w:sz="6"/>
-              <w:bottom w:val="single" w:color="8A96B5" w:sz="6"/>
-              <w:right w:val="single" w:color="8A96B5" w:sz="6"/>
-            </w:tcBorders>
-            <w:shd w:fill="1E2761" w:color="auto" w:val="clear"/>
-            <w:tcMar>
-              <w:top w:type="dxa" w:w="80"/>
-              <w:left w:type="dxa" w:w="120"/>
-              <w:bottom w:type="dxa" w:w="80"/>
-              <w:right w:type="dxa" w:w="120"/>
-            </w:tcMar>
-            <w:vAlign w:val="center"/>
-          </w:tcPr>
-          <w:p>
-            <w:pPr>
-              <w:spacing w:after="0" w:before="0"/>
-              <w:jc w:val="center"/>
-            </w:pPr>
-            <w:r>
-              <w:rPr>
-                <w:rFonts w:ascii="Calibri" w:cs="Calibri" w:eastAsia="Calibri" w:hAnsi="Calibri"/>
-                <w:b/>
-                <w:bCs/>
-                <w:color w:val="FFFFFF"/>
-                <w:sz w:val="22"/>
-                <w:szCs w:val="22"/>
-              </w:rPr>
-              <w:t xml:space="preserve">eine Pflicht</w:t>
-            </w:r>
-          </w:p>
-        </w:tc>
-      </w:tr>
-      <w:tr>
-        <w:trPr>
-          <w:cantSplit/>
-          <w:trHeight w:val="1100" w:hRule="atLeast"/>
-        </w:trPr>
-        <w:tc>
-          <w:tcPr>
-            <w:tcW w:type="dxa" w:w="2600"/>
-            <w:tcBorders>
-              <w:top w:val="single" w:color="8A96B5" w:sz="6"/>
-              <w:left w:val="single" w:color="8A96B5" w:sz="6"/>
-              <w:bottom w:val="single" w:color="8A96B5" w:sz="6"/>
-              <w:right w:val="single" w:color="8A96B5" w:sz="6"/>
-            </w:tcBorders>
-            <w:shd w:fill="F4F7FD" w:color="auto" w:val="clear"/>
-            <w:tcMar>
-              <w:top w:type="dxa" w:w="80"/>
-              <w:left w:type="dxa" w:w="120"/>
-              <w:bottom w:type="dxa" w:w="80"/>
-              <w:right w:type="dxa" w:w="120"/>
-            </w:tcMar>
-            <w:vAlign w:val="center"/>
-          </w:tcPr>
-          <w:p>
-            <w:pPr>
-              <w:spacing w:after="0" w:before="0"/>
-            </w:pPr>
-            <w:r>
-              <w:rPr>
-                <w:rFonts w:ascii="Calibri" w:cs="Calibri" w:eastAsia="Calibri" w:hAnsi="Calibri"/>
-                <w:b/>
-                <w:bCs/>
-                <w:color w:val="000000"/>
-                <w:sz w:val="22"/>
-                <w:szCs w:val="22"/>
-              </w:rPr>
-              <w:t xml:space="preserve">Klerus</w:t>
-            </w:r>
-          </w:p>
-        </w:tc>
-        <w:tc>
-          <w:tcPr>
-            <w:tcW w:type="dxa" w:w="1700"/>
-            <w:tcBorders>
-              <w:top w:val="single" w:color="8A96B5" w:sz="6"/>
-              <w:left w:val="single" w:color="8A96B5" w:sz="6"/>
-              <w:bottom w:val="single" w:color="8A96B5" w:sz="6"/>
-              <w:right w:val="single" w:color="8A96B5" w:sz="6"/>
-            </w:tcBorders>
-            <w:tcMar>
-              <w:top w:type="dxa" w:w="80"/>
-              <w:left w:type="dxa" w:w="120"/>
-              <w:bottom w:type="dxa" w:w="80"/>
-              <w:right w:type="dxa" w:w="120"/>
-            </w:tcMar>
-            <w:vAlign w:val="center"/>
-          </w:tcPr>
-          <w:p>
-            <w:pPr>
-              <w:spacing w:after="0" w:before="0"/>
-            </w:pPr>
-            <w:r>
-              <w:rPr>
-                <w:rFonts w:ascii="Calibri" w:cs="Calibri" w:eastAsia="Calibri" w:hAnsi="Calibri"/>
-                <w:color w:val="000000"/>
-                <w:sz w:val="24"/>
-                <w:szCs w:val="24"/>
-              </w:rPr>
-              <w:t xml:space="preserve"/>
-            </w:r>
-          </w:p>
-        </w:tc>
-        <w:tc>
-          <w:tcPr>
-            <w:tcW w:type="dxa" w:w="3000"/>
-            <w:tcBorders>
-              <w:top w:val="single" w:color="8A96B5" w:sz="6"/>
-              <w:left w:val="single" w:color="8A96B5" w:sz="6"/>
-              <w:bottom w:val="single" w:color="8A96B5" w:sz="6"/>
-              <w:right w:val="single" w:color="8A96B5" w:sz="6"/>
-            </w:tcBorders>
-            <w:tcMar>
-              <w:top w:type="dxa" w:w="80"/>
-              <w:left w:type="dxa" w:w="120"/>
-              <w:bottom w:type="dxa" w:w="80"/>
-              <w:right w:type="dxa" w:w="120"/>
-            </w:tcMar>
-            <w:vAlign w:val="center"/>
-          </w:tcPr>
-          <w:p>
-            <w:pPr>
-              <w:spacing w:after="0" w:before="0"/>
-            </w:pPr>
-            <w:r>
-              <w:rPr>
-                <w:rFonts w:ascii="Calibri" w:cs="Calibri" w:eastAsia="Calibri" w:hAnsi="Calibri"/>
-                <w:color w:val="000000"/>
-                <w:sz w:val="24"/>
-                <w:szCs w:val="24"/>
-              </w:rPr>
-              <w:t xml:space="preserve"/>
-            </w:r>
-          </w:p>
-        </w:tc>
-        <w:tc>
-          <w:tcPr>
-            <w:tcW w:type="dxa" w:w="2906"/>
-            <w:tcBorders>
-              <w:top w:val="single" w:color="8A96B5" w:sz="6"/>
-              <w:left w:val="single" w:color="8A96B5" w:sz="6"/>
-              <w:bottom w:val="single" w:color="8A96B5" w:sz="6"/>
-              <w:right w:val="single" w:color="8A96B5" w:sz="6"/>
-            </w:tcBorders>
-            <w:tcMar>
-              <w:top w:type="dxa" w:w="80"/>
-              <w:left w:type="dxa" w:w="120"/>
-              <w:bottom w:type="dxa" w:w="80"/>
-              <w:right w:type="dxa" w:w="120"/>
-            </w:tcMar>
-            <w:vAlign w:val="center"/>
-          </w:tcPr>
-          <w:p>
-            <w:pPr>
-              <w:spacing w:after="0" w:before="0"/>
-            </w:pPr>
-            <w:r>
-              <w:rPr>
-                <w:rFonts w:ascii="Calibri" w:cs="Calibri" w:eastAsia="Calibri" w:hAnsi="Calibri"/>
-                <w:color w:val="000000"/>
-                <w:sz w:val="24"/>
-                <w:szCs w:val="24"/>
-              </w:rPr>
-              <w:t xml:space="preserve"/>
-            </w:r>
-          </w:p>
-        </w:tc>
-      </w:tr>
-      <w:tr>
-        <w:trPr>
-          <w:cantSplit/>
-          <w:trHeight w:val="1100" w:hRule="atLeast"/>
-        </w:trPr>
-        <w:tc>
-          <w:tcPr>
-            <w:tcW w:type="dxa" w:w="2600"/>
-            <w:tcBorders>
-              <w:top w:val="single" w:color="8A96B5" w:sz="6"/>
-              <w:left w:val="single" w:color="8A96B5" w:sz="6"/>
-              <w:bottom w:val="single" w:color="8A96B5" w:sz="6"/>
-              <w:right w:val="single" w:color="8A96B5" w:sz="6"/>
-            </w:tcBorders>
-            <w:shd w:fill="F4F7FD" w:color="auto" w:val="clear"/>
-            <w:tcMar>
-              <w:top w:type="dxa" w:w="80"/>
-              <w:left w:type="dxa" w:w="120"/>
-              <w:bottom w:type="dxa" w:w="80"/>
-              <w:right w:type="dxa" w:w="120"/>
-            </w:tcMar>
-            <w:vAlign w:val="center"/>
-          </w:tcPr>
-          <w:p>
-            <w:pPr>
-              <w:spacing w:after="0" w:before="0"/>
-            </w:pPr>
-            <w:r>
-              <w:rPr>
-                <w:rFonts w:ascii="Calibri" w:cs="Calibri" w:eastAsia="Calibri" w:hAnsi="Calibri"/>
-                <w:b/>
-                <w:bCs/>
-                <w:color w:val="000000"/>
-                <w:sz w:val="22"/>
-                <w:szCs w:val="22"/>
-              </w:rPr>
-              <w:t xml:space="preserve">Adel</w:t>
-            </w:r>
-          </w:p>
-        </w:tc>
-        <w:tc>
-          <w:tcPr>
-            <w:tcW w:type="dxa" w:w="1700"/>
-            <w:tcBorders>
-              <w:top w:val="single" w:color="8A96B5" w:sz="6"/>
-              <w:left w:val="single" w:color="8A96B5" w:sz="6"/>
-              <w:bottom w:val="single" w:color="8A96B5" w:sz="6"/>
-              <w:right w:val="single" w:color="8A96B5" w:sz="6"/>
-            </w:tcBorders>
-            <w:tcMar>
-              <w:top w:type="dxa" w:w="80"/>
-              <w:left w:type="dxa" w:w="120"/>
-              <w:bottom w:type="dxa" w:w="80"/>
-              <w:right w:type="dxa" w:w="120"/>
-            </w:tcMar>
-            <w:vAlign w:val="center"/>
-          </w:tcPr>
-          <w:p>
-            <w:pPr>
-              <w:spacing w:after="0" w:before="0"/>
-            </w:pPr>
-            <w:r>
-              <w:rPr>
-                <w:rFonts w:ascii="Calibri" w:cs="Calibri" w:eastAsia="Calibri" w:hAnsi="Calibri"/>
-                <w:color w:val="000000"/>
-                <w:sz w:val="24"/>
-                <w:szCs w:val="24"/>
-              </w:rPr>
-              <w:t xml:space="preserve"/>
-            </w:r>
-          </w:p>
-        </w:tc>
-        <w:tc>
-          <w:tcPr>
-            <w:tcW w:type="dxa" w:w="3000"/>
-            <w:tcBorders>
-              <w:top w:val="single" w:color="8A96B5" w:sz="6"/>
-              <w:left w:val="single" w:color="8A96B5" w:sz="6"/>
-              <w:bottom w:val="single" w:color="8A96B5" w:sz="6"/>
-              <w:right w:val="single" w:color="8A96B5" w:sz="6"/>
-            </w:tcBorders>
-            <w:tcMar>
-              <w:top w:type="dxa" w:w="80"/>
-              <w:left w:type="dxa" w:w="120"/>
-              <w:bottom w:type="dxa" w:w="80"/>
-              <w:right w:type="dxa" w:w="120"/>
-            </w:tcMar>
-            <w:vAlign w:val="center"/>
-          </w:tcPr>
-          <w:p>
-            <w:pPr>
-              <w:spacing w:after="0" w:before="0"/>
-            </w:pPr>
-            <w:r>
-              <w:rPr>
-                <w:rFonts w:ascii="Calibri" w:cs="Calibri" w:eastAsia="Calibri" w:hAnsi="Calibri"/>
-                <w:color w:val="000000"/>
-                <w:sz w:val="24"/>
-                <w:szCs w:val="24"/>
-              </w:rPr>
-              <w:t xml:space="preserve"/>
-            </w:r>
-          </w:p>
-        </w:tc>
-        <w:tc>
-          <w:tcPr>
-            <w:tcW w:type="dxa" w:w="2906"/>
-            <w:tcBorders>
-              <w:top w:val="single" w:color="8A96B5" w:sz="6"/>
-              <w:left w:val="single" w:color="8A96B5" w:sz="6"/>
-              <w:bottom w:val="single" w:color="8A96B5" w:sz="6"/>
-              <w:right w:val="single" w:color="8A96B5" w:sz="6"/>
-            </w:tcBorders>
-            <w:tcMar>
-              <w:top w:type="dxa" w:w="80"/>
-              <w:left w:type="dxa" w:w="120"/>
-              <w:bottom w:type="dxa" w:w="80"/>
-              <w:right w:type="dxa" w:w="120"/>
-            </w:tcMar>
-            <w:vAlign w:val="center"/>
-          </w:tcPr>
-          <w:p>
-            <w:pPr>
-              <w:spacing w:after="0" w:before="0"/>
-            </w:pPr>
-            <w:r>
-              <w:rPr>
-                <w:rFonts w:ascii="Calibri" w:cs="Calibri" w:eastAsia="Calibri" w:hAnsi="Calibri"/>
-                <w:color w:val="000000"/>
-                <w:sz w:val="24"/>
-                <w:szCs w:val="24"/>
-              </w:rPr>
-              <w:t xml:space="preserve"/>
-            </w:r>
-          </w:p>
-        </w:tc>
-      </w:tr>
-      <w:tr>
-        <w:trPr>
-          <w:cantSplit/>
-          <w:trHeight w:val="1100" w:hRule="atLeast"/>
-        </w:trPr>
-        <w:tc>
-          <w:tcPr>
-            <w:tcW w:type="dxa" w:w="2600"/>
-            <w:tcBorders>
-              <w:top w:val="single" w:color="8A96B5" w:sz="6"/>
-              <w:left w:val="single" w:color="8A96B5" w:sz="6"/>
-              <w:bottom w:val="single" w:color="8A96B5" w:sz="6"/>
-              <w:right w:val="single" w:color="8A96B5" w:sz="6"/>
-            </w:tcBorders>
-            <w:shd w:fill="F4F7FD" w:color="auto" w:val="clear"/>
-            <w:tcMar>
-              <w:top w:type="dxa" w:w="80"/>
-              <w:left w:type="dxa" w:w="120"/>
-              <w:bottom w:type="dxa" w:w="80"/>
-              <w:right w:type="dxa" w:w="120"/>
-            </w:tcMar>
-            <w:vAlign w:val="center"/>
-          </w:tcPr>
-          <w:p>
-            <w:pPr>
-              <w:spacing w:after="0" w:before="0"/>
-            </w:pPr>
-            <w:r>
-              <w:rPr>
-                <w:rFonts w:ascii="Calibri" w:cs="Calibri" w:eastAsia="Calibri" w:hAnsi="Calibri"/>
-                <w:b/>
-                <w:bCs/>
-                <w:color w:val="000000"/>
-                <w:sz w:val="22"/>
-                <w:szCs w:val="22"/>
-              </w:rPr>
-              <w:t xml:space="preserve">Dritter Stand (Bauern und Bürger)</w:t>
-            </w:r>
-          </w:p>
-        </w:tc>
-        <w:tc>
-          <w:tcPr>
-            <w:tcW w:type="dxa" w:w="1700"/>
-            <w:tcBorders>
-              <w:top w:val="single" w:color="8A96B5" w:sz="6"/>
-              <w:left w:val="single" w:color="8A96B5" w:sz="6"/>
-              <w:bottom w:val="single" w:color="8A96B5" w:sz="6"/>
-              <w:right w:val="single" w:color="8A96B5" w:sz="6"/>
-            </w:tcBorders>
-            <w:tcMar>
-              <w:top w:type="dxa" w:w="80"/>
-              <w:left w:type="dxa" w:w="120"/>
-              <w:bottom w:type="dxa" w:w="80"/>
-              <w:right w:type="dxa" w:w="120"/>
-            </w:tcMar>
-            <w:vAlign w:val="center"/>
-          </w:tcPr>
-          <w:p>
-            <w:pPr>
-              <w:spacing w:after="0" w:before="0"/>
-            </w:pPr>
-            <w:r>
-              <w:rPr>
-                <w:rFonts w:ascii="Calibri" w:cs="Calibri" w:eastAsia="Calibri" w:hAnsi="Calibri"/>
-                <w:color w:val="000000"/>
-                <w:sz w:val="24"/>
-                <w:szCs w:val="24"/>
-              </w:rPr>
-              <w:t xml:space="preserve"/>
-            </w:r>
-          </w:p>
-        </w:tc>
-        <w:tc>
-          <w:tcPr>
-            <w:tcW w:type="dxa" w:w="3000"/>
-            <w:tcBorders>
-              <w:top w:val="single" w:color="8A96B5" w:sz="6"/>
-              <w:left w:val="single" w:color="8A96B5" w:sz="6"/>
-              <w:bottom w:val="single" w:color="8A96B5" w:sz="6"/>
-              <w:right w:val="single" w:color="8A96B5" w:sz="6"/>
-            </w:tcBorders>
-            <w:tcMar>
-              <w:top w:type="dxa" w:w="80"/>
-              <w:left w:type="dxa" w:w="120"/>
-              <w:bottom w:type="dxa" w:w="80"/>
-              <w:right w:type="dxa" w:w="120"/>
-            </w:tcMar>
-            <w:vAlign w:val="center"/>
-          </w:tcPr>
-          <w:p>
-            <w:pPr>
-              <w:spacing w:after="0" w:before="0"/>
-            </w:pPr>
-            <w:r>
-              <w:rPr>
-                <w:rFonts w:ascii="Calibri" w:cs="Calibri" w:eastAsia="Calibri" w:hAnsi="Calibri"/>
-                <w:color w:val="000000"/>
-                <w:sz w:val="24"/>
-                <w:szCs w:val="24"/>
-              </w:rPr>
-              <w:t xml:space="preserve"/>
-            </w:r>
-          </w:p>
-        </w:tc>
-        <w:tc>
-          <w:tcPr>
-            <w:tcW w:type="dxa" w:w="2906"/>
-            <w:tcBorders>
-              <w:top w:val="single" w:color="8A96B5" w:sz="6"/>
-              <w:left w:val="single" w:color="8A96B5" w:sz="6"/>
-              <w:bottom w:val="single" w:color="8A96B5" w:sz="6"/>
-              <w:right w:val="single" w:color="8A96B5" w:sz="6"/>
-            </w:tcBorders>
-            <w:tcMar>
-              <w:top w:type="dxa" w:w="80"/>
-              <w:left w:type="dxa" w:w="120"/>
-              <w:bottom w:type="dxa" w:w="80"/>
-              <w:right w:type="dxa" w:w="120"/>
-            </w:tcMar>
-            <w:vAlign w:val="center"/>
-          </w:tcPr>
-          <w:p>
-            <w:pPr>
-              <w:spacing w:after="0" w:before="0"/>
-            </w:pPr>
-            <w:r>
-              <w:rPr>
-                <w:rFonts w:ascii="Calibri" w:cs="Calibri" w:eastAsia="Calibri" w:hAnsi="Calibri"/>
-                <w:color w:val="000000"/>
-                <w:sz w:val="24"/>
-                <w:szCs w:val="24"/>
-              </w:rPr>
-              <w:t xml:space="preserve"/>
-            </w:r>
-          </w:p>
-        </w:tc>
-      </w:tr>
-    </w:tbl>
+        <w:t xml:space="preserve">   (7 Punkte)</w:t>
+      </w:r>
+    </w:p>
     <w:p>
       <w:pPr>
         <w:keepNext/>
-        <w:spacing w:after="100" w:before="240"/>
-      </w:pPr>
-      <w:r>
-        <w:rPr>
-          <w:rFonts w:ascii="Cambria" w:cs="Cambria" w:eastAsia="Cambria" w:hAnsi="Cambria"/>
-          <w:b/>
-          <w:bCs/>
-          <w:color w:val="D9534F"/>
-          <w:sz w:val="28"/>
-          <w:szCs w:val="28"/>
-        </w:rPr>
-        <w:t xml:space="preserve">Aufgabe 3  </w:t>
-      </w:r>
-      <w:r>
-        <w:rPr>
-          <w:rFonts w:ascii="Cambria" w:cs="Cambria" w:eastAsia="Cambria" w:hAnsi="Cambria"/>
-          <w:b/>
-          <w:bCs/>
-          <w:color w:val="1E2761"/>
-          <w:sz w:val="28"/>
-          <w:szCs w:val="28"/>
-        </w:rPr>
-        <w:t xml:space="preserve">Mitbestimmung</w:t>
-      </w:r>
-      <w:r>
-        <w:rPr>
-          <w:rFonts w:ascii="Calibri" w:cs="Calibri" w:eastAsia="Calibri" w:hAnsi="Calibri"/>
-          <w:color w:val="5B6B8C"/>
-          <w:sz w:val="22"/>
-          <w:szCs w:val="22"/>
-        </w:rPr>
-        <w:t xml:space="preserve">   (3 Punkte)</w:t>
-      </w:r>
-    </w:p>
-    <w:p>
-      <w:pPr>
-        <w:keepNext/>
-        <w:spacing w:after="60" w:before="0"/>
-      </w:pPr>
-      <w:r>
-        <w:rPr>
-          <w:rFonts w:ascii="Calibri" w:cs="Calibri" w:eastAsia="Calibri" w:hAnsi="Calibri"/>
-          <w:color w:val="000000"/>
-          <w:sz w:val="24"/>
-          <w:szCs w:val="24"/>
-        </w:rPr>
-        <w:t xml:space="preserve">Beschreibe, wer in der Ständegesellschaft politisch mitbestimmen durfte und wer nicht. Nenne außerdem eine Folge für den Dritten Stand (Bauern und Bürger).</w:t>
-      </w:r>
-    </w:p>
-    <w:p>
-      <w:pPr>
-        <w:keepNext/>
-        <w:tabs>
-          <w:tab w:val="right" w:pos="10200" w:leader="underscore"/>
-        </w:tabs>
-        <w:spacing w:after="0" w:before="0" w:line="480"/>
-      </w:pPr>
-      <w:r>
-        <w:rPr>
-          <w:rFonts w:ascii="Calibri" w:cs="Calibri" w:eastAsia="Calibri" w:hAnsi="Calibri"/>
-          <w:color w:val="9AA5C0"/>
-          <w:sz w:val="24"/>
-          <w:szCs w:val="24"/>
-        </w:rPr>
-        <w:t xml:space="preserve">	</w:t>
-      </w:r>
-    </w:p>
-    <w:p>
-      <w:pPr>
-        <w:keepNext/>
-        <w:tabs>
-          <w:tab w:val="right" w:pos="10200" w:leader="underscore"/>
-        </w:tabs>
-        <w:spacing w:after="0" w:before="0" w:line="480"/>
-      </w:pPr>
-      <w:r>
-        <w:rPr>
-          <w:rFonts w:ascii="Calibri" w:cs="Calibri" w:eastAsia="Calibri" w:hAnsi="Calibri"/>
-          <w:color w:val="9AA5C0"/>
-          <w:sz w:val="24"/>
-          <w:szCs w:val="24"/>
-        </w:rPr>
-        <w:t xml:space="preserve">	</w:t>
-      </w:r>
-    </w:p>
-    <w:p>
-      <w:pPr>
-        <w:keepNext/>
-        <w:tabs>
-          <w:tab w:val="right" w:pos="10200" w:leader="underscore"/>
-        </w:tabs>
-        <w:spacing w:after="0" w:before="0" w:line="480"/>
-      </w:pPr>
-      <w:r>
-        <w:rPr>
-          <w:rFonts w:ascii="Calibri" w:cs="Calibri" w:eastAsia="Calibri" w:hAnsi="Calibri"/>
-          <w:color w:val="9AA5C0"/>
-          <w:sz w:val="24"/>
-          <w:szCs w:val="24"/>
-        </w:rPr>
-        <w:t xml:space="preserve">	</w:t>
-      </w:r>
-    </w:p>
-    <w:p>
-      <w:pPr>
-        <w:keepNext/>
-        <w:tabs>
-          <w:tab w:val="right" w:pos="10200" w:leader="underscore"/>
-        </w:tabs>
-        <w:spacing w:after="0" w:before="0" w:line="480"/>
-      </w:pPr>
-      <w:r>
-        <w:rPr>
-          <w:rFonts w:ascii="Calibri" w:cs="Calibri" w:eastAsia="Calibri" w:hAnsi="Calibri"/>
-          <w:color w:val="9AA5C0"/>
-          <w:sz w:val="24"/>
-          <w:szCs w:val="24"/>
-        </w:rPr>
-        <w:t xml:space="preserve">	</w:t>
-      </w:r>
-    </w:p>
-    <w:p>
-      <w:pPr>
-        <w:keepNext/>
-        <w:tabs>
-          <w:tab w:val="right" w:pos="10200" w:leader="underscore"/>
-        </w:tabs>
-        <w:spacing w:after="0" w:before="0" w:line="480"/>
-      </w:pPr>
-      <w:r>
-        <w:rPr>
-          <w:rFonts w:ascii="Calibri" w:cs="Calibri" w:eastAsia="Calibri" w:hAnsi="Calibri"/>
-          <w:color w:val="9AA5C0"/>
-          <w:sz w:val="24"/>
-          <w:szCs w:val="24"/>
-        </w:rPr>
-        <w:t xml:space="preserve">	</w:t>
-      </w:r>
-    </w:p>
-    <w:p>
-      <w:pPr>
-        <w:keepNext/>
-        <w:spacing w:after="100" w:before="240"/>
-      </w:pPr>
-      <w:r>
-        <w:rPr>
-          <w:rFonts w:ascii="Cambria" w:cs="Cambria" w:eastAsia="Cambria" w:hAnsi="Cambria"/>
-          <w:b/>
-          <w:bCs/>
-          <w:color w:val="D9534F"/>
-          <w:sz w:val="28"/>
-          <w:szCs w:val="28"/>
-        </w:rPr>
-        <w:t xml:space="preserve">Aufgabe 4  </w:t>
-      </w:r>
-      <w:r>
-        <w:rPr>
-          <w:rFonts w:ascii="Cambria" w:cs="Cambria" w:eastAsia="Cambria" w:hAnsi="Cambria"/>
-          <w:b/>
-          <w:bCs/>
-          <w:color w:val="1E2761"/>
-          <w:sz w:val="28"/>
-          <w:szCs w:val="28"/>
-        </w:rPr>
-        <w:t xml:space="preserve">Die fünf Säulen</w:t>
-      </w:r>
-      <w:r>
-        <w:rPr>
-          <w:rFonts w:ascii="Calibri" w:cs="Calibri" w:eastAsia="Calibri" w:hAnsi="Calibri"/>
-          <w:color w:val="5B6B8C"/>
-          <w:sz w:val="22"/>
-          <w:szCs w:val="22"/>
-        </w:rPr>
-        <w:t xml:space="preserve">   (8 Punkte)</w:t>
-      </w:r>
-    </w:p>
-    <w:p>
-      <w:pPr>
-        <w:spacing w:after="60" w:before="0"/>
+        <w:spacing w:after="40" w:before="0"/>
       </w:pPr>
       <w:r>
         <w:rPr>
@@ -1581,7 +676,33 @@
           <w:sz w:val="24"/>
           <w:szCs w:val="24"/>
         </w:rPr>
-        <w:t xml:space="preserve">Nenne die fünf Säulen, auf die Ludwig XIV. seine Macht stützte.</w:t>
+        <w:t xml:space="preserve">Trage die ungefähre Anzahl der Menschen in jedem Stand in die Tabelle ein.</w:t>
+      </w:r>
+    </w:p>
+    <w:p>
+      <w:pPr>
+        <w:keepNext/>
+        <w:spacing w:after="80" w:before="0"/>
+      </w:pPr>
+      <w:r>
+        <w:rPr>
+          <w:rFonts w:ascii="Calibri" w:cs="Calibri" w:eastAsia="Calibri" w:hAnsi="Calibri"/>
+          <w:b/>
+          <w:bCs/>
+          <w:color w:val="000000"/>
+          <w:sz w:val="24"/>
+          <w:szCs w:val="24"/>
+        </w:rPr>
+        <w:t xml:space="preserve">b) </w:t>
+      </w:r>
+      <w:r>
+        <w:rPr>
+          <w:rFonts w:ascii="Calibri" w:cs="Calibri" w:eastAsia="Calibri" w:hAnsi="Calibri"/>
+          <w:color w:val="000000"/>
+          <w:sz w:val="24"/>
+          <w:szCs w:val="24"/>
+        </w:rPr>
+        <w:t xml:space="preserve">Ordne die Sätze zu: Trage die Buchstaben in das passende Kästchen ein. Ein Satz kann zu mehr als einem Stand passen, ein Satz passt zu keinem.</w:t>
       </w:r>
     </w:p>
     <w:tbl>
@@ -1607,22 +728,23 @@
           <w:tcPr>
             <w:tcW w:type="dxa" w:w="10206"/>
             <w:tcBorders>
-              <w:top w:val="none" w:color="FFFFFF" w:sz="0"/>
-              <w:left w:val="none" w:color="FFFFFF" w:sz="0"/>
-              <w:bottom w:val="none" w:color="FFFFFF" w:sz="0"/>
-              <w:right w:val="none" w:color="FFFFFF" w:sz="0"/>
-            </w:tcBorders>
-            <w:tcMar>
-              <w:top w:type="dxa" w:w="80"/>
-              <w:left w:type="dxa" w:w="120"/>
-              <w:bottom w:type="dxa" w:w="80"/>
+              <w:top w:val="single" w:color="8A96B5" w:sz="6"/>
+              <w:left w:val="single" w:color="8A96B5" w:sz="6"/>
+              <w:bottom w:val="single" w:color="8A96B5" w:sz="6"/>
+              <w:right w:val="single" w:color="8A96B5" w:sz="6"/>
+            </w:tcBorders>
+            <w:shd w:fill="F4F7FD" w:color="auto" w:val="clear"/>
+            <w:tcMar>
+              <w:top w:type="dxa" w:w="100"/>
+              <w:left w:type="dxa" w:w="120"/>
+              <w:bottom w:type="dxa" w:w="100"/>
               <w:right w:type="dxa" w:w="120"/>
             </w:tcMar>
             <w:vAlign w:val="top"/>
           </w:tcPr>
           <w:p>
             <w:pPr>
-              <w:spacing w:after="60" w:before="0"/>
+              <w:spacing w:after="30" w:before="0"/>
             </w:pPr>
             <w:r>
               <w:rPr>
@@ -1630,24 +752,24 @@
                 <w:b/>
                 <w:bCs/>
                 <w:color w:val="D9534F"/>
-                <w:sz w:val="24"/>
-                <w:szCs w:val="24"/>
-              </w:rPr>
-              <w:t xml:space="preserve">1  </w:t>
-            </w:r>
-            <w:r>
-              <w:rPr>
-                <w:rFonts w:ascii="Calibri" w:cs="Calibri" w:eastAsia="Calibri" w:hAnsi="Calibri"/>
-                <w:color w:val="000000"/>
-                <w:sz w:val="24"/>
-                <w:szCs w:val="24"/>
-              </w:rPr>
-              <w:t xml:space="preserve">_______________________________________________________</w:t>
-            </w:r>
-          </w:p>
-          <w:p>
-            <w:pPr>
-              <w:spacing w:after="60" w:before="0"/>
+                <w:sz w:val="22"/>
+                <w:szCs w:val="22"/>
+              </w:rPr>
+              <w:t xml:space="preserve">A  </w:t>
+            </w:r>
+            <w:r>
+              <w:rPr>
+                <w:rFonts w:ascii="Calibri" w:cs="Calibri" w:eastAsia="Calibri" w:hAnsi="Calibri"/>
+                <w:color w:val="000000"/>
+                <w:sz w:val="22"/>
+                <w:szCs w:val="22"/>
+              </w:rPr>
+              <w:t xml:space="preserve">keine Steuern zahlen</w:t>
+            </w:r>
+          </w:p>
+          <w:p>
+            <w:pPr>
+              <w:spacing w:after="30" w:before="0"/>
             </w:pPr>
             <w:r>
               <w:rPr>
@@ -1655,24 +777,24 @@
                 <w:b/>
                 <w:bCs/>
                 <w:color w:val="D9534F"/>
-                <w:sz w:val="24"/>
-                <w:szCs w:val="24"/>
-              </w:rPr>
-              <w:t xml:space="preserve">2  </w:t>
-            </w:r>
-            <w:r>
-              <w:rPr>
-                <w:rFonts w:ascii="Calibri" w:cs="Calibri" w:eastAsia="Calibri" w:hAnsi="Calibri"/>
-                <w:color w:val="000000"/>
-                <w:sz w:val="24"/>
-                <w:szCs w:val="24"/>
-              </w:rPr>
-              <w:t xml:space="preserve">_______________________________________________________</w:t>
-            </w:r>
-          </w:p>
-          <w:p>
-            <w:pPr>
-              <w:spacing w:after="60" w:before="0"/>
+                <w:sz w:val="22"/>
+                <w:szCs w:val="22"/>
+              </w:rPr>
+              <w:t xml:space="preserve">B  </w:t>
+            </w:r>
+            <w:r>
+              <w:rPr>
+                <w:rFonts w:ascii="Calibri" w:cs="Calibri" w:eastAsia="Calibri" w:hAnsi="Calibri"/>
+                <w:color w:val="000000"/>
+                <w:sz w:val="22"/>
+                <w:szCs w:val="22"/>
+              </w:rPr>
+              <w:t xml:space="preserve">eigene Gerichte haben</w:t>
+            </w:r>
+          </w:p>
+          <w:p>
+            <w:pPr>
+              <w:spacing w:after="30" w:before="0"/>
             </w:pPr>
             <w:r>
               <w:rPr>
@@ -1680,24 +802,24 @@
                 <w:b/>
                 <w:bCs/>
                 <w:color w:val="D9534F"/>
-                <w:sz w:val="24"/>
-                <w:szCs w:val="24"/>
-              </w:rPr>
-              <w:t xml:space="preserve">3  </w:t>
-            </w:r>
-            <w:r>
-              <w:rPr>
-                <w:rFonts w:ascii="Calibri" w:cs="Calibri" w:eastAsia="Calibri" w:hAnsi="Calibri"/>
-                <w:color w:val="000000"/>
-                <w:sz w:val="24"/>
-                <w:szCs w:val="24"/>
-              </w:rPr>
-              <w:t xml:space="preserve">_______________________________________________________</w:t>
-            </w:r>
-          </w:p>
-          <w:p>
-            <w:pPr>
-              <w:spacing w:after="60" w:before="0"/>
+                <w:sz w:val="22"/>
+                <w:szCs w:val="22"/>
+              </w:rPr>
+              <w:t xml:space="preserve">C  </w:t>
+            </w:r>
+            <w:r>
+              <w:rPr>
+                <w:rFonts w:ascii="Calibri" w:cs="Calibri" w:eastAsia="Calibri" w:hAnsi="Calibri"/>
+                <w:color w:val="000000"/>
+                <w:sz w:val="22"/>
+                <w:szCs w:val="22"/>
+              </w:rPr>
+              <w:t xml:space="preserve">das alleinige Jagdrecht haben</w:t>
+            </w:r>
+          </w:p>
+          <w:p>
+            <w:pPr>
+              <w:spacing w:after="30" w:before="0"/>
             </w:pPr>
             <w:r>
               <w:rPr>
@@ -1705,24 +827,24 @@
                 <w:b/>
                 <w:bCs/>
                 <w:color w:val="D9534F"/>
-                <w:sz w:val="24"/>
-                <w:szCs w:val="24"/>
-              </w:rPr>
-              <w:t xml:space="preserve">4  </w:t>
-            </w:r>
-            <w:r>
-              <w:rPr>
-                <w:rFonts w:ascii="Calibri" w:cs="Calibri" w:eastAsia="Calibri" w:hAnsi="Calibri"/>
-                <w:color w:val="000000"/>
-                <w:sz w:val="24"/>
-                <w:szCs w:val="24"/>
-              </w:rPr>
-              <w:t xml:space="preserve">_______________________________________________________</w:t>
-            </w:r>
-          </w:p>
-          <w:p>
-            <w:pPr>
-              <w:spacing w:after="60" w:before="0"/>
+                <w:sz w:val="22"/>
+                <w:szCs w:val="22"/>
+              </w:rPr>
+              <w:t xml:space="preserve">D  </w:t>
+            </w:r>
+            <w:r>
+              <w:rPr>
+                <w:rFonts w:ascii="Calibri" w:cs="Calibri" w:eastAsia="Calibri" w:hAnsi="Calibri"/>
+                <w:color w:val="000000"/>
+                <w:sz w:val="22"/>
+                <w:szCs w:val="22"/>
+              </w:rPr>
+              <w:t xml:space="preserve">für die Armen sorgen</w:t>
+            </w:r>
+          </w:p>
+          <w:p>
+            <w:pPr>
+              <w:spacing w:after="30" w:before="0"/>
             </w:pPr>
             <w:r>
               <w:rPr>
@@ -1730,19 +852,94 @@
                 <w:b/>
                 <w:bCs/>
                 <w:color w:val="D9534F"/>
-                <w:sz w:val="24"/>
-                <w:szCs w:val="24"/>
-              </w:rPr>
-              <w:t xml:space="preserve">5  </w:t>
-            </w:r>
-            <w:r>
-              <w:rPr>
-                <w:rFonts w:ascii="Calibri" w:cs="Calibri" w:eastAsia="Calibri" w:hAnsi="Calibri"/>
-                <w:color w:val="000000"/>
-                <w:sz w:val="24"/>
-                <w:szCs w:val="24"/>
-              </w:rPr>
-              <w:t xml:space="preserve">_______________________________________________________</w:t>
+                <w:sz w:val="22"/>
+                <w:szCs w:val="22"/>
+              </w:rPr>
+              <w:t xml:space="preserve">E  </w:t>
+            </w:r>
+            <w:r>
+              <w:rPr>
+                <w:rFonts w:ascii="Calibri" w:cs="Calibri" w:eastAsia="Calibri" w:hAnsi="Calibri"/>
+                <w:color w:val="000000"/>
+                <w:sz w:val="22"/>
+                <w:szCs w:val="22"/>
+              </w:rPr>
+              <w:t xml:space="preserve">verwaltende Aufgaben im Staat übernehmen</w:t>
+            </w:r>
+          </w:p>
+          <w:p>
+            <w:pPr>
+              <w:spacing w:after="30" w:before="0"/>
+            </w:pPr>
+            <w:r>
+              <w:rPr>
+                <w:rFonts w:ascii="Calibri" w:cs="Calibri" w:eastAsia="Calibri" w:hAnsi="Calibri"/>
+                <w:b/>
+                <w:bCs/>
+                <w:color w:val="D9534F"/>
+                <w:sz w:val="22"/>
+                <w:szCs w:val="22"/>
+              </w:rPr>
+              <w:t xml:space="preserve">F  </w:t>
+            </w:r>
+            <w:r>
+              <w:rPr>
+                <w:rFonts w:ascii="Calibri" w:cs="Calibri" w:eastAsia="Calibri" w:hAnsi="Calibri"/>
+                <w:color w:val="000000"/>
+                <w:sz w:val="22"/>
+                <w:szCs w:val="22"/>
+              </w:rPr>
+              <w:t xml:space="preserve">Steuern und hohe Abgaben zahlen</w:t>
+            </w:r>
+          </w:p>
+          <w:p>
+            <w:pPr>
+              <w:spacing w:after="30" w:before="0"/>
+            </w:pPr>
+            <w:r>
+              <w:rPr>
+                <w:rFonts w:ascii="Calibri" w:cs="Calibri" w:eastAsia="Calibri" w:hAnsi="Calibri"/>
+                <w:b/>
+                <w:bCs/>
+                <w:color w:val="D9534F"/>
+                <w:sz w:val="22"/>
+                <w:szCs w:val="22"/>
+              </w:rPr>
+              <w:t xml:space="preserve">G  </w:t>
+            </w:r>
+            <w:r>
+              <w:rPr>
+                <w:rFonts w:ascii="Calibri" w:cs="Calibri" w:eastAsia="Calibri" w:hAnsi="Calibri"/>
+                <w:color w:val="000000"/>
+                <w:sz w:val="22"/>
+                <w:szCs w:val="22"/>
+              </w:rPr>
+              <w:t xml:space="preserve">im Krieg Soldaten stellen</w:t>
+            </w:r>
+          </w:p>
+          <w:p>
+            <w:pPr>
+              <w:spacing w:after="30" w:before="0"/>
+            </w:pPr>
+            <w:r>
+              <w:rPr>
+                <w:rFonts w:ascii="Calibri" w:cs="Calibri" w:eastAsia="Calibri" w:hAnsi="Calibri"/>
+                <w:b/>
+                <w:bCs/>
+                <w:color w:val="D9534F"/>
+                <w:sz w:val="22"/>
+                <w:szCs w:val="22"/>
+              </w:rPr>
+              <w:t xml:space="preserve">H  </w:t>
+            </w:r>
+            <w:r>
+              <w:rPr>
+                <w:rFonts w:ascii="Calibri" w:cs="Calibri" w:eastAsia="Calibri" w:hAnsi="Calibri"/>
+                <w:color w:val="000000"/>
+                <w:sz w:val="22"/>
+                <w:szCs w:val="22"/>
+              </w:rPr>
+              <w:t xml:space="preserve">den König wählen</w:t>
             </w:r>
           </w:p>
         </w:tc>
@@ -1750,119 +947,606 @@
     </w:tbl>
     <w:p>
       <w:pPr>
-        <w:spacing w:after="40" w:before="100"/>
-      </w:pPr>
-      <w:r>
-        <w:rPr>
-          <w:rFonts w:ascii="Calibri" w:cs="Calibri" w:eastAsia="Calibri" w:hAnsi="Calibri"/>
-          <w:b/>
-          <w:bCs/>
+        <w:spacing w:after="60" w:before="0"/>
+      </w:pPr>
+      <w:r>
+        <w:rPr>
+          <w:rFonts w:ascii="Calibri" w:cs="Calibri" w:eastAsia="Calibri" w:hAnsi="Calibri"/>
           <w:color w:val="000000"/>
           <w:sz w:val="24"/>
           <w:szCs w:val="24"/>
         </w:rPr>
-        <w:t xml:space="preserve">b) </w:t>
-      </w:r>
-      <w:r>
-        <w:rPr>
-          <w:rFonts w:ascii="Calibri" w:cs="Calibri" w:eastAsia="Calibri" w:hAnsi="Calibri"/>
-          <w:color w:val="000000"/>
-          <w:sz w:val="24"/>
-          <w:szCs w:val="24"/>
-        </w:rPr>
-        <w:t xml:space="preserve">Wähle eine Säule aus und erkläre, wie der König damit seine Macht sichert.</w:t>
-      </w:r>
-    </w:p>
-    <w:p>
-      <w:pPr>
-        <w:keepNext/>
-        <w:tabs>
-          <w:tab w:val="right" w:pos="10200" w:leader="underscore"/>
-        </w:tabs>
-        <w:spacing w:after="0" w:before="0" w:line="480"/>
-      </w:pPr>
-      <w:r>
-        <w:rPr>
-          <w:rFonts w:ascii="Calibri" w:cs="Calibri" w:eastAsia="Calibri" w:hAnsi="Calibri"/>
-          <w:color w:val="9AA5C0"/>
-          <w:sz w:val="24"/>
-          <w:szCs w:val="24"/>
-        </w:rPr>
-        <w:t xml:space="preserve">	</w:t>
-      </w:r>
-    </w:p>
-    <w:p>
-      <w:pPr>
-        <w:keepNext/>
-        <w:tabs>
-          <w:tab w:val="right" w:pos="10200" w:leader="underscore"/>
-        </w:tabs>
-        <w:spacing w:after="0" w:before="0" w:line="480"/>
-      </w:pPr>
-      <w:r>
-        <w:rPr>
-          <w:rFonts w:ascii="Calibri" w:cs="Calibri" w:eastAsia="Calibri" w:hAnsi="Calibri"/>
-          <w:color w:val="9AA5C0"/>
-          <w:sz w:val="24"/>
-          <w:szCs w:val="24"/>
-        </w:rPr>
-        <w:t xml:space="preserve">	</w:t>
-      </w:r>
-    </w:p>
-    <w:p>
-      <w:pPr>
-        <w:keepNext/>
-        <w:tabs>
-          <w:tab w:val="right" w:pos="10200" w:leader="underscore"/>
-        </w:tabs>
-        <w:spacing w:after="0" w:before="0" w:line="480"/>
-      </w:pPr>
-      <w:r>
-        <w:rPr>
-          <w:rFonts w:ascii="Calibri" w:cs="Calibri" w:eastAsia="Calibri" w:hAnsi="Calibri"/>
-          <w:color w:val="9AA5C0"/>
-          <w:sz w:val="24"/>
-          <w:szCs w:val="24"/>
-        </w:rPr>
-        <w:t xml:space="preserve">	</w:t>
-      </w:r>
-    </w:p>
-    <w:p>
-      <w:pPr>
-        <w:keepNext/>
-        <w:tabs>
-          <w:tab w:val="right" w:pos="10200" w:leader="underscore"/>
-        </w:tabs>
-        <w:spacing w:after="0" w:before="0" w:line="480"/>
-      </w:pPr>
-      <w:r>
-        <w:rPr>
-          <w:rFonts w:ascii="Calibri" w:cs="Calibri" w:eastAsia="Calibri" w:hAnsi="Calibri"/>
-          <w:color w:val="9AA5C0"/>
-          <w:sz w:val="24"/>
-          <w:szCs w:val="24"/>
-        </w:rPr>
-        <w:t xml:space="preserve">	</w:t>
-      </w:r>
-    </w:p>
-    <w:p>
-      <w:pPr>
-        <w:keepNext/>
-        <w:tabs>
-          <w:tab w:val="right" w:pos="10200" w:leader="underscore"/>
-        </w:tabs>
-        <w:spacing w:after="0" w:before="0" w:line="480"/>
-      </w:pPr>
-      <w:r>
-        <w:rPr>
-          <w:rFonts w:ascii="Calibri" w:cs="Calibri" w:eastAsia="Calibri" w:hAnsi="Calibri"/>
-          <w:color w:val="9AA5C0"/>
-          <w:sz w:val="24"/>
-          <w:szCs w:val="24"/>
-        </w:rPr>
-        <w:t xml:space="preserve">	</w:t>
-      </w:r>
-    </w:p>
+        <w:t xml:space="preserve"/>
+      </w:r>
+    </w:p>
+    <w:tbl>
+      <w:tblPr>
+        <w:tblW w:type="dxa" w:w="10206"/>
+        <w:tblBorders>
+          <w:top w:val="single" w:color="auto" w:sz="4"/>
+          <w:left w:val="single" w:color="auto" w:sz="4"/>
+          <w:bottom w:val="single" w:color="auto" w:sz="4"/>
+          <w:right w:val="single" w:color="auto" w:sz="4"/>
+          <w:insideH w:val="single" w:color="auto" w:sz="4"/>
+          <w:insideV w:val="single" w:color="auto" w:sz="4"/>
+        </w:tblBorders>
+      </w:tblPr>
+      <w:tblGrid>
+        <w:gridCol w:w="2900"/>
+        <w:gridCol w:w="2000"/>
+        <w:gridCol w:w="2650"/>
+        <w:gridCol w:w="2656"/>
+      </w:tblGrid>
+      <w:tr>
+        <w:trPr>
+          <w:cantSplit/>
+        </w:trPr>
+        <w:tc>
+          <w:tcPr>
+            <w:tcW w:type="dxa" w:w="2900"/>
+            <w:tcBorders>
+              <w:top w:val="single" w:color="8A96B5" w:sz="6"/>
+              <w:left w:val="single" w:color="8A96B5" w:sz="6"/>
+              <w:bottom w:val="single" w:color="8A96B5" w:sz="6"/>
+              <w:right w:val="single" w:color="8A96B5" w:sz="6"/>
+            </w:tcBorders>
+            <w:shd w:fill="1E2761" w:color="auto" w:val="clear"/>
+            <w:tcMar>
+              <w:top w:type="dxa" w:w="80"/>
+              <w:left w:type="dxa" w:w="120"/>
+              <w:bottom w:type="dxa" w:w="80"/>
+              <w:right w:type="dxa" w:w="120"/>
+            </w:tcMar>
+            <w:vAlign w:val="center"/>
+          </w:tcPr>
+          <w:p>
+            <w:pPr>
+              <w:spacing w:after="0" w:before="0"/>
+              <w:jc w:val="center"/>
+            </w:pPr>
+            <w:r>
+              <w:rPr>
+                <w:rFonts w:ascii="Calibri" w:cs="Calibri" w:eastAsia="Calibri" w:hAnsi="Calibri"/>
+                <w:b/>
+                <w:bCs/>
+                <w:color w:val="FFFFFF"/>
+                <w:sz w:val="22"/>
+                <w:szCs w:val="22"/>
+              </w:rPr>
+              <w:t xml:space="preserve">Stand</w:t>
+            </w:r>
+          </w:p>
+        </w:tc>
+        <w:tc>
+          <w:tcPr>
+            <w:tcW w:type="dxa" w:w="2000"/>
+            <w:tcBorders>
+              <w:top w:val="single" w:color="8A96B5" w:sz="6"/>
+              <w:left w:val="single" w:color="8A96B5" w:sz="6"/>
+              <w:bottom w:val="single" w:color="8A96B5" w:sz="6"/>
+              <w:right w:val="single" w:color="8A96B5" w:sz="6"/>
+            </w:tcBorders>
+            <w:shd w:fill="1E2761" w:color="auto" w:val="clear"/>
+            <w:tcMar>
+              <w:top w:type="dxa" w:w="80"/>
+              <w:left w:type="dxa" w:w="120"/>
+              <w:bottom w:type="dxa" w:w="80"/>
+              <w:right w:type="dxa" w:w="120"/>
+            </w:tcMar>
+            <w:vAlign w:val="center"/>
+          </w:tcPr>
+          <w:p>
+            <w:pPr>
+              <w:spacing w:after="0" w:before="0"/>
+              <w:jc w:val="center"/>
+            </w:pPr>
+            <w:r>
+              <w:rPr>
+                <w:rFonts w:ascii="Calibri" w:cs="Calibri" w:eastAsia="Calibri" w:hAnsi="Calibri"/>
+                <w:b/>
+                <w:bCs/>
+                <w:color w:val="FFFFFF"/>
+                <w:sz w:val="22"/>
+                <w:szCs w:val="22"/>
+              </w:rPr>
+              <w:t xml:space="preserve">Anzahl</w:t>
+            </w:r>
+          </w:p>
+        </w:tc>
+        <w:tc>
+          <w:tcPr>
+            <w:tcW w:type="dxa" w:w="2650"/>
+            <w:tcBorders>
+              <w:top w:val="single" w:color="8A96B5" w:sz="6"/>
+              <w:left w:val="single" w:color="8A96B5" w:sz="6"/>
+              <w:bottom w:val="single" w:color="8A96B5" w:sz="6"/>
+              <w:right w:val="single" w:color="8A96B5" w:sz="6"/>
+            </w:tcBorders>
+            <w:shd w:fill="1E2761" w:color="auto" w:val="clear"/>
+            <w:tcMar>
+              <w:top w:type="dxa" w:w="80"/>
+              <w:left w:type="dxa" w:w="120"/>
+              <w:bottom w:type="dxa" w:w="80"/>
+              <w:right w:type="dxa" w:w="120"/>
+            </w:tcMar>
+            <w:vAlign w:val="center"/>
+          </w:tcPr>
+          <w:p>
+            <w:pPr>
+              <w:spacing w:after="0" w:before="0"/>
+              <w:jc w:val="center"/>
+            </w:pPr>
+            <w:r>
+              <w:rPr>
+                <w:rFonts w:ascii="Calibri" w:cs="Calibri" w:eastAsia="Calibri" w:hAnsi="Calibri"/>
+                <w:b/>
+                <w:bCs/>
+                <w:color w:val="FFFFFF"/>
+                <w:sz w:val="22"/>
+                <w:szCs w:val="22"/>
+              </w:rPr>
+              <w:t xml:space="preserve">Vorrechte</w:t>
+            </w:r>
+          </w:p>
+        </w:tc>
+        <w:tc>
+          <w:tcPr>
+            <w:tcW w:type="dxa" w:w="2656"/>
+            <w:tcBorders>
+              <w:top w:val="single" w:color="8A96B5" w:sz="6"/>
+              <w:left w:val="single" w:color="8A96B5" w:sz="6"/>
+              <w:bottom w:val="single" w:color="8A96B5" w:sz="6"/>
+              <w:right w:val="single" w:color="8A96B5" w:sz="6"/>
+            </w:tcBorders>
+            <w:shd w:fill="1E2761" w:color="auto" w:val="clear"/>
+            <w:tcMar>
+              <w:top w:type="dxa" w:w="80"/>
+              <w:left w:type="dxa" w:w="120"/>
+              <w:bottom w:type="dxa" w:w="80"/>
+              <w:right w:type="dxa" w:w="120"/>
+            </w:tcMar>
+            <w:vAlign w:val="center"/>
+          </w:tcPr>
+          <w:p>
+            <w:pPr>
+              <w:spacing w:after="0" w:before="0"/>
+              <w:jc w:val="center"/>
+            </w:pPr>
+            <w:r>
+              <w:rPr>
+                <w:rFonts w:ascii="Calibri" w:cs="Calibri" w:eastAsia="Calibri" w:hAnsi="Calibri"/>
+                <w:b/>
+                <w:bCs/>
+                <w:color w:val="FFFFFF"/>
+                <w:sz w:val="22"/>
+                <w:szCs w:val="22"/>
+              </w:rPr>
+              <w:t xml:space="preserve">Pflichten</w:t>
+            </w:r>
+          </w:p>
+        </w:tc>
+      </w:tr>
+      <w:tr>
+        <w:trPr>
+          <w:cantSplit/>
+          <w:trHeight w:val="900" w:hRule="atLeast"/>
+        </w:trPr>
+        <w:tc>
+          <w:tcPr>
+            <w:tcW w:type="dxa" w:w="2900"/>
+            <w:tcBorders>
+              <w:top w:val="single" w:color="8A96B5" w:sz="6"/>
+              <w:left w:val="single" w:color="8A96B5" w:sz="6"/>
+              <w:bottom w:val="single" w:color="8A96B5" w:sz="6"/>
+              <w:right w:val="single" w:color="8A96B5" w:sz="6"/>
+            </w:tcBorders>
+            <w:shd w:fill="F4F7FD" w:color="auto" w:val="clear"/>
+            <w:tcMar>
+              <w:top w:type="dxa" w:w="80"/>
+              <w:left w:type="dxa" w:w="120"/>
+              <w:bottom w:type="dxa" w:w="80"/>
+              <w:right w:type="dxa" w:w="120"/>
+            </w:tcMar>
+            <w:vAlign w:val="center"/>
+          </w:tcPr>
+          <w:p>
+            <w:pPr>
+              <w:spacing w:after="0" w:before="0"/>
+            </w:pPr>
+            <w:r>
+              <w:rPr>
+                <w:rFonts w:ascii="Calibri" w:cs="Calibri" w:eastAsia="Calibri" w:hAnsi="Calibri"/>
+                <w:b/>
+                <w:bCs/>
+                <w:color w:val="000000"/>
+                <w:sz w:val="22"/>
+                <w:szCs w:val="22"/>
+              </w:rPr>
+              <w:t xml:space="preserve">Klerus</w:t>
+            </w:r>
+          </w:p>
+        </w:tc>
+        <w:tc>
+          <w:tcPr>
+            <w:tcW w:type="dxa" w:w="2000"/>
+            <w:tcBorders>
+              <w:top w:val="single" w:color="8A96B5" w:sz="6"/>
+              <w:left w:val="single" w:color="8A96B5" w:sz="6"/>
+              <w:bottom w:val="single" w:color="8A96B5" w:sz="6"/>
+              <w:right w:val="single" w:color="8A96B5" w:sz="6"/>
+            </w:tcBorders>
+            <w:tcMar>
+              <w:top w:type="dxa" w:w="80"/>
+              <w:left w:type="dxa" w:w="120"/>
+              <w:bottom w:type="dxa" w:w="80"/>
+              <w:right w:type="dxa" w:w="120"/>
+            </w:tcMar>
+            <w:vAlign w:val="center"/>
+          </w:tcPr>
+          <w:p>
+            <w:pPr>
+              <w:spacing w:after="0" w:before="0"/>
+            </w:pPr>
+            <w:r>
+              <w:rPr>
+                <w:rFonts w:ascii="Calibri" w:cs="Calibri" w:eastAsia="Calibri" w:hAnsi="Calibri"/>
+                <w:color w:val="000000"/>
+                <w:sz w:val="24"/>
+                <w:szCs w:val="24"/>
+              </w:rPr>
+              <w:t xml:space="preserve"/>
+            </w:r>
+          </w:p>
+        </w:tc>
+        <w:tc>
+          <w:tcPr>
+            <w:tcW w:type="dxa" w:w="2650"/>
+            <w:tcBorders>
+              <w:top w:val="single" w:color="8A96B5" w:sz="6"/>
+              <w:left w:val="single" w:color="8A96B5" w:sz="6"/>
+              <w:bottom w:val="single" w:color="8A96B5" w:sz="6"/>
+              <w:right w:val="single" w:color="8A96B5" w:sz="6"/>
+            </w:tcBorders>
+            <w:tcMar>
+              <w:top w:type="dxa" w:w="80"/>
+              <w:left w:type="dxa" w:w="120"/>
+              <w:bottom w:type="dxa" w:w="80"/>
+              <w:right w:type="dxa" w:w="120"/>
+            </w:tcMar>
+            <w:vAlign w:val="center"/>
+          </w:tcPr>
+          <w:p>
+            <w:pPr>
+              <w:spacing w:after="0" w:before="0"/>
+              <w:jc w:val="center"/>
+            </w:pPr>
+            <w:r>
+              <w:rPr>
+                <w:rFonts w:ascii="Calibri" w:cs="Calibri" w:eastAsia="Calibri" w:hAnsi="Calibri"/>
+                <w:i/>
+                <w:iCs/>
+                <w:color w:val="5B6B8C"/>
+                <w:sz w:val="22"/>
+                <w:szCs w:val="22"/>
+              </w:rPr>
+              <w:t xml:space="preserve"/>
+            </w:r>
+          </w:p>
+        </w:tc>
+        <w:tc>
+          <w:tcPr>
+            <w:tcW w:type="dxa" w:w="2656"/>
+            <w:tcBorders>
+              <w:top w:val="single" w:color="8A96B5" w:sz="6"/>
+              <w:left w:val="single" w:color="8A96B5" w:sz="6"/>
+              <w:bottom w:val="single" w:color="8A96B5" w:sz="6"/>
+              <w:right w:val="single" w:color="8A96B5" w:sz="6"/>
+            </w:tcBorders>
+            <w:tcMar>
+              <w:top w:type="dxa" w:w="80"/>
+              <w:left w:type="dxa" w:w="120"/>
+              <w:bottom w:type="dxa" w:w="80"/>
+              <w:right w:type="dxa" w:w="120"/>
+            </w:tcMar>
+            <w:vAlign w:val="center"/>
+          </w:tcPr>
+          <w:p>
+            <w:pPr>
+              <w:spacing w:after="0" w:before="0"/>
+            </w:pPr>
+            <w:r>
+              <w:rPr>
+                <w:rFonts w:ascii="Calibri" w:cs="Calibri" w:eastAsia="Calibri" w:hAnsi="Calibri"/>
+                <w:color w:val="000000"/>
+                <w:sz w:val="24"/>
+                <w:szCs w:val="24"/>
+              </w:rPr>
+              <w:t xml:space="preserve"/>
+            </w:r>
+          </w:p>
+        </w:tc>
+      </w:tr>
+      <w:tr>
+        <w:trPr>
+          <w:cantSplit/>
+          <w:trHeight w:val="900" w:hRule="atLeast"/>
+        </w:trPr>
+        <w:tc>
+          <w:tcPr>
+            <w:tcW w:type="dxa" w:w="2900"/>
+            <w:tcBorders>
+              <w:top w:val="single" w:color="8A96B5" w:sz="6"/>
+              <w:left w:val="single" w:color="8A96B5" w:sz="6"/>
+              <w:bottom w:val="single" w:color="8A96B5" w:sz="6"/>
+              <w:right w:val="single" w:color="8A96B5" w:sz="6"/>
+            </w:tcBorders>
+            <w:shd w:fill="F4F7FD" w:color="auto" w:val="clear"/>
+            <w:tcMar>
+              <w:top w:type="dxa" w:w="80"/>
+              <w:left w:type="dxa" w:w="120"/>
+              <w:bottom w:type="dxa" w:w="80"/>
+              <w:right w:type="dxa" w:w="120"/>
+            </w:tcMar>
+            <w:vAlign w:val="center"/>
+          </w:tcPr>
+          <w:p>
+            <w:pPr>
+              <w:spacing w:after="0" w:before="0"/>
+            </w:pPr>
+            <w:r>
+              <w:rPr>
+                <w:rFonts w:ascii="Calibri" w:cs="Calibri" w:eastAsia="Calibri" w:hAnsi="Calibri"/>
+                <w:b/>
+                <w:bCs/>
+                <w:color w:val="000000"/>
+                <w:sz w:val="22"/>
+                <w:szCs w:val="22"/>
+              </w:rPr>
+              <w:t xml:space="preserve">Adel</w:t>
+            </w:r>
+          </w:p>
+        </w:tc>
+        <w:tc>
+          <w:tcPr>
+            <w:tcW w:type="dxa" w:w="2000"/>
+            <w:tcBorders>
+              <w:top w:val="single" w:color="8A96B5" w:sz="6"/>
+              <w:left w:val="single" w:color="8A96B5" w:sz="6"/>
+              <w:bottom w:val="single" w:color="8A96B5" w:sz="6"/>
+              <w:right w:val="single" w:color="8A96B5" w:sz="6"/>
+            </w:tcBorders>
+            <w:tcMar>
+              <w:top w:type="dxa" w:w="80"/>
+              <w:left w:type="dxa" w:w="120"/>
+              <w:bottom w:type="dxa" w:w="80"/>
+              <w:right w:type="dxa" w:w="120"/>
+            </w:tcMar>
+            <w:vAlign w:val="center"/>
+          </w:tcPr>
+          <w:p>
+            <w:pPr>
+              <w:spacing w:after="0" w:before="0"/>
+            </w:pPr>
+            <w:r>
+              <w:rPr>
+                <w:rFonts w:ascii="Calibri" w:cs="Calibri" w:eastAsia="Calibri" w:hAnsi="Calibri"/>
+                <w:color w:val="000000"/>
+                <w:sz w:val="24"/>
+                <w:szCs w:val="24"/>
+              </w:rPr>
+              <w:t xml:space="preserve"/>
+            </w:r>
+          </w:p>
+        </w:tc>
+        <w:tc>
+          <w:tcPr>
+            <w:tcW w:type="dxa" w:w="2650"/>
+            <w:tcBorders>
+              <w:top w:val="single" w:color="8A96B5" w:sz="6"/>
+              <w:left w:val="single" w:color="8A96B5" w:sz="6"/>
+              <w:bottom w:val="single" w:color="8A96B5" w:sz="6"/>
+              <w:right w:val="single" w:color="8A96B5" w:sz="6"/>
+            </w:tcBorders>
+            <w:tcMar>
+              <w:top w:type="dxa" w:w="80"/>
+              <w:left w:type="dxa" w:w="120"/>
+              <w:bottom w:type="dxa" w:w="80"/>
+              <w:right w:type="dxa" w:w="120"/>
+            </w:tcMar>
+            <w:vAlign w:val="center"/>
+          </w:tcPr>
+          <w:p>
+            <w:pPr>
+              <w:spacing w:after="0" w:before="0"/>
+              <w:jc w:val="center"/>
+            </w:pPr>
+            <w:r>
+              <w:rPr>
+                <w:rFonts w:ascii="Calibri" w:cs="Calibri" w:eastAsia="Calibri" w:hAnsi="Calibri"/>
+                <w:i/>
+                <w:iCs/>
+                <w:color w:val="5B6B8C"/>
+                <w:sz w:val="22"/>
+                <w:szCs w:val="22"/>
+              </w:rPr>
+              <w:t xml:space="preserve"/>
+            </w:r>
+          </w:p>
+        </w:tc>
+        <w:tc>
+          <w:tcPr>
+            <w:tcW w:type="dxa" w:w="2656"/>
+            <w:tcBorders>
+              <w:top w:val="single" w:color="8A96B5" w:sz="6"/>
+              <w:left w:val="single" w:color="8A96B5" w:sz="6"/>
+              <w:bottom w:val="single" w:color="8A96B5" w:sz="6"/>
+              <w:right w:val="single" w:color="8A96B5" w:sz="6"/>
+            </w:tcBorders>
+            <w:tcMar>
+              <w:top w:type="dxa" w:w="80"/>
+              <w:left w:type="dxa" w:w="120"/>
+              <w:bottom w:type="dxa" w:w="80"/>
+              <w:right w:type="dxa" w:w="120"/>
+            </w:tcMar>
+            <w:vAlign w:val="center"/>
+          </w:tcPr>
+          <w:p>
+            <w:pPr>
+              <w:spacing w:after="0" w:before="0"/>
+            </w:pPr>
+            <w:r>
+              <w:rPr>
+                <w:rFonts w:ascii="Calibri" w:cs="Calibri" w:eastAsia="Calibri" w:hAnsi="Calibri"/>
+                <w:color w:val="000000"/>
+                <w:sz w:val="24"/>
+                <w:szCs w:val="24"/>
+              </w:rPr>
+              <w:t xml:space="preserve"/>
+            </w:r>
+          </w:p>
+        </w:tc>
+      </w:tr>
+      <w:tr>
+        <w:trPr>
+          <w:cantSplit/>
+          <w:trHeight w:val="900" w:hRule="atLeast"/>
+        </w:trPr>
+        <w:tc>
+          <w:tcPr>
+            <w:tcW w:type="dxa" w:w="2900"/>
+            <w:tcBorders>
+              <w:top w:val="single" w:color="8A96B5" w:sz="6"/>
+              <w:left w:val="single" w:color="8A96B5" w:sz="6"/>
+              <w:bottom w:val="single" w:color="8A96B5" w:sz="6"/>
+              <w:right w:val="single" w:color="8A96B5" w:sz="6"/>
+            </w:tcBorders>
+            <w:shd w:fill="F4F7FD" w:color="auto" w:val="clear"/>
+            <w:tcMar>
+              <w:top w:type="dxa" w:w="80"/>
+              <w:left w:type="dxa" w:w="120"/>
+              <w:bottom w:type="dxa" w:w="80"/>
+              <w:right w:type="dxa" w:w="120"/>
+            </w:tcMar>
+            <w:vAlign w:val="center"/>
+          </w:tcPr>
+          <w:p>
+            <w:pPr>
+              <w:spacing w:after="0" w:before="0"/>
+            </w:pPr>
+            <w:r>
+              <w:rPr>
+                <w:rFonts w:ascii="Calibri" w:cs="Calibri" w:eastAsia="Calibri" w:hAnsi="Calibri"/>
+                <w:b/>
+                <w:bCs/>
+                <w:color w:val="000000"/>
+                <w:sz w:val="22"/>
+                <w:szCs w:val="22"/>
+              </w:rPr>
+              <w:t xml:space="preserve">Dritter Stand (Bauern und Bürger)</w:t>
+            </w:r>
+          </w:p>
+        </w:tc>
+        <w:tc>
+          <w:tcPr>
+            <w:tcW w:type="dxa" w:w="2000"/>
+            <w:tcBorders>
+              <w:top w:val="single" w:color="8A96B5" w:sz="6"/>
+              <w:left w:val="single" w:color="8A96B5" w:sz="6"/>
+              <w:bottom w:val="single" w:color="8A96B5" w:sz="6"/>
+              <w:right w:val="single" w:color="8A96B5" w:sz="6"/>
+            </w:tcBorders>
+            <w:tcMar>
+              <w:top w:type="dxa" w:w="80"/>
+              <w:left w:type="dxa" w:w="120"/>
+              <w:bottom w:type="dxa" w:w="80"/>
+              <w:right w:type="dxa" w:w="120"/>
+            </w:tcMar>
+            <w:vAlign w:val="center"/>
+          </w:tcPr>
+          <w:p>
+            <w:pPr>
+              <w:spacing w:after="0" w:before="0"/>
+            </w:pPr>
+            <w:r>
+              <w:rPr>
+                <w:rFonts w:ascii="Calibri" w:cs="Calibri" w:eastAsia="Calibri" w:hAnsi="Calibri"/>
+                <w:color w:val="000000"/>
+                <w:sz w:val="24"/>
+                <w:szCs w:val="24"/>
+              </w:rPr>
+              <w:t xml:space="preserve"/>
+            </w:r>
+          </w:p>
+        </w:tc>
+        <w:tc>
+          <w:tcPr>
+            <w:tcW w:type="dxa" w:w="2650"/>
+            <w:tcBorders>
+              <w:top w:val="single" w:color="8A96B5" w:sz="6"/>
+              <w:left w:val="single" w:color="8A96B5" w:sz="6"/>
+              <w:bottom w:val="single" w:color="8A96B5" w:sz="6"/>
+              <w:right w:val="single" w:color="8A96B5" w:sz="6"/>
+            </w:tcBorders>
+            <w:tcMar>
+              <w:top w:type="dxa" w:w="80"/>
+              <w:left w:type="dxa" w:w="120"/>
+              <w:bottom w:type="dxa" w:w="80"/>
+              <w:right w:type="dxa" w:w="120"/>
+            </w:tcMar>
+            <w:vAlign w:val="center"/>
+          </w:tcPr>
+          <w:p>
+            <w:pPr>
+              <w:spacing w:after="0" w:before="0"/>
+              <w:jc w:val="center"/>
+            </w:pPr>
+            <w:r>
+              <w:rPr>
+                <w:rFonts w:ascii="Calibri" w:cs="Calibri" w:eastAsia="Calibri" w:hAnsi="Calibri"/>
+                <w:i/>
+                <w:iCs/>
+                <w:color w:val="5B6B8C"/>
+                <w:sz w:val="22"/>
+                <w:szCs w:val="22"/>
+              </w:rPr>
+              <w:t xml:space="preserve">keine</w:t>
+            </w:r>
+          </w:p>
+        </w:tc>
+        <w:tc>
+          <w:tcPr>
+            <w:tcW w:type="dxa" w:w="2656"/>
+            <w:tcBorders>
+              <w:top w:val="single" w:color="8A96B5" w:sz="6"/>
+              <w:left w:val="single" w:color="8A96B5" w:sz="6"/>
+              <w:bottom w:val="single" w:color="8A96B5" w:sz="6"/>
+              <w:right w:val="single" w:color="8A96B5" w:sz="6"/>
+            </w:tcBorders>
+            <w:tcMar>
+              <w:top w:type="dxa" w:w="80"/>
+              <w:left w:type="dxa" w:w="120"/>
+              <w:bottom w:type="dxa" w:w="80"/>
+              <w:right w:type="dxa" w:w="120"/>
+            </w:tcMar>
+            <w:vAlign w:val="center"/>
+          </w:tcPr>
+          <w:p>
+            <w:pPr>
+              <w:spacing w:after="0" w:before="0"/>
+            </w:pPr>
+            <w:r>
+              <w:rPr>
+                <w:rFonts w:ascii="Calibri" w:cs="Calibri" w:eastAsia="Calibri" w:hAnsi="Calibri"/>
+                <w:color w:val="000000"/>
+                <w:sz w:val="24"/>
+                <w:szCs w:val="24"/>
+              </w:rPr>
+              <w:t xml:space="preserve"/>
+            </w:r>
+          </w:p>
+        </w:tc>
+      </w:tr>
+    </w:tbl>
     <w:p>
       <w:pPr>
         <w:keepNext/>
@@ -1877,7 +1561,7 @@
           <w:sz w:val="28"/>
           <w:szCs w:val="28"/>
         </w:rPr>
-        <w:t xml:space="preserve">Aufgabe 5  </w:t>
+        <w:t xml:space="preserve">Aufgabe 3  </w:t>
       </w:r>
       <w:r>
         <w:rPr>
@@ -1888,6 +1572,1219 @@
           <w:sz w:val="28"/>
           <w:szCs w:val="28"/>
         </w:rPr>
+        <w:t xml:space="preserve">Mitbestimmung</w:t>
+      </w:r>
+      <w:r>
+        <w:rPr>
+          <w:rFonts w:ascii="Calibri" w:cs="Calibri" w:eastAsia="Calibri" w:hAnsi="Calibri"/>
+          <w:color w:val="5B6B8C"/>
+          <w:sz w:val="22"/>
+          <w:szCs w:val="22"/>
+        </w:rPr>
+        <w:t xml:space="preserve">   (2 Punkte)</w:t>
+      </w:r>
+    </w:p>
+    <w:p>
+      <w:pPr>
+        <w:keepNext/>
+        <w:spacing w:after="60" w:before="0"/>
+      </w:pPr>
+      <w:r>
+        <w:rPr>
+          <w:rFonts w:ascii="Calibri" w:cs="Calibri" w:eastAsia="Calibri" w:hAnsi="Calibri"/>
+          <w:color w:val="000000"/>
+          <w:sz w:val="24"/>
+          <w:szCs w:val="24"/>
+        </w:rPr>
+        <w:t xml:space="preserve">Nenne, wer in der Ständegesellschaft politisch mitbestimmen durfte und wer davon ausgeschlossen war.</w:t>
+      </w:r>
+    </w:p>
+    <w:p>
+      <w:pPr>
+        <w:keepNext/>
+        <w:tabs>
+          <w:tab w:val="right" w:pos="10200" w:leader="underscore"/>
+        </w:tabs>
+        <w:spacing w:after="0" w:before="0" w:line="480"/>
+      </w:pPr>
+      <w:r>
+        <w:rPr>
+          <w:rFonts w:ascii="Calibri" w:cs="Calibri" w:eastAsia="Calibri" w:hAnsi="Calibri"/>
+          <w:color w:val="9AA5C0"/>
+          <w:sz w:val="24"/>
+          <w:szCs w:val="24"/>
+        </w:rPr>
+        <w:t xml:space="preserve">	</w:t>
+      </w:r>
+    </w:p>
+    <w:p>
+      <w:pPr>
+        <w:keepNext/>
+        <w:tabs>
+          <w:tab w:val="right" w:pos="10200" w:leader="underscore"/>
+        </w:tabs>
+        <w:spacing w:after="0" w:before="0" w:line="480"/>
+      </w:pPr>
+      <w:r>
+        <w:rPr>
+          <w:rFonts w:ascii="Calibri" w:cs="Calibri" w:eastAsia="Calibri" w:hAnsi="Calibri"/>
+          <w:color w:val="9AA5C0"/>
+          <w:sz w:val="24"/>
+          <w:szCs w:val="24"/>
+        </w:rPr>
+        <w:t xml:space="preserve">	</w:t>
+      </w:r>
+    </w:p>
+    <w:p>
+      <w:pPr>
+        <w:keepNext/>
+        <w:tabs>
+          <w:tab w:val="right" w:pos="10200" w:leader="underscore"/>
+        </w:tabs>
+        <w:spacing w:after="0" w:before="0" w:line="480"/>
+      </w:pPr>
+      <w:r>
+        <w:rPr>
+          <w:rFonts w:ascii="Calibri" w:cs="Calibri" w:eastAsia="Calibri" w:hAnsi="Calibri"/>
+          <w:color w:val="9AA5C0"/>
+          <w:sz w:val="24"/>
+          <w:szCs w:val="24"/>
+        </w:rPr>
+        <w:t xml:space="preserve">	</w:t>
+      </w:r>
+    </w:p>
+    <w:p>
+      <w:pPr>
+        <w:keepNext/>
+        <w:spacing w:after="100" w:before="240"/>
+      </w:pPr>
+      <w:r>
+        <w:rPr>
+          <w:rFonts w:ascii="Cambria" w:cs="Cambria" w:eastAsia="Cambria" w:hAnsi="Cambria"/>
+          <w:b/>
+          <w:bCs/>
+          <w:color w:val="D9534F"/>
+          <w:sz w:val="28"/>
+          <w:szCs w:val="28"/>
+        </w:rPr>
+        <w:t xml:space="preserve">Aufgabe 4  </w:t>
+      </w:r>
+      <w:r>
+        <w:rPr>
+          <w:rFonts w:ascii="Cambria" w:cs="Cambria" w:eastAsia="Cambria" w:hAnsi="Cambria"/>
+          <w:b/>
+          <w:bCs/>
+          <w:color w:val="1E2761"/>
+          <w:sz w:val="28"/>
+          <w:szCs w:val="28"/>
+        </w:rPr>
+        <w:t xml:space="preserve">Die fünf Säulen</w:t>
+      </w:r>
+      <w:r>
+        <w:rPr>
+          <w:rFonts w:ascii="Calibri" w:cs="Calibri" w:eastAsia="Calibri" w:hAnsi="Calibri"/>
+          <w:color w:val="5B6B8C"/>
+          <w:sz w:val="22"/>
+          <w:szCs w:val="22"/>
+        </w:rPr>
+        <w:t xml:space="preserve">   (8 Punkte)</w:t>
+      </w:r>
+    </w:p>
+    <w:p>
+      <w:pPr>
+        <w:keepNext/>
+        <w:spacing w:after="60" w:before="0"/>
+      </w:pPr>
+      <w:r>
+        <w:rPr>
+          <w:rFonts w:ascii="Calibri" w:cs="Calibri" w:eastAsia="Calibri" w:hAnsi="Calibri"/>
+          <w:b/>
+          <w:bCs/>
+          <w:color w:val="000000"/>
+          <w:sz w:val="24"/>
+          <w:szCs w:val="24"/>
+        </w:rPr>
+        <w:t xml:space="preserve">a) </w:t>
+      </w:r>
+      <w:r>
+        <w:rPr>
+          <w:rFonts w:ascii="Calibri" w:cs="Calibri" w:eastAsia="Calibri" w:hAnsi="Calibri"/>
+          <w:color w:val="000000"/>
+          <w:sz w:val="24"/>
+          <w:szCs w:val="24"/>
+        </w:rPr>
+        <w:t xml:space="preserve">Nenne die fünf Säulen, auf die Ludwig XIV. seine Macht stützte.</w:t>
+      </w:r>
+    </w:p>
+    <w:tbl>
+      <w:tblPr>
+        <w:tblW w:type="dxa" w:w="10206"/>
+        <w:tblBorders>
+          <w:top w:val="single" w:color="auto" w:sz="4"/>
+          <w:left w:val="single" w:color="auto" w:sz="4"/>
+          <w:bottom w:val="single" w:color="auto" w:sz="4"/>
+          <w:right w:val="single" w:color="auto" w:sz="4"/>
+          <w:insideH w:val="single" w:color="auto" w:sz="4"/>
+          <w:insideV w:val="single" w:color="auto" w:sz="4"/>
+        </w:tblBorders>
+      </w:tblPr>
+      <w:tblGrid>
+        <w:gridCol w:w="10206"/>
+      </w:tblGrid>
+      <w:tr>
+        <w:trPr>
+          <w:cantSplit/>
+        </w:trPr>
+        <w:tc>
+          <w:tcPr>
+            <w:tcW w:type="dxa" w:w="10206"/>
+            <w:tcBorders>
+              <w:top w:val="none" w:color="FFFFFF" w:sz="0"/>
+              <w:left w:val="none" w:color="FFFFFF" w:sz="0"/>
+              <w:bottom w:val="none" w:color="FFFFFF" w:sz="0"/>
+              <w:right w:val="none" w:color="FFFFFF" w:sz="0"/>
+            </w:tcBorders>
+            <w:tcMar>
+              <w:top w:type="dxa" w:w="80"/>
+              <w:left w:type="dxa" w:w="120"/>
+              <w:bottom w:type="dxa" w:w="80"/>
+              <w:right w:type="dxa" w:w="120"/>
+            </w:tcMar>
+            <w:vAlign w:val="top"/>
+          </w:tcPr>
+          <w:p>
+            <w:pPr>
+              <w:spacing w:after="60" w:before="0"/>
+            </w:pPr>
+            <w:r>
+              <w:rPr>
+                <w:rFonts w:ascii="Calibri" w:cs="Calibri" w:eastAsia="Calibri" w:hAnsi="Calibri"/>
+                <w:b/>
+                <w:bCs/>
+                <w:color w:val="D9534F"/>
+                <w:sz w:val="24"/>
+                <w:szCs w:val="24"/>
+              </w:rPr>
+              <w:t xml:space="preserve">1  </w:t>
+            </w:r>
+            <w:r>
+              <w:rPr>
+                <w:rFonts w:ascii="Calibri" w:cs="Calibri" w:eastAsia="Calibri" w:hAnsi="Calibri"/>
+                <w:color w:val="000000"/>
+                <w:sz w:val="24"/>
+                <w:szCs w:val="24"/>
+              </w:rPr>
+              <w:t xml:space="preserve">_______________________________________________________</w:t>
+            </w:r>
+          </w:p>
+          <w:p>
+            <w:pPr>
+              <w:spacing w:after="60" w:before="0"/>
+            </w:pPr>
+            <w:r>
+              <w:rPr>
+                <w:rFonts w:ascii="Calibri" w:cs="Calibri" w:eastAsia="Calibri" w:hAnsi="Calibri"/>
+                <w:b/>
+                <w:bCs/>
+                <w:color w:val="D9534F"/>
+                <w:sz w:val="24"/>
+                <w:szCs w:val="24"/>
+              </w:rPr>
+              <w:t xml:space="preserve">2  </w:t>
+            </w:r>
+            <w:r>
+              <w:rPr>
+                <w:rFonts w:ascii="Calibri" w:cs="Calibri" w:eastAsia="Calibri" w:hAnsi="Calibri"/>
+                <w:color w:val="000000"/>
+                <w:sz w:val="24"/>
+                <w:szCs w:val="24"/>
+              </w:rPr>
+              <w:t xml:space="preserve">_______________________________________________________</w:t>
+            </w:r>
+          </w:p>
+          <w:p>
+            <w:pPr>
+              <w:spacing w:after="60" w:before="0"/>
+            </w:pPr>
+            <w:r>
+              <w:rPr>
+                <w:rFonts w:ascii="Calibri" w:cs="Calibri" w:eastAsia="Calibri" w:hAnsi="Calibri"/>
+                <w:b/>
+                <w:bCs/>
+                <w:color w:val="D9534F"/>
+                <w:sz w:val="24"/>
+                <w:szCs w:val="24"/>
+              </w:rPr>
+              <w:t xml:space="preserve">3  </w:t>
+            </w:r>
+            <w:r>
+              <w:rPr>
+                <w:rFonts w:ascii="Calibri" w:cs="Calibri" w:eastAsia="Calibri" w:hAnsi="Calibri"/>
+                <w:color w:val="000000"/>
+                <w:sz w:val="24"/>
+                <w:szCs w:val="24"/>
+              </w:rPr>
+              <w:t xml:space="preserve">_______________________________________________________</w:t>
+            </w:r>
+          </w:p>
+          <w:p>
+            <w:pPr>
+              <w:spacing w:after="60" w:before="0"/>
+            </w:pPr>
+            <w:r>
+              <w:rPr>
+                <w:rFonts w:ascii="Calibri" w:cs="Calibri" w:eastAsia="Calibri" w:hAnsi="Calibri"/>
+                <w:b/>
+                <w:bCs/>
+                <w:color w:val="D9534F"/>
+                <w:sz w:val="24"/>
+                <w:szCs w:val="24"/>
+              </w:rPr>
+              <w:t xml:space="preserve">4  </w:t>
+            </w:r>
+            <w:r>
+              <w:rPr>
+                <w:rFonts w:ascii="Calibri" w:cs="Calibri" w:eastAsia="Calibri" w:hAnsi="Calibri"/>
+                <w:color w:val="000000"/>
+                <w:sz w:val="24"/>
+                <w:szCs w:val="24"/>
+              </w:rPr>
+              <w:t xml:space="preserve">_______________________________________________________</w:t>
+            </w:r>
+          </w:p>
+          <w:p>
+            <w:pPr>
+              <w:spacing w:after="60" w:before="0"/>
+            </w:pPr>
+            <w:r>
+              <w:rPr>
+                <w:rFonts w:ascii="Calibri" w:cs="Calibri" w:eastAsia="Calibri" w:hAnsi="Calibri"/>
+                <w:b/>
+                <w:bCs/>
+                <w:color w:val="D9534F"/>
+                <w:sz w:val="24"/>
+                <w:szCs w:val="24"/>
+              </w:rPr>
+              <w:t xml:space="preserve">5  </w:t>
+            </w:r>
+            <w:r>
+              <w:rPr>
+                <w:rFonts w:ascii="Calibri" w:cs="Calibri" w:eastAsia="Calibri" w:hAnsi="Calibri"/>
+                <w:color w:val="000000"/>
+                <w:sz w:val="24"/>
+                <w:szCs w:val="24"/>
+              </w:rPr>
+              <w:t xml:space="preserve">_______________________________________________________</w:t>
+            </w:r>
+          </w:p>
+        </w:tc>
+      </w:tr>
+    </w:tbl>
+    <w:p>
+      <w:pPr>
+        <w:keepNext/>
+        <w:spacing w:after="40" w:before="100"/>
+      </w:pPr>
+      <w:r>
+        <w:rPr>
+          <w:rFonts w:ascii="Calibri" w:cs="Calibri" w:eastAsia="Calibri" w:hAnsi="Calibri"/>
+          <w:b/>
+          <w:bCs/>
+          <w:color w:val="000000"/>
+          <w:sz w:val="24"/>
+          <w:szCs w:val="24"/>
+        </w:rPr>
+        <w:t xml:space="preserve">b) </w:t>
+      </w:r>
+      <w:r>
+        <w:rPr>
+          <w:rFonts w:ascii="Calibri" w:cs="Calibri" w:eastAsia="Calibri" w:hAnsi="Calibri"/>
+          <w:color w:val="000000"/>
+          <w:sz w:val="24"/>
+          <w:szCs w:val="24"/>
+        </w:rPr>
+        <w:t xml:space="preserve">Wähle eine Säule aus und erkläre, wie der König damit seine Macht sichert.</w:t>
+      </w:r>
+    </w:p>
+    <w:p>
+      <w:pPr>
+        <w:keepNext/>
+        <w:tabs>
+          <w:tab w:val="right" w:pos="10200" w:leader="underscore"/>
+        </w:tabs>
+        <w:spacing w:after="0" w:before="0" w:line="480"/>
+      </w:pPr>
+      <w:r>
+        <w:rPr>
+          <w:rFonts w:ascii="Calibri" w:cs="Calibri" w:eastAsia="Calibri" w:hAnsi="Calibri"/>
+          <w:color w:val="9AA5C0"/>
+          <w:sz w:val="24"/>
+          <w:szCs w:val="24"/>
+        </w:rPr>
+        <w:t xml:space="preserve">	</w:t>
+      </w:r>
+    </w:p>
+    <w:p>
+      <w:pPr>
+        <w:keepNext/>
+        <w:tabs>
+          <w:tab w:val="right" w:pos="10200" w:leader="underscore"/>
+        </w:tabs>
+        <w:spacing w:after="0" w:before="0" w:line="480"/>
+      </w:pPr>
+      <w:r>
+        <w:rPr>
+          <w:rFonts w:ascii="Calibri" w:cs="Calibri" w:eastAsia="Calibri" w:hAnsi="Calibri"/>
+          <w:color w:val="9AA5C0"/>
+          <w:sz w:val="24"/>
+          <w:szCs w:val="24"/>
+        </w:rPr>
+        <w:t xml:space="preserve">	</w:t>
+      </w:r>
+    </w:p>
+    <w:p>
+      <w:pPr>
+        <w:keepNext/>
+        <w:tabs>
+          <w:tab w:val="right" w:pos="10200" w:leader="underscore"/>
+        </w:tabs>
+        <w:spacing w:after="0" w:before="0" w:line="480"/>
+      </w:pPr>
+      <w:r>
+        <w:rPr>
+          <w:rFonts w:ascii="Calibri" w:cs="Calibri" w:eastAsia="Calibri" w:hAnsi="Calibri"/>
+          <w:color w:val="9AA5C0"/>
+          <w:sz w:val="24"/>
+          <w:szCs w:val="24"/>
+        </w:rPr>
+        <w:t xml:space="preserve">	</w:t>
+      </w:r>
+    </w:p>
+    <w:p>
+      <w:pPr>
+        <w:keepNext/>
+        <w:tabs>
+          <w:tab w:val="right" w:pos="10200" w:leader="underscore"/>
+        </w:tabs>
+        <w:spacing w:after="0" w:before="0" w:line="480"/>
+      </w:pPr>
+      <w:r>
+        <w:rPr>
+          <w:rFonts w:ascii="Calibri" w:cs="Calibri" w:eastAsia="Calibri" w:hAnsi="Calibri"/>
+          <w:color w:val="9AA5C0"/>
+          <w:sz w:val="24"/>
+          <w:szCs w:val="24"/>
+        </w:rPr>
+        <w:t xml:space="preserve">	</w:t>
+      </w:r>
+    </w:p>
+    <w:p>
+      <w:pPr>
+        <w:keepNext/>
+        <w:tabs>
+          <w:tab w:val="right" w:pos="10200" w:leader="underscore"/>
+        </w:tabs>
+        <w:spacing w:after="0" w:before="0" w:line="480"/>
+      </w:pPr>
+      <w:r>
+        <w:rPr>
+          <w:rFonts w:ascii="Calibri" w:cs="Calibri" w:eastAsia="Calibri" w:hAnsi="Calibri"/>
+          <w:color w:val="9AA5C0"/>
+          <w:sz w:val="24"/>
+          <w:szCs w:val="24"/>
+        </w:rPr>
+        <w:t xml:space="preserve">	</w:t>
+      </w:r>
+    </w:p>
+    <w:p>
+      <w:pPr>
+        <w:keepNext/>
+        <w:spacing w:after="100" w:before="240"/>
+      </w:pPr>
+      <w:r>
+        <w:rPr>
+          <w:rFonts w:ascii="Cambria" w:cs="Cambria" w:eastAsia="Cambria" w:hAnsi="Cambria"/>
+          <w:b/>
+          <w:bCs/>
+          <w:color w:val="D9534F"/>
+          <w:sz w:val="28"/>
+          <w:szCs w:val="28"/>
+        </w:rPr>
+        <w:t xml:space="preserve">Aufgabe 5  </w:t>
+      </w:r>
+      <w:r>
+        <w:rPr>
+          <w:rFonts w:ascii="Cambria" w:cs="Cambria" w:eastAsia="Cambria" w:hAnsi="Cambria"/>
+          <w:b/>
+          <w:bCs/>
+          <w:color w:val="1E2761"/>
+          <w:sz w:val="28"/>
+          <w:szCs w:val="28"/>
+        </w:rPr>
+        <w:t xml:space="preserve">Wahr oder falsch?</w:t>
+      </w:r>
+      <w:r>
+        <w:rPr>
+          <w:rFonts w:ascii="Calibri" w:cs="Calibri" w:eastAsia="Calibri" w:hAnsi="Calibri"/>
+          <w:color w:val="5B6B8C"/>
+          <w:sz w:val="22"/>
+          <w:szCs w:val="22"/>
+        </w:rPr>
+        <w:t xml:space="preserve">   (6 Punkte)</w:t>
+      </w:r>
+    </w:p>
+    <w:p>
+      <w:pPr>
+        <w:keepNext/>
+        <w:spacing w:after="60" w:before="0"/>
+      </w:pPr>
+      <w:r>
+        <w:rPr>
+          <w:rFonts w:ascii="Calibri" w:cs="Calibri" w:eastAsia="Calibri" w:hAnsi="Calibri"/>
+          <w:color w:val="000000"/>
+          <w:sz w:val="24"/>
+          <w:szCs w:val="24"/>
+        </w:rPr>
+        <w:t xml:space="preserve">Kreuze an. Bei „falsch“ musst du die Aussage begründen oder verbessern.</w:t>
+      </w:r>
+    </w:p>
+    <w:tbl>
+      <w:tblPr>
+        <w:tblW w:type="dxa" w:w="10206"/>
+        <w:tblBorders>
+          <w:top w:val="single" w:color="auto" w:sz="4"/>
+          <w:left w:val="single" w:color="auto" w:sz="4"/>
+          <w:bottom w:val="single" w:color="auto" w:sz="4"/>
+          <w:right w:val="single" w:color="auto" w:sz="4"/>
+          <w:insideH w:val="single" w:color="auto" w:sz="4"/>
+          <w:insideV w:val="single" w:color="auto" w:sz="4"/>
+        </w:tblBorders>
+      </w:tblPr>
+      <w:tblGrid>
+        <w:gridCol w:w="4300"/>
+        <w:gridCol w:w="1000"/>
+        <w:gridCol w:w="1150"/>
+        <w:gridCol w:w="3756"/>
+      </w:tblGrid>
+      <w:tr>
+        <w:trPr>
+          <w:cantSplit/>
+        </w:trPr>
+        <w:tc>
+          <w:tcPr>
+            <w:tcW w:type="dxa" w:w="4300"/>
+            <w:tcBorders>
+              <w:top w:val="single" w:color="8A96B5" w:sz="6"/>
+              <w:left w:val="single" w:color="8A96B5" w:sz="6"/>
+              <w:bottom w:val="single" w:color="8A96B5" w:sz="6"/>
+              <w:right w:val="single" w:color="8A96B5" w:sz="6"/>
+            </w:tcBorders>
+            <w:shd w:fill="1E2761" w:color="auto" w:val="clear"/>
+            <w:tcMar>
+              <w:top w:type="dxa" w:w="80"/>
+              <w:left w:type="dxa" w:w="120"/>
+              <w:bottom w:type="dxa" w:w="80"/>
+              <w:right w:type="dxa" w:w="120"/>
+            </w:tcMar>
+            <w:vAlign w:val="center"/>
+          </w:tcPr>
+          <w:p>
+            <w:pPr>
+              <w:spacing w:after="0" w:before="0"/>
+              <w:jc w:val="center"/>
+            </w:pPr>
+            <w:r>
+              <w:rPr>
+                <w:rFonts w:ascii="Calibri" w:cs="Calibri" w:eastAsia="Calibri" w:hAnsi="Calibri"/>
+                <w:b/>
+                <w:bCs/>
+                <w:color w:val="FFFFFF"/>
+                <w:sz w:val="22"/>
+                <w:szCs w:val="22"/>
+              </w:rPr>
+              <w:t xml:space="preserve">Aussage</w:t>
+            </w:r>
+          </w:p>
+        </w:tc>
+        <w:tc>
+          <w:tcPr>
+            <w:tcW w:type="dxa" w:w="1000"/>
+            <w:tcBorders>
+              <w:top w:val="single" w:color="8A96B5" w:sz="6"/>
+              <w:left w:val="single" w:color="8A96B5" w:sz="6"/>
+              <w:bottom w:val="single" w:color="8A96B5" w:sz="6"/>
+              <w:right w:val="single" w:color="8A96B5" w:sz="6"/>
+            </w:tcBorders>
+            <w:shd w:fill="1E2761" w:color="auto" w:val="clear"/>
+            <w:tcMar>
+              <w:top w:type="dxa" w:w="80"/>
+              <w:left w:type="dxa" w:w="120"/>
+              <w:bottom w:type="dxa" w:w="80"/>
+              <w:right w:type="dxa" w:w="120"/>
+            </w:tcMar>
+            <w:vAlign w:val="center"/>
+          </w:tcPr>
+          <w:p>
+            <w:pPr>
+              <w:spacing w:after="0" w:before="0"/>
+              <w:jc w:val="center"/>
+            </w:pPr>
+            <w:r>
+              <w:rPr>
+                <w:rFonts w:ascii="Calibri" w:cs="Calibri" w:eastAsia="Calibri" w:hAnsi="Calibri"/>
+                <w:b/>
+                <w:bCs/>
+                <w:color w:val="FFFFFF"/>
+                <w:sz w:val="22"/>
+                <w:szCs w:val="22"/>
+              </w:rPr>
+              <w:t xml:space="preserve">wahr</w:t>
+            </w:r>
+          </w:p>
+        </w:tc>
+        <w:tc>
+          <w:tcPr>
+            <w:tcW w:type="dxa" w:w="1150"/>
+            <w:tcBorders>
+              <w:top w:val="single" w:color="8A96B5" w:sz="6"/>
+              <w:left w:val="single" w:color="8A96B5" w:sz="6"/>
+              <w:bottom w:val="single" w:color="8A96B5" w:sz="6"/>
+              <w:right w:val="single" w:color="8A96B5" w:sz="6"/>
+            </w:tcBorders>
+            <w:shd w:fill="1E2761" w:color="auto" w:val="clear"/>
+            <w:tcMar>
+              <w:top w:type="dxa" w:w="80"/>
+              <w:left w:type="dxa" w:w="120"/>
+              <w:bottom w:type="dxa" w:w="80"/>
+              <w:right w:type="dxa" w:w="120"/>
+            </w:tcMar>
+            <w:vAlign w:val="center"/>
+          </w:tcPr>
+          <w:p>
+            <w:pPr>
+              <w:spacing w:after="0" w:before="0"/>
+              <w:jc w:val="center"/>
+            </w:pPr>
+            <w:r>
+              <w:rPr>
+                <w:rFonts w:ascii="Calibri" w:cs="Calibri" w:eastAsia="Calibri" w:hAnsi="Calibri"/>
+                <w:b/>
+                <w:bCs/>
+                <w:color w:val="FFFFFF"/>
+                <w:sz w:val="22"/>
+                <w:szCs w:val="22"/>
+              </w:rPr>
+              <w:t xml:space="preserve">falsch</w:t>
+            </w:r>
+          </w:p>
+        </w:tc>
+        <w:tc>
+          <w:tcPr>
+            <w:tcW w:type="dxa" w:w="3756"/>
+            <w:tcBorders>
+              <w:top w:val="single" w:color="8A96B5" w:sz="6"/>
+              <w:left w:val="single" w:color="8A96B5" w:sz="6"/>
+              <w:bottom w:val="single" w:color="8A96B5" w:sz="6"/>
+              <w:right w:val="single" w:color="8A96B5" w:sz="6"/>
+            </w:tcBorders>
+            <w:shd w:fill="1E2761" w:color="auto" w:val="clear"/>
+            <w:tcMar>
+              <w:top w:type="dxa" w:w="80"/>
+              <w:left w:type="dxa" w:w="120"/>
+              <w:bottom w:type="dxa" w:w="80"/>
+              <w:right w:type="dxa" w:w="120"/>
+            </w:tcMar>
+            <w:vAlign w:val="center"/>
+          </w:tcPr>
+          <w:p>
+            <w:pPr>
+              <w:spacing w:after="0" w:before="0"/>
+              <w:jc w:val="center"/>
+            </w:pPr>
+            <w:r>
+              <w:rPr>
+                <w:rFonts w:ascii="Calibri" w:cs="Calibri" w:eastAsia="Calibri" w:hAnsi="Calibri"/>
+                <w:b/>
+                <w:bCs/>
+                <w:color w:val="FFFFFF"/>
+                <w:sz w:val="22"/>
+                <w:szCs w:val="22"/>
+              </w:rPr>
+              <w:t xml:space="preserve">Begründung (nur bei falsch)</w:t>
+            </w:r>
+          </w:p>
+        </w:tc>
+      </w:tr>
+      <w:tr>
+        <w:trPr>
+          <w:cantSplit/>
+          <w:trHeight w:val="1050" w:hRule="atLeast"/>
+        </w:trPr>
+        <w:tc>
+          <w:tcPr>
+            <w:tcW w:type="dxa" w:w="4300"/>
+            <w:tcBorders>
+              <w:top w:val="single" w:color="8A96B5" w:sz="6"/>
+              <w:left w:val="single" w:color="8A96B5" w:sz="6"/>
+              <w:bottom w:val="single" w:color="8A96B5" w:sz="6"/>
+              <w:right w:val="single" w:color="8A96B5" w:sz="6"/>
+            </w:tcBorders>
+            <w:tcMar>
+              <w:top w:type="dxa" w:w="80"/>
+              <w:left w:type="dxa" w:w="120"/>
+              <w:bottom w:type="dxa" w:w="80"/>
+              <w:right w:type="dxa" w:w="120"/>
+            </w:tcMar>
+            <w:vAlign w:val="center"/>
+          </w:tcPr>
+          <w:p>
+            <w:pPr>
+              <w:spacing w:after="0" w:before="0"/>
+            </w:pPr>
+            <w:r>
+              <w:rPr>
+                <w:rFonts w:ascii="Calibri" w:cs="Calibri" w:eastAsia="Calibri" w:hAnsi="Calibri"/>
+                <w:color w:val="000000"/>
+                <w:sz w:val="22"/>
+                <w:szCs w:val="22"/>
+              </w:rPr>
+              <w:t xml:space="preserve">Ludwig XIV. verzichtete auf Söldner und baute ein stehendes Heer auf.</w:t>
+            </w:r>
+          </w:p>
+        </w:tc>
+        <w:tc>
+          <w:tcPr>
+            <w:tcW w:type="dxa" w:w="1000"/>
+            <w:tcBorders>
+              <w:top w:val="single" w:color="8A96B5" w:sz="6"/>
+              <w:left w:val="single" w:color="8A96B5" w:sz="6"/>
+              <w:bottom w:val="single" w:color="8A96B5" w:sz="6"/>
+              <w:right w:val="single" w:color="8A96B5" w:sz="6"/>
+            </w:tcBorders>
+            <w:tcMar>
+              <w:top w:type="dxa" w:w="80"/>
+              <w:left w:type="dxa" w:w="120"/>
+              <w:bottom w:type="dxa" w:w="80"/>
+              <w:right w:type="dxa" w:w="120"/>
+            </w:tcMar>
+            <w:vAlign w:val="center"/>
+          </w:tcPr>
+          <w:p>
+            <w:pPr>
+              <w:spacing w:after="0" w:before="0"/>
+              <w:jc w:val="center"/>
+            </w:pPr>
+            <w:r>
+              <w:rPr>
+                <w:rFonts w:ascii="Calibri" w:cs="Calibri" w:eastAsia="Calibri" w:hAnsi="Calibri"/>
+                <w:color w:val="000000"/>
+                <w:sz w:val="28"/>
+                <w:szCs w:val="28"/>
+              </w:rPr>
+              <w:t xml:space="preserve">☐</w:t>
+            </w:r>
+          </w:p>
+        </w:tc>
+        <w:tc>
+          <w:tcPr>
+            <w:tcW w:type="dxa" w:w="1150"/>
+            <w:tcBorders>
+              <w:top w:val="single" w:color="8A96B5" w:sz="6"/>
+              <w:left w:val="single" w:color="8A96B5" w:sz="6"/>
+              <w:bottom w:val="single" w:color="8A96B5" w:sz="6"/>
+              <w:right w:val="single" w:color="8A96B5" w:sz="6"/>
+            </w:tcBorders>
+            <w:tcMar>
+              <w:top w:type="dxa" w:w="80"/>
+              <w:left w:type="dxa" w:w="120"/>
+              <w:bottom w:type="dxa" w:w="80"/>
+              <w:right w:type="dxa" w:w="120"/>
+            </w:tcMar>
+            <w:vAlign w:val="center"/>
+          </w:tcPr>
+          <w:p>
+            <w:pPr>
+              <w:spacing w:after="0" w:before="0"/>
+              <w:jc w:val="center"/>
+            </w:pPr>
+            <w:r>
+              <w:rPr>
+                <w:rFonts w:ascii="Calibri" w:cs="Calibri" w:eastAsia="Calibri" w:hAnsi="Calibri"/>
+                <w:color w:val="000000"/>
+                <w:sz w:val="28"/>
+                <w:szCs w:val="28"/>
+              </w:rPr>
+              <w:t xml:space="preserve">☐</w:t>
+            </w:r>
+          </w:p>
+        </w:tc>
+        <w:tc>
+          <w:tcPr>
+            <w:tcW w:type="dxa" w:w="3756"/>
+            <w:tcBorders>
+              <w:top w:val="single" w:color="8A96B5" w:sz="6"/>
+              <w:left w:val="single" w:color="8A96B5" w:sz="6"/>
+              <w:bottom w:val="single" w:color="8A96B5" w:sz="6"/>
+              <w:right w:val="single" w:color="8A96B5" w:sz="6"/>
+            </w:tcBorders>
+            <w:tcMar>
+              <w:top w:type="dxa" w:w="80"/>
+              <w:left w:type="dxa" w:w="120"/>
+              <w:bottom w:type="dxa" w:w="80"/>
+              <w:right w:type="dxa" w:w="120"/>
+            </w:tcMar>
+            <w:vAlign w:val="center"/>
+          </w:tcPr>
+          <w:p>
+            <w:pPr>
+              <w:spacing w:after="0" w:before="0"/>
+            </w:pPr>
+            <w:r>
+              <w:rPr>
+                <w:rFonts w:ascii="Calibri" w:cs="Calibri" w:eastAsia="Calibri" w:hAnsi="Calibri"/>
+                <w:color w:val="000000"/>
+                <w:sz w:val="24"/>
+                <w:szCs w:val="24"/>
+              </w:rPr>
+              <w:t xml:space="preserve"/>
+            </w:r>
+          </w:p>
+        </w:tc>
+      </w:tr>
+      <w:tr>
+        <w:trPr>
+          <w:cantSplit/>
+          <w:trHeight w:val="1050" w:hRule="atLeast"/>
+        </w:trPr>
+        <w:tc>
+          <w:tcPr>
+            <w:tcW w:type="dxa" w:w="4300"/>
+            <w:tcBorders>
+              <w:top w:val="single" w:color="8A96B5" w:sz="6"/>
+              <w:left w:val="single" w:color="8A96B5" w:sz="6"/>
+              <w:bottom w:val="single" w:color="8A96B5" w:sz="6"/>
+              <w:right w:val="single" w:color="8A96B5" w:sz="6"/>
+            </w:tcBorders>
+            <w:tcMar>
+              <w:top w:type="dxa" w:w="80"/>
+              <w:left w:type="dxa" w:w="120"/>
+              <w:bottom w:type="dxa" w:w="80"/>
+              <w:right w:type="dxa" w:w="120"/>
+            </w:tcMar>
+            <w:vAlign w:val="center"/>
+          </w:tcPr>
+          <w:p>
+            <w:pPr>
+              <w:spacing w:after="0" w:before="0"/>
+            </w:pPr>
+            <w:r>
+              <w:rPr>
+                <w:rFonts w:ascii="Calibri" w:cs="Calibri" w:eastAsia="Calibri" w:hAnsi="Calibri"/>
+                <w:color w:val="000000"/>
+                <w:sz w:val="22"/>
+                <w:szCs w:val="22"/>
+              </w:rPr>
+              <w:t xml:space="preserve">Der Klerus musste den Kirchenzehnt an den Dritten Stand (Bauern und Bürger) zahlen.</w:t>
+            </w:r>
+          </w:p>
+        </w:tc>
+        <w:tc>
+          <w:tcPr>
+            <w:tcW w:type="dxa" w:w="1000"/>
+            <w:tcBorders>
+              <w:top w:val="single" w:color="8A96B5" w:sz="6"/>
+              <w:left w:val="single" w:color="8A96B5" w:sz="6"/>
+              <w:bottom w:val="single" w:color="8A96B5" w:sz="6"/>
+              <w:right w:val="single" w:color="8A96B5" w:sz="6"/>
+            </w:tcBorders>
+            <w:tcMar>
+              <w:top w:type="dxa" w:w="80"/>
+              <w:left w:type="dxa" w:w="120"/>
+              <w:bottom w:type="dxa" w:w="80"/>
+              <w:right w:type="dxa" w:w="120"/>
+            </w:tcMar>
+            <w:vAlign w:val="center"/>
+          </w:tcPr>
+          <w:p>
+            <w:pPr>
+              <w:spacing w:after="0" w:before="0"/>
+              <w:jc w:val="center"/>
+            </w:pPr>
+            <w:r>
+              <w:rPr>
+                <w:rFonts w:ascii="Calibri" w:cs="Calibri" w:eastAsia="Calibri" w:hAnsi="Calibri"/>
+                <w:color w:val="000000"/>
+                <w:sz w:val="28"/>
+                <w:szCs w:val="28"/>
+              </w:rPr>
+              <w:t xml:space="preserve">☐</w:t>
+            </w:r>
+          </w:p>
+        </w:tc>
+        <w:tc>
+          <w:tcPr>
+            <w:tcW w:type="dxa" w:w="1150"/>
+            <w:tcBorders>
+              <w:top w:val="single" w:color="8A96B5" w:sz="6"/>
+              <w:left w:val="single" w:color="8A96B5" w:sz="6"/>
+              <w:bottom w:val="single" w:color="8A96B5" w:sz="6"/>
+              <w:right w:val="single" w:color="8A96B5" w:sz="6"/>
+            </w:tcBorders>
+            <w:tcMar>
+              <w:top w:type="dxa" w:w="80"/>
+              <w:left w:type="dxa" w:w="120"/>
+              <w:bottom w:type="dxa" w:w="80"/>
+              <w:right w:type="dxa" w:w="120"/>
+            </w:tcMar>
+            <w:vAlign w:val="center"/>
+          </w:tcPr>
+          <w:p>
+            <w:pPr>
+              <w:spacing w:after="0" w:before="0"/>
+              <w:jc w:val="center"/>
+            </w:pPr>
+            <w:r>
+              <w:rPr>
+                <w:rFonts w:ascii="Calibri" w:cs="Calibri" w:eastAsia="Calibri" w:hAnsi="Calibri"/>
+                <w:color w:val="000000"/>
+                <w:sz w:val="28"/>
+                <w:szCs w:val="28"/>
+              </w:rPr>
+              <w:t xml:space="preserve">☐</w:t>
+            </w:r>
+          </w:p>
+        </w:tc>
+        <w:tc>
+          <w:tcPr>
+            <w:tcW w:type="dxa" w:w="3756"/>
+            <w:tcBorders>
+              <w:top w:val="single" w:color="8A96B5" w:sz="6"/>
+              <w:left w:val="single" w:color="8A96B5" w:sz="6"/>
+              <w:bottom w:val="single" w:color="8A96B5" w:sz="6"/>
+              <w:right w:val="single" w:color="8A96B5" w:sz="6"/>
+            </w:tcBorders>
+            <w:tcMar>
+              <w:top w:type="dxa" w:w="80"/>
+              <w:left w:type="dxa" w:w="120"/>
+              <w:bottom w:type="dxa" w:w="80"/>
+              <w:right w:type="dxa" w:w="120"/>
+            </w:tcMar>
+            <w:vAlign w:val="center"/>
+          </w:tcPr>
+          <w:p>
+            <w:pPr>
+              <w:spacing w:after="0" w:before="0"/>
+            </w:pPr>
+            <w:r>
+              <w:rPr>
+                <w:rFonts w:ascii="Calibri" w:cs="Calibri" w:eastAsia="Calibri" w:hAnsi="Calibri"/>
+                <w:color w:val="000000"/>
+                <w:sz w:val="24"/>
+                <w:szCs w:val="24"/>
+              </w:rPr>
+              <w:t xml:space="preserve"/>
+            </w:r>
+          </w:p>
+        </w:tc>
+      </w:tr>
+      <w:tr>
+        <w:trPr>
+          <w:cantSplit/>
+          <w:trHeight w:val="1050" w:hRule="atLeast"/>
+        </w:trPr>
+        <w:tc>
+          <w:tcPr>
+            <w:tcW w:type="dxa" w:w="4300"/>
+            <w:tcBorders>
+              <w:top w:val="single" w:color="8A96B5" w:sz="6"/>
+              <w:left w:val="single" w:color="8A96B5" w:sz="6"/>
+              <w:bottom w:val="single" w:color="8A96B5" w:sz="6"/>
+              <w:right w:val="single" w:color="8A96B5" w:sz="6"/>
+            </w:tcBorders>
+            <w:tcMar>
+              <w:top w:type="dxa" w:w="80"/>
+              <w:left w:type="dxa" w:w="120"/>
+              <w:bottom w:type="dxa" w:w="80"/>
+              <w:right w:type="dxa" w:w="120"/>
+            </w:tcMar>
+            <w:vAlign w:val="center"/>
+          </w:tcPr>
+          <w:p>
+            <w:pPr>
+              <w:spacing w:after="0" w:before="0"/>
+            </w:pPr>
+            <w:r>
+              <w:rPr>
+                <w:rFonts w:ascii="Calibri" w:cs="Calibri" w:eastAsia="Calibri" w:hAnsi="Calibri"/>
+                <w:color w:val="000000"/>
+                <w:sz w:val="22"/>
+                <w:szCs w:val="22"/>
+              </w:rPr>
+              <w:t xml:space="preserve">Der Adel hatte das alleinige Jagdrecht.</w:t>
+            </w:r>
+          </w:p>
+        </w:tc>
+        <w:tc>
+          <w:tcPr>
+            <w:tcW w:type="dxa" w:w="1000"/>
+            <w:tcBorders>
+              <w:top w:val="single" w:color="8A96B5" w:sz="6"/>
+              <w:left w:val="single" w:color="8A96B5" w:sz="6"/>
+              <w:bottom w:val="single" w:color="8A96B5" w:sz="6"/>
+              <w:right w:val="single" w:color="8A96B5" w:sz="6"/>
+            </w:tcBorders>
+            <w:tcMar>
+              <w:top w:type="dxa" w:w="80"/>
+              <w:left w:type="dxa" w:w="120"/>
+              <w:bottom w:type="dxa" w:w="80"/>
+              <w:right w:type="dxa" w:w="120"/>
+            </w:tcMar>
+            <w:vAlign w:val="center"/>
+          </w:tcPr>
+          <w:p>
+            <w:pPr>
+              <w:spacing w:after="0" w:before="0"/>
+              <w:jc w:val="center"/>
+            </w:pPr>
+            <w:r>
+              <w:rPr>
+                <w:rFonts w:ascii="Calibri" w:cs="Calibri" w:eastAsia="Calibri" w:hAnsi="Calibri"/>
+                <w:color w:val="000000"/>
+                <w:sz w:val="28"/>
+                <w:szCs w:val="28"/>
+              </w:rPr>
+              <w:t xml:space="preserve">☐</w:t>
+            </w:r>
+          </w:p>
+        </w:tc>
+        <w:tc>
+          <w:tcPr>
+            <w:tcW w:type="dxa" w:w="1150"/>
+            <w:tcBorders>
+              <w:top w:val="single" w:color="8A96B5" w:sz="6"/>
+              <w:left w:val="single" w:color="8A96B5" w:sz="6"/>
+              <w:bottom w:val="single" w:color="8A96B5" w:sz="6"/>
+              <w:right w:val="single" w:color="8A96B5" w:sz="6"/>
+            </w:tcBorders>
+            <w:tcMar>
+              <w:top w:type="dxa" w:w="80"/>
+              <w:left w:type="dxa" w:w="120"/>
+              <w:bottom w:type="dxa" w:w="80"/>
+              <w:right w:type="dxa" w:w="120"/>
+            </w:tcMar>
+            <w:vAlign w:val="center"/>
+          </w:tcPr>
+          <w:p>
+            <w:pPr>
+              <w:spacing w:after="0" w:before="0"/>
+              <w:jc w:val="center"/>
+            </w:pPr>
+            <w:r>
+              <w:rPr>
+                <w:rFonts w:ascii="Calibri" w:cs="Calibri" w:eastAsia="Calibri" w:hAnsi="Calibri"/>
+                <w:color w:val="000000"/>
+                <w:sz w:val="28"/>
+                <w:szCs w:val="28"/>
+              </w:rPr>
+              <w:t xml:space="preserve">☐</w:t>
+            </w:r>
+          </w:p>
+        </w:tc>
+        <w:tc>
+          <w:tcPr>
+            <w:tcW w:type="dxa" w:w="3756"/>
+            <w:tcBorders>
+              <w:top w:val="single" w:color="8A96B5" w:sz="6"/>
+              <w:left w:val="single" w:color="8A96B5" w:sz="6"/>
+              <w:bottom w:val="single" w:color="8A96B5" w:sz="6"/>
+              <w:right w:val="single" w:color="8A96B5" w:sz="6"/>
+            </w:tcBorders>
+            <w:tcMar>
+              <w:top w:type="dxa" w:w="80"/>
+              <w:left w:type="dxa" w:w="120"/>
+              <w:bottom w:type="dxa" w:w="80"/>
+              <w:right w:type="dxa" w:w="120"/>
+            </w:tcMar>
+            <w:vAlign w:val="center"/>
+          </w:tcPr>
+          <w:p>
+            <w:pPr>
+              <w:spacing w:after="0" w:before="0"/>
+            </w:pPr>
+            <w:r>
+              <w:rPr>
+                <w:rFonts w:ascii="Calibri" w:cs="Calibri" w:eastAsia="Calibri" w:hAnsi="Calibri"/>
+                <w:color w:val="000000"/>
+                <w:sz w:val="24"/>
+                <w:szCs w:val="24"/>
+              </w:rPr>
+              <w:t xml:space="preserve"/>
+            </w:r>
+          </w:p>
+        </w:tc>
+      </w:tr>
+      <w:tr>
+        <w:trPr>
+          <w:cantSplit/>
+          <w:trHeight w:val="1050" w:hRule="atLeast"/>
+        </w:trPr>
+        <w:tc>
+          <w:tcPr>
+            <w:tcW w:type="dxa" w:w="4300"/>
+            <w:tcBorders>
+              <w:top w:val="single" w:color="8A96B5" w:sz="6"/>
+              <w:left w:val="single" w:color="8A96B5" w:sz="6"/>
+              <w:bottom w:val="single" w:color="8A96B5" w:sz="6"/>
+              <w:right w:val="single" w:color="8A96B5" w:sz="6"/>
+            </w:tcBorders>
+            <w:tcMar>
+              <w:top w:type="dxa" w:w="80"/>
+              <w:left w:type="dxa" w:w="120"/>
+              <w:bottom w:type="dxa" w:w="80"/>
+              <w:right w:type="dxa" w:w="120"/>
+            </w:tcMar>
+            <w:vAlign w:val="center"/>
+          </w:tcPr>
+          <w:p>
+            <w:pPr>
+              <w:spacing w:after="0" w:before="0"/>
+            </w:pPr>
+            <w:r>
+              <w:rPr>
+                <w:rFonts w:ascii="Calibri" w:cs="Calibri" w:eastAsia="Calibri" w:hAnsi="Calibri"/>
+                <w:color w:val="000000"/>
+                <w:sz w:val="22"/>
+                <w:szCs w:val="22"/>
+              </w:rPr>
+              <w:t xml:space="preserve">Ludwig XIV. erlaubte den Protestanten die freie Religionsausübung.</w:t>
+            </w:r>
+          </w:p>
+        </w:tc>
+        <w:tc>
+          <w:tcPr>
+            <w:tcW w:type="dxa" w:w="1000"/>
+            <w:tcBorders>
+              <w:top w:val="single" w:color="8A96B5" w:sz="6"/>
+              <w:left w:val="single" w:color="8A96B5" w:sz="6"/>
+              <w:bottom w:val="single" w:color="8A96B5" w:sz="6"/>
+              <w:right w:val="single" w:color="8A96B5" w:sz="6"/>
+            </w:tcBorders>
+            <w:tcMar>
+              <w:top w:type="dxa" w:w="80"/>
+              <w:left w:type="dxa" w:w="120"/>
+              <w:bottom w:type="dxa" w:w="80"/>
+              <w:right w:type="dxa" w:w="120"/>
+            </w:tcMar>
+            <w:vAlign w:val="center"/>
+          </w:tcPr>
+          <w:p>
+            <w:pPr>
+              <w:spacing w:after="0" w:before="0"/>
+              <w:jc w:val="center"/>
+            </w:pPr>
+            <w:r>
+              <w:rPr>
+                <w:rFonts w:ascii="Calibri" w:cs="Calibri" w:eastAsia="Calibri" w:hAnsi="Calibri"/>
+                <w:color w:val="000000"/>
+                <w:sz w:val="28"/>
+                <w:szCs w:val="28"/>
+              </w:rPr>
+              <w:t xml:space="preserve">☐</w:t>
+            </w:r>
+          </w:p>
+        </w:tc>
+        <w:tc>
+          <w:tcPr>
+            <w:tcW w:type="dxa" w:w="1150"/>
+            <w:tcBorders>
+              <w:top w:val="single" w:color="8A96B5" w:sz="6"/>
+              <w:left w:val="single" w:color="8A96B5" w:sz="6"/>
+              <w:bottom w:val="single" w:color="8A96B5" w:sz="6"/>
+              <w:right w:val="single" w:color="8A96B5" w:sz="6"/>
+            </w:tcBorders>
+            <w:tcMar>
+              <w:top w:type="dxa" w:w="80"/>
+              <w:left w:type="dxa" w:w="120"/>
+              <w:bottom w:type="dxa" w:w="80"/>
+              <w:right w:type="dxa" w:w="120"/>
+            </w:tcMar>
+            <w:vAlign w:val="center"/>
+          </w:tcPr>
+          <w:p>
+            <w:pPr>
+              <w:spacing w:after="0" w:before="0"/>
+              <w:jc w:val="center"/>
+            </w:pPr>
+            <w:r>
+              <w:rPr>
+                <w:rFonts w:ascii="Calibri" w:cs="Calibri" w:eastAsia="Calibri" w:hAnsi="Calibri"/>
+                <w:color w:val="000000"/>
+                <w:sz w:val="28"/>
+                <w:szCs w:val="28"/>
+              </w:rPr>
+              <w:t xml:space="preserve">☐</w:t>
+            </w:r>
+          </w:p>
+        </w:tc>
+        <w:tc>
+          <w:tcPr>
+            <w:tcW w:type="dxa" w:w="3756"/>
+            <w:tcBorders>
+              <w:top w:val="single" w:color="8A96B5" w:sz="6"/>
+              <w:left w:val="single" w:color="8A96B5" w:sz="6"/>
+              <w:bottom w:val="single" w:color="8A96B5" w:sz="6"/>
+              <w:right w:val="single" w:color="8A96B5" w:sz="6"/>
+            </w:tcBorders>
+            <w:tcMar>
+              <w:top w:type="dxa" w:w="80"/>
+              <w:left w:type="dxa" w:w="120"/>
+              <w:bottom w:type="dxa" w:w="80"/>
+              <w:right w:type="dxa" w:w="120"/>
+            </w:tcMar>
+            <w:vAlign w:val="center"/>
+          </w:tcPr>
+          <w:p>
+            <w:pPr>
+              <w:spacing w:after="0" w:before="0"/>
+            </w:pPr>
+            <w:r>
+              <w:rPr>
+                <w:rFonts w:ascii="Calibri" w:cs="Calibri" w:eastAsia="Calibri" w:hAnsi="Calibri"/>
+                <w:color w:val="000000"/>
+                <w:sz w:val="24"/>
+                <w:szCs w:val="24"/>
+              </w:rPr>
+              <w:t xml:space="preserve"/>
+            </w:r>
+          </w:p>
+        </w:tc>
+      </w:tr>
+    </w:tbl>
+    <w:p>
+      <w:pPr>
+        <w:keepNext/>
+        <w:spacing w:after="100" w:before="240"/>
+      </w:pPr>
+      <w:r>
+        <w:rPr>
+          <w:rFonts w:ascii="Cambria" w:cs="Cambria" w:eastAsia="Cambria" w:hAnsi="Cambria"/>
+          <w:b/>
+          <w:bCs/>
+          <w:color w:val="D9534F"/>
+          <w:sz w:val="28"/>
+          <w:szCs w:val="28"/>
+        </w:rPr>
+        <w:t xml:space="preserve">Aufgabe 6  </w:t>
+      </w:r>
+      <w:r>
+        <w:rPr>
+          <w:rFonts w:ascii="Cambria" w:cs="Cambria" w:eastAsia="Cambria" w:hAnsi="Cambria"/>
+          <w:b/>
+          <w:bCs/>
+          <w:color w:val="1E2761"/>
+          <w:sz w:val="28"/>
+          <w:szCs w:val="28"/>
+        </w:rPr>
         <w:t xml:space="preserve">Stellung nehmen</w:t>
       </w:r>
       <w:r>
@@ -2072,13 +2969,13 @@
           <w:sz w:val="22"/>
           <w:szCs w:val="22"/>
         </w:rPr>
-        <w:t xml:space="preserve">(3 Zusatzpunkte)</w:t>
+        <w:t xml:space="preserve">(1 Zusatzpunkt)</w:t>
       </w:r>
     </w:p>
     <w:p>
       <w:pPr>
         <w:keepNext/>
-        <w:spacing w:after="40" w:before="0"/>
+        <w:spacing w:after="60" w:before="0"/>
       </w:pPr>
       <w:r>
         <w:rPr>
@@ -2087,87 +2984,7 @@
           <w:sz w:val="24"/>
           <w:szCs w:val="24"/>
         </w:rPr>
-        <w:t xml:space="preserve">Ludwig XIV. soll gesagt haben: </w:t>
-      </w:r>
-      <w:r>
-        <w:rPr>
-          <w:rFonts w:ascii="Calibri" w:cs="Calibri" w:eastAsia="Calibri" w:hAnsi="Calibri"/>
-          <w:i/>
-          <w:iCs/>
-          <w:color w:val="000000"/>
-          <w:sz w:val="24"/>
-          <w:szCs w:val="24"/>
-        </w:rPr>
-        <w:t xml:space="preserve">„Der Staat bin ich.“</w:t>
-      </w:r>
-    </w:p>
-    <w:p>
-      <w:pPr>
-        <w:keepNext/>
-        <w:spacing w:after="60" w:before="0"/>
-      </w:pPr>
-      <w:r>
-        <w:rPr>
-          <w:rFonts w:ascii="Calibri" w:cs="Calibri" w:eastAsia="Calibri" w:hAnsi="Calibri"/>
-          <w:color w:val="000000"/>
-          <w:sz w:val="24"/>
-          <w:szCs w:val="24"/>
-        </w:rPr>
-        <w:t xml:space="preserve">Erkläre den Satz mit Bezug auf den Absolutismus und zwei Säulen seiner Herrschaft.</w:t>
-      </w:r>
-    </w:p>
-    <w:p>
-      <w:pPr>
-        <w:keepNext/>
-        <w:tabs>
-          <w:tab w:val="right" w:pos="10200" w:leader="underscore"/>
-        </w:tabs>
-        <w:spacing w:after="0" w:before="0" w:line="480"/>
-      </w:pPr>
-      <w:r>
-        <w:rPr>
-          <w:rFonts w:ascii="Calibri" w:cs="Calibri" w:eastAsia="Calibri" w:hAnsi="Calibri"/>
-          <w:color w:val="9AA5C0"/>
-          <w:sz w:val="24"/>
-          <w:szCs w:val="24"/>
-        </w:rPr>
-        <w:t xml:space="preserve">	</w:t>
-      </w:r>
-    </w:p>
-    <w:p>
-      <w:pPr>
-        <w:keepNext/>
-        <w:tabs>
-          <w:tab w:val="right" w:pos="10200" w:leader="underscore"/>
-        </w:tabs>
-        <w:spacing w:after="0" w:before="0" w:line="480"/>
-      </w:pPr>
-      <w:r>
-        <w:rPr>
-          <w:rFonts w:ascii="Calibri" w:cs="Calibri" w:eastAsia="Calibri" w:hAnsi="Calibri"/>
-          <w:color w:val="9AA5C0"/>
-          <w:sz w:val="24"/>
-          <w:szCs w:val="24"/>
-        </w:rPr>
-        <w:t xml:space="preserve">	</w:t>
-      </w:r>
-    </w:p>
-    <w:p>
-      <w:pPr>
-        <w:keepNext/>
-        <w:tabs>
-          <w:tab w:val="right" w:pos="10200" w:leader="underscore"/>
-        </w:tabs>
-        <w:spacing w:after="0" w:before="0" w:line="480"/>
-      </w:pPr>
-      <w:r>
-        <w:rPr>
-          <w:rFonts w:ascii="Calibri" w:cs="Calibri" w:eastAsia="Calibri" w:hAnsi="Calibri"/>
-          <w:color w:val="9AA5C0"/>
-          <w:sz w:val="24"/>
-          <w:szCs w:val="24"/>
-        </w:rPr>
-        <w:t xml:space="preserve">	</w:t>
+        <w:t xml:space="preserve">Nenne den Finanzminister, der in Frankreich den Merkantilismus einführte.</w:t>
       </w:r>
     </w:p>
     <w:p>

--- a/Geschichte_8/Test_Staendegesellschaft_Absolutismus/Test_Staendegesellschaft_Absolutismus.docx
+++ b/Geschichte_8/Test_Staendegesellschaft_Absolutismus/Test_Staendegesellschaft_Absolutismus.docx
@@ -147,7 +147,7 @@
                 <w:sz w:val="22"/>
                 <w:szCs w:val="22"/>
               </w:rPr>
-              <w:t xml:space="preserve">Punkte:        / 30 (+1)</w:t>
+              <w:t xml:space="preserve">Punkte:        / 32 (+1)</w:t>
             </w:r>
           </w:p>
         </w:tc>
@@ -270,7 +270,7 @@
     </w:p>
     <w:p>
       <w:pPr>
-        <w:keepNext/>
+        <w:keepNext w:val="false"/>
         <w:tabs>
           <w:tab w:val="right" w:pos="10200" w:leader="underscore"/>
         </w:tabs>
@@ -656,7 +656,1091 @@
     <w:p>
       <w:pPr>
         <w:keepNext/>
+        <w:spacing w:after="80" w:before="0"/>
+      </w:pPr>
+      <w:r>
+        <w:rPr>
+          <w:rFonts w:ascii="Calibri" w:cs="Calibri" w:eastAsia="Calibri" w:hAnsi="Calibri"/>
+          <w:color w:val="000000"/>
+          <w:sz w:val="24"/>
+          <w:szCs w:val="24"/>
+        </w:rPr>
+        <w:t xml:space="preserve">Ordne zu: Trage die Buchstaben in das passende Kästchen ein. Ein Satz kann zu mehr als einem Stand passen.</w:t>
+      </w:r>
+    </w:p>
+    <w:tbl>
+      <w:tblPr>
+        <w:tblW w:type="dxa" w:w="10206"/>
+        <w:tblBorders>
+          <w:top w:val="single" w:color="auto" w:sz="4"/>
+          <w:left w:val="single" w:color="auto" w:sz="4"/>
+          <w:bottom w:val="single" w:color="auto" w:sz="4"/>
+          <w:right w:val="single" w:color="auto" w:sz="4"/>
+          <w:insideH w:val="single" w:color="auto" w:sz="4"/>
+          <w:insideV w:val="single" w:color="auto" w:sz="4"/>
+        </w:tblBorders>
+      </w:tblPr>
+      <w:tblGrid>
+        <w:gridCol w:w="6700"/>
+        <w:gridCol w:w="3506"/>
+      </w:tblGrid>
+      <w:tr>
+        <w:trPr>
+          <w:cantSplit/>
+        </w:trPr>
+        <w:tc>
+          <w:tcPr>
+            <w:tcW w:type="dxa" w:w="6700"/>
+            <w:tcBorders>
+              <w:top w:val="single" w:color="8A96B5" w:sz="6"/>
+              <w:left w:val="single" w:color="8A96B5" w:sz="6"/>
+              <w:bottom w:val="single" w:color="8A96B5" w:sz="6"/>
+              <w:right w:val="single" w:color="8A96B5" w:sz="6"/>
+            </w:tcBorders>
+            <w:shd w:fill="F4F7FD" w:color="auto" w:val="clear"/>
+            <w:tcMar>
+              <w:top w:type="dxa" w:w="80"/>
+              <w:left w:type="dxa" w:w="120"/>
+              <w:bottom w:type="dxa" w:w="80"/>
+              <w:right w:type="dxa" w:w="120"/>
+            </w:tcMar>
+            <w:vAlign w:val="top"/>
+          </w:tcPr>
+          <w:p>
+            <w:pPr>
+              <w:spacing w:after="30" w:before="0"/>
+            </w:pPr>
+            <w:r>
+              <w:rPr>
+                <w:rFonts w:ascii="Calibri" w:cs="Calibri" w:eastAsia="Calibri" w:hAnsi="Calibri"/>
+                <w:b/>
+                <w:bCs/>
+                <w:color w:val="5B6B8C"/>
+                <w:sz w:val="20"/>
+                <w:szCs w:val="20"/>
+              </w:rPr>
+              <w:t xml:space="preserve">Vorrechte und Pflichten</w:t>
+            </w:r>
+          </w:p>
+          <w:p>
+            <w:pPr>
+              <w:spacing w:after="20" w:before="0"/>
+            </w:pPr>
+            <w:r>
+              <w:rPr>
+                <w:rFonts w:ascii="Calibri" w:cs="Calibri" w:eastAsia="Calibri" w:hAnsi="Calibri"/>
+                <w:b/>
+                <w:bCs/>
+                <w:color w:val="D9534F"/>
+                <w:sz w:val="22"/>
+                <w:szCs w:val="22"/>
+              </w:rPr>
+              <w:t xml:space="preserve">A  </w:t>
+            </w:r>
+            <w:r>
+              <w:rPr>
+                <w:rFonts w:ascii="Calibri" w:cs="Calibri" w:eastAsia="Calibri" w:hAnsi="Calibri"/>
+                <w:color w:val="000000"/>
+                <w:sz w:val="22"/>
+                <w:szCs w:val="22"/>
+              </w:rPr>
+              <w:t xml:space="preserve">keine Steuern zahlen</w:t>
+            </w:r>
+          </w:p>
+          <w:p>
+            <w:pPr>
+              <w:spacing w:after="20" w:before="0"/>
+            </w:pPr>
+            <w:r>
+              <w:rPr>
+                <w:rFonts w:ascii="Calibri" w:cs="Calibri" w:eastAsia="Calibri" w:hAnsi="Calibri"/>
+                <w:b/>
+                <w:bCs/>
+                <w:color w:val="D9534F"/>
+                <w:sz w:val="22"/>
+                <w:szCs w:val="22"/>
+              </w:rPr>
+              <w:t xml:space="preserve">B  </w:t>
+            </w:r>
+            <w:r>
+              <w:rPr>
+                <w:rFonts w:ascii="Calibri" w:cs="Calibri" w:eastAsia="Calibri" w:hAnsi="Calibri"/>
+                <w:color w:val="000000"/>
+                <w:sz w:val="22"/>
+                <w:szCs w:val="22"/>
+              </w:rPr>
+              <w:t xml:space="preserve">eigene Gerichte haben</w:t>
+            </w:r>
+          </w:p>
+          <w:p>
+            <w:pPr>
+              <w:spacing w:after="20" w:before="0"/>
+            </w:pPr>
+            <w:r>
+              <w:rPr>
+                <w:rFonts w:ascii="Calibri" w:cs="Calibri" w:eastAsia="Calibri" w:hAnsi="Calibri"/>
+                <w:b/>
+                <w:bCs/>
+                <w:color w:val="D9534F"/>
+                <w:sz w:val="22"/>
+                <w:szCs w:val="22"/>
+              </w:rPr>
+              <w:t xml:space="preserve">C  </w:t>
+            </w:r>
+            <w:r>
+              <w:rPr>
+                <w:rFonts w:ascii="Calibri" w:cs="Calibri" w:eastAsia="Calibri" w:hAnsi="Calibri"/>
+                <w:color w:val="000000"/>
+                <w:sz w:val="22"/>
+                <w:szCs w:val="22"/>
+              </w:rPr>
+              <w:t xml:space="preserve">das alleinige Jagdrecht haben</w:t>
+            </w:r>
+          </w:p>
+          <w:p>
+            <w:pPr>
+              <w:spacing w:after="20" w:before="0"/>
+            </w:pPr>
+            <w:r>
+              <w:rPr>
+                <w:rFonts w:ascii="Calibri" w:cs="Calibri" w:eastAsia="Calibri" w:hAnsi="Calibri"/>
+                <w:b/>
+                <w:bCs/>
+                <w:color w:val="D9534F"/>
+                <w:sz w:val="22"/>
+                <w:szCs w:val="22"/>
+              </w:rPr>
+              <w:t xml:space="preserve">D  </w:t>
+            </w:r>
+            <w:r>
+              <w:rPr>
+                <w:rFonts w:ascii="Calibri" w:cs="Calibri" w:eastAsia="Calibri" w:hAnsi="Calibri"/>
+                <w:color w:val="000000"/>
+                <w:sz w:val="22"/>
+                <w:szCs w:val="22"/>
+              </w:rPr>
+              <w:t xml:space="preserve">für die Armen sorgen</w:t>
+            </w:r>
+          </w:p>
+          <w:p>
+            <w:pPr>
+              <w:spacing w:after="20" w:before="0"/>
+            </w:pPr>
+            <w:r>
+              <w:rPr>
+                <w:rFonts w:ascii="Calibri" w:cs="Calibri" w:eastAsia="Calibri" w:hAnsi="Calibri"/>
+                <w:b/>
+                <w:bCs/>
+                <w:color w:val="D9534F"/>
+                <w:sz w:val="22"/>
+                <w:szCs w:val="22"/>
+              </w:rPr>
+              <w:t xml:space="preserve">E  </w:t>
+            </w:r>
+            <w:r>
+              <w:rPr>
+                <w:rFonts w:ascii="Calibri" w:cs="Calibri" w:eastAsia="Calibri" w:hAnsi="Calibri"/>
+                <w:color w:val="000000"/>
+                <w:sz w:val="22"/>
+                <w:szCs w:val="22"/>
+              </w:rPr>
+              <w:t xml:space="preserve">verwaltende Aufgaben im Staat übernehmen</w:t>
+            </w:r>
+          </w:p>
+          <w:p>
+            <w:pPr>
+              <w:spacing w:after="20" w:before="0"/>
+            </w:pPr>
+            <w:r>
+              <w:rPr>
+                <w:rFonts w:ascii="Calibri" w:cs="Calibri" w:eastAsia="Calibri" w:hAnsi="Calibri"/>
+                <w:b/>
+                <w:bCs/>
+                <w:color w:val="D9534F"/>
+                <w:sz w:val="22"/>
+                <w:szCs w:val="22"/>
+              </w:rPr>
+              <w:t xml:space="preserve">F  </w:t>
+            </w:r>
+            <w:r>
+              <w:rPr>
+                <w:rFonts w:ascii="Calibri" w:cs="Calibri" w:eastAsia="Calibri" w:hAnsi="Calibri"/>
+                <w:color w:val="000000"/>
+                <w:sz w:val="22"/>
+                <w:szCs w:val="22"/>
+              </w:rPr>
+              <w:t xml:space="preserve">Steuern und hohe Abgaben zahlen</w:t>
+            </w:r>
+          </w:p>
+          <w:p>
+            <w:pPr>
+              <w:spacing w:after="20" w:before="0"/>
+            </w:pPr>
+            <w:r>
+              <w:rPr>
+                <w:rFonts w:ascii="Calibri" w:cs="Calibri" w:eastAsia="Calibri" w:hAnsi="Calibri"/>
+                <w:b/>
+                <w:bCs/>
+                <w:color w:val="D9534F"/>
+                <w:sz w:val="22"/>
+                <w:szCs w:val="22"/>
+              </w:rPr>
+              <w:t xml:space="preserve">G  </w:t>
+            </w:r>
+            <w:r>
+              <w:rPr>
+                <w:rFonts w:ascii="Calibri" w:cs="Calibri" w:eastAsia="Calibri" w:hAnsi="Calibri"/>
+                <w:color w:val="000000"/>
+                <w:sz w:val="22"/>
+                <w:szCs w:val="22"/>
+              </w:rPr>
+              <w:t xml:space="preserve">im Krieg Soldaten stellen</w:t>
+            </w:r>
+          </w:p>
+        </w:tc>
+        <w:tc>
+          <w:tcPr>
+            <w:tcW w:type="dxa" w:w="3506"/>
+            <w:tcBorders>
+              <w:top w:val="single" w:color="8A96B5" w:sz="6"/>
+              <w:left w:val="single" w:color="8A96B5" w:sz="6"/>
+              <w:bottom w:val="single" w:color="8A96B5" w:sz="6"/>
+              <w:right w:val="single" w:color="8A96B5" w:sz="6"/>
+            </w:tcBorders>
+            <w:shd w:fill="F4F7FD" w:color="auto" w:val="clear"/>
+            <w:tcMar>
+              <w:top w:type="dxa" w:w="80"/>
+              <w:left w:type="dxa" w:w="120"/>
+              <w:bottom w:type="dxa" w:w="80"/>
+              <w:right w:type="dxa" w:w="120"/>
+            </w:tcMar>
+            <w:vAlign w:val="top"/>
+          </w:tcPr>
+          <w:p>
+            <w:pPr>
+              <w:spacing w:after="30" w:before="0"/>
+            </w:pPr>
+            <w:r>
+              <w:rPr>
+                <w:rFonts w:ascii="Calibri" w:cs="Calibri" w:eastAsia="Calibri" w:hAnsi="Calibri"/>
+                <w:b/>
+                <w:bCs/>
+                <w:color w:val="5B6B8C"/>
+                <w:sz w:val="20"/>
+                <w:szCs w:val="20"/>
+              </w:rPr>
+              <w:t xml:space="preserve">Anzahl der Mitglieder</w:t>
+            </w:r>
+          </w:p>
+          <w:p>
+            <w:pPr>
+              <w:spacing w:after="20" w:before="0"/>
+            </w:pPr>
+            <w:r>
+              <w:rPr>
+                <w:rFonts w:ascii="Calibri" w:cs="Calibri" w:eastAsia="Calibri" w:hAnsi="Calibri"/>
+                <w:b/>
+                <w:bCs/>
+                <w:color w:val="D9534F"/>
+                <w:sz w:val="22"/>
+                <w:szCs w:val="22"/>
+              </w:rPr>
+              <w:t xml:space="preserve">H  </w:t>
+            </w:r>
+            <w:r>
+              <w:rPr>
+                <w:rFonts w:ascii="Calibri" w:cs="Calibri" w:eastAsia="Calibri" w:hAnsi="Calibri"/>
+                <w:color w:val="000000"/>
+                <w:sz w:val="22"/>
+                <w:szCs w:val="22"/>
+              </w:rPr>
+              <w:t xml:space="preserve">ca. 150 000</w:t>
+            </w:r>
+          </w:p>
+          <w:p>
+            <w:pPr>
+              <w:spacing w:after="20" w:before="0"/>
+            </w:pPr>
+            <w:r>
+              <w:rPr>
+                <w:rFonts w:ascii="Calibri" w:cs="Calibri" w:eastAsia="Calibri" w:hAnsi="Calibri"/>
+                <w:b/>
+                <w:bCs/>
+                <w:color w:val="D9534F"/>
+                <w:sz w:val="22"/>
+                <w:szCs w:val="22"/>
+              </w:rPr>
+              <w:t xml:space="preserve">I  </w:t>
+            </w:r>
+            <w:r>
+              <w:rPr>
+                <w:rFonts w:ascii="Calibri" w:cs="Calibri" w:eastAsia="Calibri" w:hAnsi="Calibri"/>
+                <w:color w:val="000000"/>
+                <w:sz w:val="22"/>
+                <w:szCs w:val="22"/>
+              </w:rPr>
+              <w:t xml:space="preserve">ca. 500 000</w:t>
+            </w:r>
+          </w:p>
+          <w:p>
+            <w:pPr>
+              <w:spacing w:after="20" w:before="0"/>
+            </w:pPr>
+            <w:r>
+              <w:rPr>
+                <w:rFonts w:ascii="Calibri" w:cs="Calibri" w:eastAsia="Calibri" w:hAnsi="Calibri"/>
+                <w:b/>
+                <w:bCs/>
+                <w:color w:val="D9534F"/>
+                <w:sz w:val="22"/>
+                <w:szCs w:val="22"/>
+              </w:rPr>
+              <w:t xml:space="preserve">J  </w:t>
+            </w:r>
+            <w:r>
+              <w:rPr>
+                <w:rFonts w:ascii="Calibri" w:cs="Calibri" w:eastAsia="Calibri" w:hAnsi="Calibri"/>
+                <w:color w:val="000000"/>
+                <w:sz w:val="22"/>
+                <w:szCs w:val="22"/>
+              </w:rPr>
+              <w:t xml:space="preserve">ca. 20 000 000</w:t>
+            </w:r>
+          </w:p>
+        </w:tc>
+      </w:tr>
+    </w:tbl>
+    <w:p>
+      <w:pPr>
         <w:spacing w:after="40" w:before="0"/>
+      </w:pPr>
+      <w:r>
+        <w:rPr>
+          <w:rFonts w:ascii="Calibri" w:cs="Calibri" w:eastAsia="Calibri" w:hAnsi="Calibri"/>
+          <w:color w:val="000000"/>
+          <w:sz w:val="24"/>
+          <w:szCs w:val="24"/>
+        </w:rPr>
+        <w:t xml:space="preserve"/>
+      </w:r>
+    </w:p>
+    <w:tbl>
+      <w:tblPr>
+        <w:tblW w:type="dxa" w:w="10206"/>
+        <w:tblBorders>
+          <w:top w:val="single" w:color="auto" w:sz="4"/>
+          <w:left w:val="single" w:color="auto" w:sz="4"/>
+          <w:bottom w:val="single" w:color="auto" w:sz="4"/>
+          <w:right w:val="single" w:color="auto" w:sz="4"/>
+          <w:insideH w:val="single" w:color="auto" w:sz="4"/>
+          <w:insideV w:val="single" w:color="auto" w:sz="4"/>
+        </w:tblBorders>
+      </w:tblPr>
+      <w:tblGrid>
+        <w:gridCol w:w="2900"/>
+        <w:gridCol w:w="1600"/>
+        <w:gridCol w:w="2850"/>
+        <w:gridCol w:w="2856"/>
+      </w:tblGrid>
+      <w:tr>
+        <w:trPr>
+          <w:cantSplit/>
+        </w:trPr>
+        <w:tc>
+          <w:tcPr>
+            <w:tcW w:type="dxa" w:w="2900"/>
+            <w:tcBorders>
+              <w:top w:val="single" w:color="8A96B5" w:sz="6"/>
+              <w:left w:val="single" w:color="8A96B5" w:sz="6"/>
+              <w:bottom w:val="single" w:color="8A96B5" w:sz="6"/>
+              <w:right w:val="single" w:color="8A96B5" w:sz="6"/>
+            </w:tcBorders>
+            <w:shd w:fill="1E2761" w:color="auto" w:val="clear"/>
+            <w:tcMar>
+              <w:top w:type="dxa" w:w="80"/>
+              <w:left w:type="dxa" w:w="120"/>
+              <w:bottom w:type="dxa" w:w="80"/>
+              <w:right w:type="dxa" w:w="120"/>
+            </w:tcMar>
+            <w:vAlign w:val="center"/>
+          </w:tcPr>
+          <w:p>
+            <w:pPr>
+              <w:spacing w:after="0" w:before="0"/>
+              <w:jc w:val="center"/>
+            </w:pPr>
+            <w:r>
+              <w:rPr>
+                <w:rFonts w:ascii="Calibri" w:cs="Calibri" w:eastAsia="Calibri" w:hAnsi="Calibri"/>
+                <w:b/>
+                <w:bCs/>
+                <w:color w:val="FFFFFF"/>
+                <w:sz w:val="22"/>
+                <w:szCs w:val="22"/>
+              </w:rPr>
+              <w:t xml:space="preserve">Stand</w:t>
+            </w:r>
+          </w:p>
+        </w:tc>
+        <w:tc>
+          <w:tcPr>
+            <w:tcW w:type="dxa" w:w="1600"/>
+            <w:tcBorders>
+              <w:top w:val="single" w:color="8A96B5" w:sz="6"/>
+              <w:left w:val="single" w:color="8A96B5" w:sz="6"/>
+              <w:bottom w:val="single" w:color="8A96B5" w:sz="6"/>
+              <w:right w:val="single" w:color="8A96B5" w:sz="6"/>
+            </w:tcBorders>
+            <w:shd w:fill="1E2761" w:color="auto" w:val="clear"/>
+            <w:tcMar>
+              <w:top w:type="dxa" w:w="80"/>
+              <w:left w:type="dxa" w:w="120"/>
+              <w:bottom w:type="dxa" w:w="80"/>
+              <w:right w:type="dxa" w:w="120"/>
+            </w:tcMar>
+            <w:vAlign w:val="center"/>
+          </w:tcPr>
+          <w:p>
+            <w:pPr>
+              <w:spacing w:after="0" w:before="0"/>
+              <w:jc w:val="center"/>
+            </w:pPr>
+            <w:r>
+              <w:rPr>
+                <w:rFonts w:ascii="Calibri" w:cs="Calibri" w:eastAsia="Calibri" w:hAnsi="Calibri"/>
+                <w:b/>
+                <w:bCs/>
+                <w:color w:val="FFFFFF"/>
+                <w:sz w:val="22"/>
+                <w:szCs w:val="22"/>
+              </w:rPr>
+              <w:t xml:space="preserve">Anzahl</w:t>
+            </w:r>
+          </w:p>
+        </w:tc>
+        <w:tc>
+          <w:tcPr>
+            <w:tcW w:type="dxa" w:w="2850"/>
+            <w:tcBorders>
+              <w:top w:val="single" w:color="8A96B5" w:sz="6"/>
+              <w:left w:val="single" w:color="8A96B5" w:sz="6"/>
+              <w:bottom w:val="single" w:color="8A96B5" w:sz="6"/>
+              <w:right w:val="single" w:color="8A96B5" w:sz="6"/>
+            </w:tcBorders>
+            <w:shd w:fill="1E2761" w:color="auto" w:val="clear"/>
+            <w:tcMar>
+              <w:top w:type="dxa" w:w="80"/>
+              <w:left w:type="dxa" w:w="120"/>
+              <w:bottom w:type="dxa" w:w="80"/>
+              <w:right w:type="dxa" w:w="120"/>
+            </w:tcMar>
+            <w:vAlign w:val="center"/>
+          </w:tcPr>
+          <w:p>
+            <w:pPr>
+              <w:spacing w:after="0" w:before="0"/>
+              <w:jc w:val="center"/>
+            </w:pPr>
+            <w:r>
+              <w:rPr>
+                <w:rFonts w:ascii="Calibri" w:cs="Calibri" w:eastAsia="Calibri" w:hAnsi="Calibri"/>
+                <w:b/>
+                <w:bCs/>
+                <w:color w:val="FFFFFF"/>
+                <w:sz w:val="22"/>
+                <w:szCs w:val="22"/>
+              </w:rPr>
+              <w:t xml:space="preserve">Vorrechte</w:t>
+            </w:r>
+          </w:p>
+        </w:tc>
+        <w:tc>
+          <w:tcPr>
+            <w:tcW w:type="dxa" w:w="2856"/>
+            <w:tcBorders>
+              <w:top w:val="single" w:color="8A96B5" w:sz="6"/>
+              <w:left w:val="single" w:color="8A96B5" w:sz="6"/>
+              <w:bottom w:val="single" w:color="8A96B5" w:sz="6"/>
+              <w:right w:val="single" w:color="8A96B5" w:sz="6"/>
+            </w:tcBorders>
+            <w:shd w:fill="1E2761" w:color="auto" w:val="clear"/>
+            <w:tcMar>
+              <w:top w:type="dxa" w:w="80"/>
+              <w:left w:type="dxa" w:w="120"/>
+              <w:bottom w:type="dxa" w:w="80"/>
+              <w:right w:type="dxa" w:w="120"/>
+            </w:tcMar>
+            <w:vAlign w:val="center"/>
+          </w:tcPr>
+          <w:p>
+            <w:pPr>
+              <w:spacing w:after="0" w:before="0"/>
+              <w:jc w:val="center"/>
+            </w:pPr>
+            <w:r>
+              <w:rPr>
+                <w:rFonts w:ascii="Calibri" w:cs="Calibri" w:eastAsia="Calibri" w:hAnsi="Calibri"/>
+                <w:b/>
+                <w:bCs/>
+                <w:color w:val="FFFFFF"/>
+                <w:sz w:val="22"/>
+                <w:szCs w:val="22"/>
+              </w:rPr>
+              <w:t xml:space="preserve">Pflichten</w:t>
+            </w:r>
+          </w:p>
+        </w:tc>
+      </w:tr>
+      <w:tr>
+        <w:trPr>
+          <w:cantSplit/>
+          <w:trHeight w:val="700" w:hRule="atLeast"/>
+        </w:trPr>
+        <w:tc>
+          <w:tcPr>
+            <w:tcW w:type="dxa" w:w="2900"/>
+            <w:tcBorders>
+              <w:top w:val="single" w:color="8A96B5" w:sz="6"/>
+              <w:left w:val="single" w:color="8A96B5" w:sz="6"/>
+              <w:bottom w:val="single" w:color="8A96B5" w:sz="6"/>
+              <w:right w:val="single" w:color="8A96B5" w:sz="6"/>
+            </w:tcBorders>
+            <w:shd w:fill="F4F7FD" w:color="auto" w:val="clear"/>
+            <w:tcMar>
+              <w:top w:type="dxa" w:w="80"/>
+              <w:left w:type="dxa" w:w="120"/>
+              <w:bottom w:type="dxa" w:w="80"/>
+              <w:right w:type="dxa" w:w="120"/>
+            </w:tcMar>
+            <w:vAlign w:val="center"/>
+          </w:tcPr>
+          <w:p>
+            <w:pPr>
+              <w:spacing w:after="0" w:before="0"/>
+            </w:pPr>
+            <w:r>
+              <w:rPr>
+                <w:rFonts w:ascii="Calibri" w:cs="Calibri" w:eastAsia="Calibri" w:hAnsi="Calibri"/>
+                <w:b/>
+                <w:bCs/>
+                <w:color w:val="000000"/>
+                <w:sz w:val="22"/>
+                <w:szCs w:val="22"/>
+              </w:rPr>
+              <w:t xml:space="preserve">Klerus</w:t>
+            </w:r>
+          </w:p>
+        </w:tc>
+        <w:tc>
+          <w:tcPr>
+            <w:tcW w:type="dxa" w:w="1600"/>
+            <w:tcBorders>
+              <w:top w:val="single" w:color="8A96B5" w:sz="6"/>
+              <w:left w:val="single" w:color="8A96B5" w:sz="6"/>
+              <w:bottom w:val="single" w:color="8A96B5" w:sz="6"/>
+              <w:right w:val="single" w:color="8A96B5" w:sz="6"/>
+            </w:tcBorders>
+            <w:tcMar>
+              <w:top w:type="dxa" w:w="80"/>
+              <w:left w:type="dxa" w:w="120"/>
+              <w:bottom w:type="dxa" w:w="80"/>
+              <w:right w:type="dxa" w:w="120"/>
+            </w:tcMar>
+            <w:vAlign w:val="center"/>
+          </w:tcPr>
+          <w:p>
+            <w:pPr>
+              <w:spacing w:after="0" w:before="0"/>
+            </w:pPr>
+            <w:r>
+              <w:rPr>
+                <w:rFonts w:ascii="Calibri" w:cs="Calibri" w:eastAsia="Calibri" w:hAnsi="Calibri"/>
+                <w:color w:val="000000"/>
+                <w:sz w:val="24"/>
+                <w:szCs w:val="24"/>
+              </w:rPr>
+              <w:t xml:space="preserve"/>
+            </w:r>
+          </w:p>
+        </w:tc>
+        <w:tc>
+          <w:tcPr>
+            <w:tcW w:type="dxa" w:w="2850"/>
+            <w:tcBorders>
+              <w:top w:val="single" w:color="8A96B5" w:sz="6"/>
+              <w:left w:val="single" w:color="8A96B5" w:sz="6"/>
+              <w:bottom w:val="single" w:color="8A96B5" w:sz="6"/>
+              <w:right w:val="single" w:color="8A96B5" w:sz="6"/>
+            </w:tcBorders>
+            <w:tcMar>
+              <w:top w:type="dxa" w:w="80"/>
+              <w:left w:type="dxa" w:w="120"/>
+              <w:bottom w:type="dxa" w:w="80"/>
+              <w:right w:type="dxa" w:w="120"/>
+            </w:tcMar>
+            <w:vAlign w:val="center"/>
+          </w:tcPr>
+          <w:p>
+            <w:pPr>
+              <w:spacing w:after="0" w:before="0"/>
+              <w:jc w:val="center"/>
+            </w:pPr>
+            <w:r>
+              <w:rPr>
+                <w:rFonts w:ascii="Calibri" w:cs="Calibri" w:eastAsia="Calibri" w:hAnsi="Calibri"/>
+                <w:i/>
+                <w:iCs/>
+                <w:color w:val="5B6B8C"/>
+                <w:sz w:val="22"/>
+                <w:szCs w:val="22"/>
+              </w:rPr>
+              <w:t xml:space="preserve"/>
+            </w:r>
+          </w:p>
+        </w:tc>
+        <w:tc>
+          <w:tcPr>
+            <w:tcW w:type="dxa" w:w="2856"/>
+            <w:tcBorders>
+              <w:top w:val="single" w:color="8A96B5" w:sz="6"/>
+              <w:left w:val="single" w:color="8A96B5" w:sz="6"/>
+              <w:bottom w:val="single" w:color="8A96B5" w:sz="6"/>
+              <w:right w:val="single" w:color="8A96B5" w:sz="6"/>
+            </w:tcBorders>
+            <w:tcMar>
+              <w:top w:type="dxa" w:w="80"/>
+              <w:left w:type="dxa" w:w="120"/>
+              <w:bottom w:type="dxa" w:w="80"/>
+              <w:right w:type="dxa" w:w="120"/>
+            </w:tcMar>
+            <w:vAlign w:val="center"/>
+          </w:tcPr>
+          <w:p>
+            <w:pPr>
+              <w:spacing w:after="0" w:before="0"/>
+            </w:pPr>
+            <w:r>
+              <w:rPr>
+                <w:rFonts w:ascii="Calibri" w:cs="Calibri" w:eastAsia="Calibri" w:hAnsi="Calibri"/>
+                <w:color w:val="000000"/>
+                <w:sz w:val="24"/>
+                <w:szCs w:val="24"/>
+              </w:rPr>
+              <w:t xml:space="preserve"/>
+            </w:r>
+          </w:p>
+        </w:tc>
+      </w:tr>
+      <w:tr>
+        <w:trPr>
+          <w:cantSplit/>
+          <w:trHeight w:val="700" w:hRule="atLeast"/>
+        </w:trPr>
+        <w:tc>
+          <w:tcPr>
+            <w:tcW w:type="dxa" w:w="2900"/>
+            <w:tcBorders>
+              <w:top w:val="single" w:color="8A96B5" w:sz="6"/>
+              <w:left w:val="single" w:color="8A96B5" w:sz="6"/>
+              <w:bottom w:val="single" w:color="8A96B5" w:sz="6"/>
+              <w:right w:val="single" w:color="8A96B5" w:sz="6"/>
+            </w:tcBorders>
+            <w:shd w:fill="F4F7FD" w:color="auto" w:val="clear"/>
+            <w:tcMar>
+              <w:top w:type="dxa" w:w="80"/>
+              <w:left w:type="dxa" w:w="120"/>
+              <w:bottom w:type="dxa" w:w="80"/>
+              <w:right w:type="dxa" w:w="120"/>
+            </w:tcMar>
+            <w:vAlign w:val="center"/>
+          </w:tcPr>
+          <w:p>
+            <w:pPr>
+              <w:spacing w:after="0" w:before="0"/>
+            </w:pPr>
+            <w:r>
+              <w:rPr>
+                <w:rFonts w:ascii="Calibri" w:cs="Calibri" w:eastAsia="Calibri" w:hAnsi="Calibri"/>
+                <w:b/>
+                <w:bCs/>
+                <w:color w:val="000000"/>
+                <w:sz w:val="22"/>
+                <w:szCs w:val="22"/>
+              </w:rPr>
+              <w:t xml:space="preserve">Adel</w:t>
+            </w:r>
+          </w:p>
+        </w:tc>
+        <w:tc>
+          <w:tcPr>
+            <w:tcW w:type="dxa" w:w="1600"/>
+            <w:tcBorders>
+              <w:top w:val="single" w:color="8A96B5" w:sz="6"/>
+              <w:left w:val="single" w:color="8A96B5" w:sz="6"/>
+              <w:bottom w:val="single" w:color="8A96B5" w:sz="6"/>
+              <w:right w:val="single" w:color="8A96B5" w:sz="6"/>
+            </w:tcBorders>
+            <w:tcMar>
+              <w:top w:type="dxa" w:w="80"/>
+              <w:left w:type="dxa" w:w="120"/>
+              <w:bottom w:type="dxa" w:w="80"/>
+              <w:right w:type="dxa" w:w="120"/>
+            </w:tcMar>
+            <w:vAlign w:val="center"/>
+          </w:tcPr>
+          <w:p>
+            <w:pPr>
+              <w:spacing w:after="0" w:before="0"/>
+            </w:pPr>
+            <w:r>
+              <w:rPr>
+                <w:rFonts w:ascii="Calibri" w:cs="Calibri" w:eastAsia="Calibri" w:hAnsi="Calibri"/>
+                <w:color w:val="000000"/>
+                <w:sz w:val="24"/>
+                <w:szCs w:val="24"/>
+              </w:rPr>
+              <w:t xml:space="preserve"/>
+            </w:r>
+          </w:p>
+        </w:tc>
+        <w:tc>
+          <w:tcPr>
+            <w:tcW w:type="dxa" w:w="2850"/>
+            <w:tcBorders>
+              <w:top w:val="single" w:color="8A96B5" w:sz="6"/>
+              <w:left w:val="single" w:color="8A96B5" w:sz="6"/>
+              <w:bottom w:val="single" w:color="8A96B5" w:sz="6"/>
+              <w:right w:val="single" w:color="8A96B5" w:sz="6"/>
+            </w:tcBorders>
+            <w:tcMar>
+              <w:top w:type="dxa" w:w="80"/>
+              <w:left w:type="dxa" w:w="120"/>
+              <w:bottom w:type="dxa" w:w="80"/>
+              <w:right w:type="dxa" w:w="120"/>
+            </w:tcMar>
+            <w:vAlign w:val="center"/>
+          </w:tcPr>
+          <w:p>
+            <w:pPr>
+              <w:spacing w:after="0" w:before="0"/>
+              <w:jc w:val="center"/>
+            </w:pPr>
+            <w:r>
+              <w:rPr>
+                <w:rFonts w:ascii="Calibri" w:cs="Calibri" w:eastAsia="Calibri" w:hAnsi="Calibri"/>
+                <w:i/>
+                <w:iCs/>
+                <w:color w:val="5B6B8C"/>
+                <w:sz w:val="22"/>
+                <w:szCs w:val="22"/>
+              </w:rPr>
+              <w:t xml:space="preserve"/>
+            </w:r>
+          </w:p>
+        </w:tc>
+        <w:tc>
+          <w:tcPr>
+            <w:tcW w:type="dxa" w:w="2856"/>
+            <w:tcBorders>
+              <w:top w:val="single" w:color="8A96B5" w:sz="6"/>
+              <w:left w:val="single" w:color="8A96B5" w:sz="6"/>
+              <w:bottom w:val="single" w:color="8A96B5" w:sz="6"/>
+              <w:right w:val="single" w:color="8A96B5" w:sz="6"/>
+            </w:tcBorders>
+            <w:tcMar>
+              <w:top w:type="dxa" w:w="80"/>
+              <w:left w:type="dxa" w:w="120"/>
+              <w:bottom w:type="dxa" w:w="80"/>
+              <w:right w:type="dxa" w:w="120"/>
+            </w:tcMar>
+            <w:vAlign w:val="center"/>
+          </w:tcPr>
+          <w:p>
+            <w:pPr>
+              <w:spacing w:after="0" w:before="0"/>
+            </w:pPr>
+            <w:r>
+              <w:rPr>
+                <w:rFonts w:ascii="Calibri" w:cs="Calibri" w:eastAsia="Calibri" w:hAnsi="Calibri"/>
+                <w:color w:val="000000"/>
+                <w:sz w:val="24"/>
+                <w:szCs w:val="24"/>
+              </w:rPr>
+              <w:t xml:space="preserve"/>
+            </w:r>
+          </w:p>
+        </w:tc>
+      </w:tr>
+      <w:tr>
+        <w:trPr>
+          <w:cantSplit/>
+          <w:trHeight w:val="700" w:hRule="atLeast"/>
+        </w:trPr>
+        <w:tc>
+          <w:tcPr>
+            <w:tcW w:type="dxa" w:w="2900"/>
+            <w:tcBorders>
+              <w:top w:val="single" w:color="8A96B5" w:sz="6"/>
+              <w:left w:val="single" w:color="8A96B5" w:sz="6"/>
+              <w:bottom w:val="single" w:color="8A96B5" w:sz="6"/>
+              <w:right w:val="single" w:color="8A96B5" w:sz="6"/>
+            </w:tcBorders>
+            <w:shd w:fill="F4F7FD" w:color="auto" w:val="clear"/>
+            <w:tcMar>
+              <w:top w:type="dxa" w:w="80"/>
+              <w:left w:type="dxa" w:w="120"/>
+              <w:bottom w:type="dxa" w:w="80"/>
+              <w:right w:type="dxa" w:w="120"/>
+            </w:tcMar>
+            <w:vAlign w:val="center"/>
+          </w:tcPr>
+          <w:p>
+            <w:pPr>
+              <w:spacing w:after="0" w:before="0"/>
+            </w:pPr>
+            <w:r>
+              <w:rPr>
+                <w:rFonts w:ascii="Calibri" w:cs="Calibri" w:eastAsia="Calibri" w:hAnsi="Calibri"/>
+                <w:b/>
+                <w:bCs/>
+                <w:color w:val="000000"/>
+                <w:sz w:val="22"/>
+                <w:szCs w:val="22"/>
+              </w:rPr>
+              <w:t xml:space="preserve">Dritter Stand (Bauern und Bürger)</w:t>
+            </w:r>
+          </w:p>
+        </w:tc>
+        <w:tc>
+          <w:tcPr>
+            <w:tcW w:type="dxa" w:w="1600"/>
+            <w:tcBorders>
+              <w:top w:val="single" w:color="8A96B5" w:sz="6"/>
+              <w:left w:val="single" w:color="8A96B5" w:sz="6"/>
+              <w:bottom w:val="single" w:color="8A96B5" w:sz="6"/>
+              <w:right w:val="single" w:color="8A96B5" w:sz="6"/>
+            </w:tcBorders>
+            <w:tcMar>
+              <w:top w:type="dxa" w:w="80"/>
+              <w:left w:type="dxa" w:w="120"/>
+              <w:bottom w:type="dxa" w:w="80"/>
+              <w:right w:type="dxa" w:w="120"/>
+            </w:tcMar>
+            <w:vAlign w:val="center"/>
+          </w:tcPr>
+          <w:p>
+            <w:pPr>
+              <w:spacing w:after="0" w:before="0"/>
+            </w:pPr>
+            <w:r>
+              <w:rPr>
+                <w:rFonts w:ascii="Calibri" w:cs="Calibri" w:eastAsia="Calibri" w:hAnsi="Calibri"/>
+                <w:color w:val="000000"/>
+                <w:sz w:val="24"/>
+                <w:szCs w:val="24"/>
+              </w:rPr>
+              <w:t xml:space="preserve"/>
+            </w:r>
+          </w:p>
+        </w:tc>
+        <w:tc>
+          <w:tcPr>
+            <w:tcW w:type="dxa" w:w="2850"/>
+            <w:tcBorders>
+              <w:top w:val="single" w:color="8A96B5" w:sz="6"/>
+              <w:left w:val="single" w:color="8A96B5" w:sz="6"/>
+              <w:bottom w:val="single" w:color="8A96B5" w:sz="6"/>
+              <w:right w:val="single" w:color="8A96B5" w:sz="6"/>
+            </w:tcBorders>
+            <w:tcMar>
+              <w:top w:type="dxa" w:w="80"/>
+              <w:left w:type="dxa" w:w="120"/>
+              <w:bottom w:type="dxa" w:w="80"/>
+              <w:right w:type="dxa" w:w="120"/>
+            </w:tcMar>
+            <w:vAlign w:val="center"/>
+          </w:tcPr>
+          <w:p>
+            <w:pPr>
+              <w:spacing w:after="0" w:before="0"/>
+              <w:jc w:val="center"/>
+            </w:pPr>
+            <w:r>
+              <w:rPr>
+                <w:rFonts w:ascii="Calibri" w:cs="Calibri" w:eastAsia="Calibri" w:hAnsi="Calibri"/>
+                <w:i/>
+                <w:iCs/>
+                <w:color w:val="5B6B8C"/>
+                <w:sz w:val="22"/>
+                <w:szCs w:val="22"/>
+              </w:rPr>
+              <w:t xml:space="preserve">keine</w:t>
+            </w:r>
+          </w:p>
+        </w:tc>
+        <w:tc>
+          <w:tcPr>
+            <w:tcW w:type="dxa" w:w="2856"/>
+            <w:tcBorders>
+              <w:top w:val="single" w:color="8A96B5" w:sz="6"/>
+              <w:left w:val="single" w:color="8A96B5" w:sz="6"/>
+              <w:bottom w:val="single" w:color="8A96B5" w:sz="6"/>
+              <w:right w:val="single" w:color="8A96B5" w:sz="6"/>
+            </w:tcBorders>
+            <w:tcMar>
+              <w:top w:type="dxa" w:w="80"/>
+              <w:left w:type="dxa" w:w="120"/>
+              <w:bottom w:type="dxa" w:w="80"/>
+              <w:right w:type="dxa" w:w="120"/>
+            </w:tcMar>
+            <w:vAlign w:val="center"/>
+          </w:tcPr>
+          <w:p>
+            <w:pPr>
+              <w:spacing w:after="0" w:before="0"/>
+            </w:pPr>
+            <w:r>
+              <w:rPr>
+                <w:rFonts w:ascii="Calibri" w:cs="Calibri" w:eastAsia="Calibri" w:hAnsi="Calibri"/>
+                <w:color w:val="000000"/>
+                <w:sz w:val="24"/>
+                <w:szCs w:val="24"/>
+              </w:rPr>
+              <w:t xml:space="preserve"/>
+            </w:r>
+          </w:p>
+        </w:tc>
+      </w:tr>
+    </w:tbl>
+    <w:p>
+      <w:pPr>
+        <w:keepNext/>
+        <w:spacing w:after="100" w:before="240"/>
+      </w:pPr>
+      <w:r>
+        <w:rPr>
+          <w:rFonts w:ascii="Cambria" w:cs="Cambria" w:eastAsia="Cambria" w:hAnsi="Cambria"/>
+          <w:b/>
+          <w:bCs/>
+          <w:color w:val="D9534F"/>
+          <w:sz w:val="28"/>
+          <w:szCs w:val="28"/>
+        </w:rPr>
+        <w:t xml:space="preserve">Aufgabe 3  </w:t>
+      </w:r>
+      <w:r>
+        <w:rPr>
+          <w:rFonts w:ascii="Cambria" w:cs="Cambria" w:eastAsia="Cambria" w:hAnsi="Cambria"/>
+          <w:b/>
+          <w:bCs/>
+          <w:color w:val="1E2761"/>
+          <w:sz w:val="28"/>
+          <w:szCs w:val="28"/>
+        </w:rPr>
+        <w:t xml:space="preserve">Mitbestimmung</w:t>
+      </w:r>
+      <w:r>
+        <w:rPr>
+          <w:rFonts w:ascii="Calibri" w:cs="Calibri" w:eastAsia="Calibri" w:hAnsi="Calibri"/>
+          <w:color w:val="5B6B8C"/>
+          <w:sz w:val="22"/>
+          <w:szCs w:val="22"/>
+        </w:rPr>
+        <w:t xml:space="preserve">   (2 Punkte)</w:t>
+      </w:r>
+    </w:p>
+    <w:p>
+      <w:pPr>
+        <w:keepNext/>
+        <w:spacing w:after="60" w:before="0"/>
+      </w:pPr>
+      <w:r>
+        <w:rPr>
+          <w:rFonts w:ascii="Calibri" w:cs="Calibri" w:eastAsia="Calibri" w:hAnsi="Calibri"/>
+          <w:color w:val="000000"/>
+          <w:sz w:val="24"/>
+          <w:szCs w:val="24"/>
+        </w:rPr>
+        <w:t xml:space="preserve">Nenne, wer in der Ständegesellschaft politisch mitbestimmen durfte und wer davon ausgeschlossen war.</w:t>
+      </w:r>
+    </w:p>
+    <w:p>
+      <w:pPr>
+        <w:keepNext/>
+        <w:tabs>
+          <w:tab w:val="right" w:pos="10200" w:leader="underscore"/>
+        </w:tabs>
+        <w:spacing w:after="0" w:before="0" w:line="480"/>
+      </w:pPr>
+      <w:r>
+        <w:rPr>
+          <w:rFonts w:ascii="Calibri" w:cs="Calibri" w:eastAsia="Calibri" w:hAnsi="Calibri"/>
+          <w:color w:val="9AA5C0"/>
+          <w:sz w:val="24"/>
+          <w:szCs w:val="24"/>
+        </w:rPr>
+        <w:t xml:space="preserve">	</w:t>
+      </w:r>
+    </w:p>
+    <w:p>
+      <w:pPr>
+        <w:keepNext w:val="false"/>
+        <w:tabs>
+          <w:tab w:val="right" w:pos="10200" w:leader="underscore"/>
+        </w:tabs>
+        <w:spacing w:after="0" w:before="0" w:line="480"/>
+      </w:pPr>
+      <w:r>
+        <w:rPr>
+          <w:rFonts w:ascii="Calibri" w:cs="Calibri" w:eastAsia="Calibri" w:hAnsi="Calibri"/>
+          <w:color w:val="9AA5C0"/>
+          <w:sz w:val="24"/>
+          <w:szCs w:val="24"/>
+        </w:rPr>
+        <w:t xml:space="preserve">	</w:t>
+      </w:r>
+    </w:p>
+    <w:p>
+      <w:pPr>
+        <w:keepNext/>
+        <w:spacing w:after="100" w:before="240"/>
+      </w:pPr>
+      <w:r>
+        <w:rPr>
+          <w:rFonts w:ascii="Cambria" w:cs="Cambria" w:eastAsia="Cambria" w:hAnsi="Cambria"/>
+          <w:b/>
+          <w:bCs/>
+          <w:color w:val="D9534F"/>
+          <w:sz w:val="28"/>
+          <w:szCs w:val="28"/>
+        </w:rPr>
+        <w:t xml:space="preserve">Aufgabe 4  </w:t>
+      </w:r>
+      <w:r>
+        <w:rPr>
+          <w:rFonts w:ascii="Cambria" w:cs="Cambria" w:eastAsia="Cambria" w:hAnsi="Cambria"/>
+          <w:b/>
+          <w:bCs/>
+          <w:color w:val="1E2761"/>
+          <w:sz w:val="28"/>
+          <w:szCs w:val="28"/>
+        </w:rPr>
+        <w:t xml:space="preserve">Die fünf Säulen</w:t>
+      </w:r>
+      <w:r>
+        <w:rPr>
+          <w:rFonts w:ascii="Calibri" w:cs="Calibri" w:eastAsia="Calibri" w:hAnsi="Calibri"/>
+          <w:color w:val="5B6B8C"/>
+          <w:sz w:val="22"/>
+          <w:szCs w:val="22"/>
+        </w:rPr>
+        <w:t xml:space="preserve">   (8 Punkte)</w:t>
+      </w:r>
+    </w:p>
+    <w:p>
+      <w:pPr>
+        <w:keepNext/>
+        <w:spacing w:after="60" w:before="0"/>
       </w:pPr>
       <w:r>
         <w:rPr>
@@ -676,33 +1760,7 @@
           <w:sz w:val="24"/>
           <w:szCs w:val="24"/>
         </w:rPr>
-        <w:t xml:space="preserve">Trage die ungefähre Anzahl der Menschen in jedem Stand in die Tabelle ein.</w:t>
-      </w:r>
-    </w:p>
-    <w:p>
-      <w:pPr>
-        <w:keepNext/>
-        <w:spacing w:after="80" w:before="0"/>
-      </w:pPr>
-      <w:r>
-        <w:rPr>
-          <w:rFonts w:ascii="Calibri" w:cs="Calibri" w:eastAsia="Calibri" w:hAnsi="Calibri"/>
-          <w:b/>
-          <w:bCs/>
-          <w:color w:val="000000"/>
-          <w:sz w:val="24"/>
-          <w:szCs w:val="24"/>
-        </w:rPr>
-        <w:t xml:space="preserve">b) </w:t>
-      </w:r>
-      <w:r>
-        <w:rPr>
-          <w:rFonts w:ascii="Calibri" w:cs="Calibri" w:eastAsia="Calibri" w:hAnsi="Calibri"/>
-          <w:color w:val="000000"/>
-          <w:sz w:val="24"/>
-          <w:szCs w:val="24"/>
-        </w:rPr>
-        <w:t xml:space="preserve">Ordne die Sätze zu: Trage die Buchstaben in das passende Kästchen ein. Ein Satz kann zu mehr als einem Stand passen, ein Satz passt zu keinem.</w:t>
+        <w:t xml:space="preserve">Nenne die fünf Säulen, auf die Ludwig XIV. seine Macht stützte.</w:t>
       </w:r>
     </w:p>
     <w:tbl>
@@ -728,16 +1786,15 @@
           <w:tcPr>
             <w:tcW w:type="dxa" w:w="10206"/>
             <w:tcBorders>
-              <w:top w:val="single" w:color="8A96B5" w:sz="6"/>
-              <w:left w:val="single" w:color="8A96B5" w:sz="6"/>
-              <w:bottom w:val="single" w:color="8A96B5" w:sz="6"/>
-              <w:right w:val="single" w:color="8A96B5" w:sz="6"/>
-            </w:tcBorders>
-            <w:shd w:fill="F4F7FD" w:color="auto" w:val="clear"/>
-            <w:tcMar>
-              <w:top w:type="dxa" w:w="100"/>
-              <w:left w:type="dxa" w:w="120"/>
-              <w:bottom w:type="dxa" w:w="100"/>
+              <w:top w:val="none" w:color="FFFFFF" w:sz="0"/>
+              <w:left w:val="none" w:color="FFFFFF" w:sz="0"/>
+              <w:bottom w:val="none" w:color="FFFFFF" w:sz="0"/>
+              <w:right w:val="none" w:color="FFFFFF" w:sz="0"/>
+            </w:tcBorders>
+            <w:tcMar>
+              <w:top w:type="dxa" w:w="80"/>
+              <w:left w:type="dxa" w:w="120"/>
+              <w:bottom w:type="dxa" w:w="80"/>
               <w:right w:type="dxa" w:w="120"/>
             </w:tcMar>
             <w:vAlign w:val="top"/>
@@ -752,19 +1809,19 @@
                 <w:b/>
                 <w:bCs/>
                 <w:color w:val="D9534F"/>
-                <w:sz w:val="22"/>
-                <w:szCs w:val="22"/>
-              </w:rPr>
-              <w:t xml:space="preserve">A  </w:t>
-            </w:r>
-            <w:r>
-              <w:rPr>
-                <w:rFonts w:ascii="Calibri" w:cs="Calibri" w:eastAsia="Calibri" w:hAnsi="Calibri"/>
-                <w:color w:val="000000"/>
-                <w:sz w:val="22"/>
-                <w:szCs w:val="22"/>
-              </w:rPr>
-              <w:t xml:space="preserve">keine Steuern zahlen</w:t>
+                <w:sz w:val="24"/>
+                <w:szCs w:val="24"/>
+              </w:rPr>
+              <w:t xml:space="preserve">1  </w:t>
+            </w:r>
+            <w:r>
+              <w:rPr>
+                <w:rFonts w:ascii="Calibri" w:cs="Calibri" w:eastAsia="Calibri" w:hAnsi="Calibri"/>
+                <w:color w:val="000000"/>
+                <w:sz w:val="24"/>
+                <w:szCs w:val="24"/>
+              </w:rPr>
+              <w:t xml:space="preserve">_______________________________________________________</w:t>
             </w:r>
           </w:p>
           <w:p>
@@ -777,19 +1834,19 @@
                 <w:b/>
                 <w:bCs/>
                 <w:color w:val="D9534F"/>
-                <w:sz w:val="22"/>
-                <w:szCs w:val="22"/>
-              </w:rPr>
-              <w:t xml:space="preserve">B  </w:t>
-            </w:r>
-            <w:r>
-              <w:rPr>
-                <w:rFonts w:ascii="Calibri" w:cs="Calibri" w:eastAsia="Calibri" w:hAnsi="Calibri"/>
-                <w:color w:val="000000"/>
-                <w:sz w:val="22"/>
-                <w:szCs w:val="22"/>
-              </w:rPr>
-              <w:t xml:space="preserve">eigene Gerichte haben</w:t>
+                <w:sz w:val="24"/>
+                <w:szCs w:val="24"/>
+              </w:rPr>
+              <w:t xml:space="preserve">2  </w:t>
+            </w:r>
+            <w:r>
+              <w:rPr>
+                <w:rFonts w:ascii="Calibri" w:cs="Calibri" w:eastAsia="Calibri" w:hAnsi="Calibri"/>
+                <w:color w:val="000000"/>
+                <w:sz w:val="24"/>
+                <w:szCs w:val="24"/>
+              </w:rPr>
+              <w:t xml:space="preserve">_______________________________________________________</w:t>
             </w:r>
           </w:p>
           <w:p>
@@ -802,19 +1859,19 @@
                 <w:b/>
                 <w:bCs/>
                 <w:color w:val="D9534F"/>
-                <w:sz w:val="22"/>
-                <w:szCs w:val="22"/>
-              </w:rPr>
-              <w:t xml:space="preserve">C  </w:t>
-            </w:r>
-            <w:r>
-              <w:rPr>
-                <w:rFonts w:ascii="Calibri" w:cs="Calibri" w:eastAsia="Calibri" w:hAnsi="Calibri"/>
-                <w:color w:val="000000"/>
-                <w:sz w:val="22"/>
-                <w:szCs w:val="22"/>
-              </w:rPr>
-              <w:t xml:space="preserve">das alleinige Jagdrecht haben</w:t>
+                <w:sz w:val="24"/>
+                <w:szCs w:val="24"/>
+              </w:rPr>
+              <w:t xml:space="preserve">3  </w:t>
+            </w:r>
+            <w:r>
+              <w:rPr>
+                <w:rFonts w:ascii="Calibri" w:cs="Calibri" w:eastAsia="Calibri" w:hAnsi="Calibri"/>
+                <w:color w:val="000000"/>
+                <w:sz w:val="24"/>
+                <w:szCs w:val="24"/>
+              </w:rPr>
+              <w:t xml:space="preserve">_______________________________________________________</w:t>
             </w:r>
           </w:p>
           <w:p>
@@ -827,19 +1884,19 @@
                 <w:b/>
                 <w:bCs/>
                 <w:color w:val="D9534F"/>
-                <w:sz w:val="22"/>
-                <w:szCs w:val="22"/>
-              </w:rPr>
-              <w:t xml:space="preserve">D  </w:t>
-            </w:r>
-            <w:r>
-              <w:rPr>
-                <w:rFonts w:ascii="Calibri" w:cs="Calibri" w:eastAsia="Calibri" w:hAnsi="Calibri"/>
-                <w:color w:val="000000"/>
-                <w:sz w:val="22"/>
-                <w:szCs w:val="22"/>
-              </w:rPr>
-              <w:t xml:space="preserve">für die Armen sorgen</w:t>
+                <w:sz w:val="24"/>
+                <w:szCs w:val="24"/>
+              </w:rPr>
+              <w:t xml:space="preserve">4  </w:t>
+            </w:r>
+            <w:r>
+              <w:rPr>
+                <w:rFonts w:ascii="Calibri" w:cs="Calibri" w:eastAsia="Calibri" w:hAnsi="Calibri"/>
+                <w:color w:val="000000"/>
+                <w:sz w:val="24"/>
+                <w:szCs w:val="24"/>
+              </w:rPr>
+              <w:t xml:space="preserve">_______________________________________________________</w:t>
             </w:r>
           </w:p>
           <w:p>
@@ -852,408 +1909,11 @@
                 <w:b/>
                 <w:bCs/>
                 <w:color w:val="D9534F"/>
-                <w:sz w:val="22"/>
-                <w:szCs w:val="22"/>
-              </w:rPr>
-              <w:t xml:space="preserve">E  </w:t>
-            </w:r>
-            <w:r>
-              <w:rPr>
-                <w:rFonts w:ascii="Calibri" w:cs="Calibri" w:eastAsia="Calibri" w:hAnsi="Calibri"/>
-                <w:color w:val="000000"/>
-                <w:sz w:val="22"/>
-                <w:szCs w:val="22"/>
-              </w:rPr>
-              <w:t xml:space="preserve">verwaltende Aufgaben im Staat übernehmen</w:t>
-            </w:r>
-          </w:p>
-          <w:p>
-            <w:pPr>
-              <w:spacing w:after="30" w:before="0"/>
-            </w:pPr>
-            <w:r>
-              <w:rPr>
-                <w:rFonts w:ascii="Calibri" w:cs="Calibri" w:eastAsia="Calibri" w:hAnsi="Calibri"/>
-                <w:b/>
-                <w:bCs/>
-                <w:color w:val="D9534F"/>
-                <w:sz w:val="22"/>
-                <w:szCs w:val="22"/>
-              </w:rPr>
-              <w:t xml:space="preserve">F  </w:t>
-            </w:r>
-            <w:r>
-              <w:rPr>
-                <w:rFonts w:ascii="Calibri" w:cs="Calibri" w:eastAsia="Calibri" w:hAnsi="Calibri"/>
-                <w:color w:val="000000"/>
-                <w:sz w:val="22"/>
-                <w:szCs w:val="22"/>
-              </w:rPr>
-              <w:t xml:space="preserve">Steuern und hohe Abgaben zahlen</w:t>
-            </w:r>
-          </w:p>
-          <w:p>
-            <w:pPr>
-              <w:spacing w:after="30" w:before="0"/>
-            </w:pPr>
-            <w:r>
-              <w:rPr>
-                <w:rFonts w:ascii="Calibri" w:cs="Calibri" w:eastAsia="Calibri" w:hAnsi="Calibri"/>
-                <w:b/>
-                <w:bCs/>
-                <w:color w:val="D9534F"/>
-                <w:sz w:val="22"/>
-                <w:szCs w:val="22"/>
-              </w:rPr>
-              <w:t xml:space="preserve">G  </w:t>
-            </w:r>
-            <w:r>
-              <w:rPr>
-                <w:rFonts w:ascii="Calibri" w:cs="Calibri" w:eastAsia="Calibri" w:hAnsi="Calibri"/>
-                <w:color w:val="000000"/>
-                <w:sz w:val="22"/>
-                <w:szCs w:val="22"/>
-              </w:rPr>
-              <w:t xml:space="preserve">im Krieg Soldaten stellen</w:t>
-            </w:r>
-          </w:p>
-          <w:p>
-            <w:pPr>
-              <w:spacing w:after="30" w:before="0"/>
-            </w:pPr>
-            <w:r>
-              <w:rPr>
-                <w:rFonts w:ascii="Calibri" w:cs="Calibri" w:eastAsia="Calibri" w:hAnsi="Calibri"/>
-                <w:b/>
-                <w:bCs/>
-                <w:color w:val="D9534F"/>
-                <w:sz w:val="22"/>
-                <w:szCs w:val="22"/>
-              </w:rPr>
-              <w:t xml:space="preserve">H  </w:t>
-            </w:r>
-            <w:r>
-              <w:rPr>
-                <w:rFonts w:ascii="Calibri" w:cs="Calibri" w:eastAsia="Calibri" w:hAnsi="Calibri"/>
-                <w:color w:val="000000"/>
-                <w:sz w:val="22"/>
-                <w:szCs w:val="22"/>
-              </w:rPr>
-              <w:t xml:space="preserve">den König wählen</w:t>
-            </w:r>
-          </w:p>
-        </w:tc>
-      </w:tr>
-    </w:tbl>
-    <w:p>
-      <w:pPr>
-        <w:spacing w:after="60" w:before="0"/>
-      </w:pPr>
-      <w:r>
-        <w:rPr>
-          <w:rFonts w:ascii="Calibri" w:cs="Calibri" w:eastAsia="Calibri" w:hAnsi="Calibri"/>
-          <w:color w:val="000000"/>
-          <w:sz w:val="24"/>
-          <w:szCs w:val="24"/>
-        </w:rPr>
-        <w:t xml:space="preserve"/>
-      </w:r>
-    </w:p>
-    <w:tbl>
-      <w:tblPr>
-        <w:tblW w:type="dxa" w:w="10206"/>
-        <w:tblBorders>
-          <w:top w:val="single" w:color="auto" w:sz="4"/>
-          <w:left w:val="single" w:color="auto" w:sz="4"/>
-          <w:bottom w:val="single" w:color="auto" w:sz="4"/>
-          <w:right w:val="single" w:color="auto" w:sz="4"/>
-          <w:insideH w:val="single" w:color="auto" w:sz="4"/>
-          <w:insideV w:val="single" w:color="auto" w:sz="4"/>
-        </w:tblBorders>
-      </w:tblPr>
-      <w:tblGrid>
-        <w:gridCol w:w="2900"/>
-        <w:gridCol w:w="2000"/>
-        <w:gridCol w:w="2650"/>
-        <w:gridCol w:w="2656"/>
-      </w:tblGrid>
-      <w:tr>
-        <w:trPr>
-          <w:cantSplit/>
-        </w:trPr>
-        <w:tc>
-          <w:tcPr>
-            <w:tcW w:type="dxa" w:w="2900"/>
-            <w:tcBorders>
-              <w:top w:val="single" w:color="8A96B5" w:sz="6"/>
-              <w:left w:val="single" w:color="8A96B5" w:sz="6"/>
-              <w:bottom w:val="single" w:color="8A96B5" w:sz="6"/>
-              <w:right w:val="single" w:color="8A96B5" w:sz="6"/>
-            </w:tcBorders>
-            <w:shd w:fill="1E2761" w:color="auto" w:val="clear"/>
-            <w:tcMar>
-              <w:top w:type="dxa" w:w="80"/>
-              <w:left w:type="dxa" w:w="120"/>
-              <w:bottom w:type="dxa" w:w="80"/>
-              <w:right w:type="dxa" w:w="120"/>
-            </w:tcMar>
-            <w:vAlign w:val="center"/>
-          </w:tcPr>
-          <w:p>
-            <w:pPr>
-              <w:spacing w:after="0" w:before="0"/>
-              <w:jc w:val="center"/>
-            </w:pPr>
-            <w:r>
-              <w:rPr>
-                <w:rFonts w:ascii="Calibri" w:cs="Calibri" w:eastAsia="Calibri" w:hAnsi="Calibri"/>
-                <w:b/>
-                <w:bCs/>
-                <w:color w:val="FFFFFF"/>
-                <w:sz w:val="22"/>
-                <w:szCs w:val="22"/>
-              </w:rPr>
-              <w:t xml:space="preserve">Stand</w:t>
-            </w:r>
-          </w:p>
-        </w:tc>
-        <w:tc>
-          <w:tcPr>
-            <w:tcW w:type="dxa" w:w="2000"/>
-            <w:tcBorders>
-              <w:top w:val="single" w:color="8A96B5" w:sz="6"/>
-              <w:left w:val="single" w:color="8A96B5" w:sz="6"/>
-              <w:bottom w:val="single" w:color="8A96B5" w:sz="6"/>
-              <w:right w:val="single" w:color="8A96B5" w:sz="6"/>
-            </w:tcBorders>
-            <w:shd w:fill="1E2761" w:color="auto" w:val="clear"/>
-            <w:tcMar>
-              <w:top w:type="dxa" w:w="80"/>
-              <w:left w:type="dxa" w:w="120"/>
-              <w:bottom w:type="dxa" w:w="80"/>
-              <w:right w:type="dxa" w:w="120"/>
-            </w:tcMar>
-            <w:vAlign w:val="center"/>
-          </w:tcPr>
-          <w:p>
-            <w:pPr>
-              <w:spacing w:after="0" w:before="0"/>
-              <w:jc w:val="center"/>
-            </w:pPr>
-            <w:r>
-              <w:rPr>
-                <w:rFonts w:ascii="Calibri" w:cs="Calibri" w:eastAsia="Calibri" w:hAnsi="Calibri"/>
-                <w:b/>
-                <w:bCs/>
-                <w:color w:val="FFFFFF"/>
-                <w:sz w:val="22"/>
-                <w:szCs w:val="22"/>
-              </w:rPr>
-              <w:t xml:space="preserve">Anzahl</w:t>
-            </w:r>
-          </w:p>
-        </w:tc>
-        <w:tc>
-          <w:tcPr>
-            <w:tcW w:type="dxa" w:w="2650"/>
-            <w:tcBorders>
-              <w:top w:val="single" w:color="8A96B5" w:sz="6"/>
-              <w:left w:val="single" w:color="8A96B5" w:sz="6"/>
-              <w:bottom w:val="single" w:color="8A96B5" w:sz="6"/>
-              <w:right w:val="single" w:color="8A96B5" w:sz="6"/>
-            </w:tcBorders>
-            <w:shd w:fill="1E2761" w:color="auto" w:val="clear"/>
-            <w:tcMar>
-              <w:top w:type="dxa" w:w="80"/>
-              <w:left w:type="dxa" w:w="120"/>
-              <w:bottom w:type="dxa" w:w="80"/>
-              <w:right w:type="dxa" w:w="120"/>
-            </w:tcMar>
-            <w:vAlign w:val="center"/>
-          </w:tcPr>
-          <w:p>
-            <w:pPr>
-              <w:spacing w:after="0" w:before="0"/>
-              <w:jc w:val="center"/>
-            </w:pPr>
-            <w:r>
-              <w:rPr>
-                <w:rFonts w:ascii="Calibri" w:cs="Calibri" w:eastAsia="Calibri" w:hAnsi="Calibri"/>
-                <w:b/>
-                <w:bCs/>
-                <w:color w:val="FFFFFF"/>
-                <w:sz w:val="22"/>
-                <w:szCs w:val="22"/>
-              </w:rPr>
-              <w:t xml:space="preserve">Vorrechte</w:t>
-            </w:r>
-          </w:p>
-        </w:tc>
-        <w:tc>
-          <w:tcPr>
-            <w:tcW w:type="dxa" w:w="2656"/>
-            <w:tcBorders>
-              <w:top w:val="single" w:color="8A96B5" w:sz="6"/>
-              <w:left w:val="single" w:color="8A96B5" w:sz="6"/>
-              <w:bottom w:val="single" w:color="8A96B5" w:sz="6"/>
-              <w:right w:val="single" w:color="8A96B5" w:sz="6"/>
-            </w:tcBorders>
-            <w:shd w:fill="1E2761" w:color="auto" w:val="clear"/>
-            <w:tcMar>
-              <w:top w:type="dxa" w:w="80"/>
-              <w:left w:type="dxa" w:w="120"/>
-              <w:bottom w:type="dxa" w:w="80"/>
-              <w:right w:type="dxa" w:w="120"/>
-            </w:tcMar>
-            <w:vAlign w:val="center"/>
-          </w:tcPr>
-          <w:p>
-            <w:pPr>
-              <w:spacing w:after="0" w:before="0"/>
-              <w:jc w:val="center"/>
-            </w:pPr>
-            <w:r>
-              <w:rPr>
-                <w:rFonts w:ascii="Calibri" w:cs="Calibri" w:eastAsia="Calibri" w:hAnsi="Calibri"/>
-                <w:b/>
-                <w:bCs/>
-                <w:color w:val="FFFFFF"/>
-                <w:sz w:val="22"/>
-                <w:szCs w:val="22"/>
-              </w:rPr>
-              <w:t xml:space="preserve">Pflichten</w:t>
-            </w:r>
-          </w:p>
-        </w:tc>
-      </w:tr>
-      <w:tr>
-        <w:trPr>
-          <w:cantSplit/>
-          <w:trHeight w:val="900" w:hRule="atLeast"/>
-        </w:trPr>
-        <w:tc>
-          <w:tcPr>
-            <w:tcW w:type="dxa" w:w="2900"/>
-            <w:tcBorders>
-              <w:top w:val="single" w:color="8A96B5" w:sz="6"/>
-              <w:left w:val="single" w:color="8A96B5" w:sz="6"/>
-              <w:bottom w:val="single" w:color="8A96B5" w:sz="6"/>
-              <w:right w:val="single" w:color="8A96B5" w:sz="6"/>
-            </w:tcBorders>
-            <w:shd w:fill="F4F7FD" w:color="auto" w:val="clear"/>
-            <w:tcMar>
-              <w:top w:type="dxa" w:w="80"/>
-              <w:left w:type="dxa" w:w="120"/>
-              <w:bottom w:type="dxa" w:w="80"/>
-              <w:right w:type="dxa" w:w="120"/>
-            </w:tcMar>
-            <w:vAlign w:val="center"/>
-          </w:tcPr>
-          <w:p>
-            <w:pPr>
-              <w:spacing w:after="0" w:before="0"/>
-            </w:pPr>
-            <w:r>
-              <w:rPr>
-                <w:rFonts w:ascii="Calibri" w:cs="Calibri" w:eastAsia="Calibri" w:hAnsi="Calibri"/>
-                <w:b/>
-                <w:bCs/>
-                <w:color w:val="000000"/>
-                <w:sz w:val="22"/>
-                <w:szCs w:val="22"/>
-              </w:rPr>
-              <w:t xml:space="preserve">Klerus</w:t>
-            </w:r>
-          </w:p>
-        </w:tc>
-        <w:tc>
-          <w:tcPr>
-            <w:tcW w:type="dxa" w:w="2000"/>
-            <w:tcBorders>
-              <w:top w:val="single" w:color="8A96B5" w:sz="6"/>
-              <w:left w:val="single" w:color="8A96B5" w:sz="6"/>
-              <w:bottom w:val="single" w:color="8A96B5" w:sz="6"/>
-              <w:right w:val="single" w:color="8A96B5" w:sz="6"/>
-            </w:tcBorders>
-            <w:tcMar>
-              <w:top w:type="dxa" w:w="80"/>
-              <w:left w:type="dxa" w:w="120"/>
-              <w:bottom w:type="dxa" w:w="80"/>
-              <w:right w:type="dxa" w:w="120"/>
-            </w:tcMar>
-            <w:vAlign w:val="center"/>
-          </w:tcPr>
-          <w:p>
-            <w:pPr>
-              <w:spacing w:after="0" w:before="0"/>
-            </w:pPr>
-            <w:r>
-              <w:rPr>
-                <w:rFonts w:ascii="Calibri" w:cs="Calibri" w:eastAsia="Calibri" w:hAnsi="Calibri"/>
-                <w:color w:val="000000"/>
                 <w:sz w:val="24"/>
                 <w:szCs w:val="24"/>
               </w:rPr>
-              <w:t xml:space="preserve"/>
-            </w:r>
-          </w:p>
-        </w:tc>
-        <w:tc>
-          <w:tcPr>
-            <w:tcW w:type="dxa" w:w="2650"/>
-            <w:tcBorders>
-              <w:top w:val="single" w:color="8A96B5" w:sz="6"/>
-              <w:left w:val="single" w:color="8A96B5" w:sz="6"/>
-              <w:bottom w:val="single" w:color="8A96B5" w:sz="6"/>
-              <w:right w:val="single" w:color="8A96B5" w:sz="6"/>
-            </w:tcBorders>
-            <w:tcMar>
-              <w:top w:type="dxa" w:w="80"/>
-              <w:left w:type="dxa" w:w="120"/>
-              <w:bottom w:type="dxa" w:w="80"/>
-              <w:right w:type="dxa" w:w="120"/>
-            </w:tcMar>
-            <w:vAlign w:val="center"/>
-          </w:tcPr>
-          <w:p>
-            <w:pPr>
-              <w:spacing w:after="0" w:before="0"/>
-              <w:jc w:val="center"/>
-            </w:pPr>
-            <w:r>
-              <w:rPr>
-                <w:rFonts w:ascii="Calibri" w:cs="Calibri" w:eastAsia="Calibri" w:hAnsi="Calibri"/>
-                <w:i/>
-                <w:iCs/>
-                <w:color w:val="5B6B8C"/>
-                <w:sz w:val="22"/>
-                <w:szCs w:val="22"/>
-              </w:rPr>
-              <w:t xml:space="preserve"/>
-            </w:r>
-          </w:p>
-        </w:tc>
-        <w:tc>
-          <w:tcPr>
-            <w:tcW w:type="dxa" w:w="2656"/>
-            <w:tcBorders>
-              <w:top w:val="single" w:color="8A96B5" w:sz="6"/>
-              <w:left w:val="single" w:color="8A96B5" w:sz="6"/>
-              <w:bottom w:val="single" w:color="8A96B5" w:sz="6"/>
-              <w:right w:val="single" w:color="8A96B5" w:sz="6"/>
-            </w:tcBorders>
-            <w:tcMar>
-              <w:top w:type="dxa" w:w="80"/>
-              <w:left w:type="dxa" w:w="120"/>
-              <w:bottom w:type="dxa" w:w="80"/>
-              <w:right w:type="dxa" w:w="120"/>
-            </w:tcMar>
-            <w:vAlign w:val="center"/>
-          </w:tcPr>
-          <w:p>
-            <w:pPr>
-              <w:spacing w:after="0" w:before="0"/>
-            </w:pPr>
+              <w:t xml:space="preserve">5  </w:t>
+            </w:r>
             <w:r>
               <w:rPr>
                 <w:rFonts w:ascii="Calibri" w:cs="Calibri" w:eastAsia="Calibri" w:hAnsi="Calibri"/>
@@ -1261,287 +1921,7 @@
                 <w:sz w:val="24"/>
                 <w:szCs w:val="24"/>
               </w:rPr>
-              <w:t xml:space="preserve"/>
-            </w:r>
-          </w:p>
-        </w:tc>
-      </w:tr>
-      <w:tr>
-        <w:trPr>
-          <w:cantSplit/>
-          <w:trHeight w:val="900" w:hRule="atLeast"/>
-        </w:trPr>
-        <w:tc>
-          <w:tcPr>
-            <w:tcW w:type="dxa" w:w="2900"/>
-            <w:tcBorders>
-              <w:top w:val="single" w:color="8A96B5" w:sz="6"/>
-              <w:left w:val="single" w:color="8A96B5" w:sz="6"/>
-              <w:bottom w:val="single" w:color="8A96B5" w:sz="6"/>
-              <w:right w:val="single" w:color="8A96B5" w:sz="6"/>
-            </w:tcBorders>
-            <w:shd w:fill="F4F7FD" w:color="auto" w:val="clear"/>
-            <w:tcMar>
-              <w:top w:type="dxa" w:w="80"/>
-              <w:left w:type="dxa" w:w="120"/>
-              <w:bottom w:type="dxa" w:w="80"/>
-              <w:right w:type="dxa" w:w="120"/>
-            </w:tcMar>
-            <w:vAlign w:val="center"/>
-          </w:tcPr>
-          <w:p>
-            <w:pPr>
-              <w:spacing w:after="0" w:before="0"/>
-            </w:pPr>
-            <w:r>
-              <w:rPr>
-                <w:rFonts w:ascii="Calibri" w:cs="Calibri" w:eastAsia="Calibri" w:hAnsi="Calibri"/>
-                <w:b/>
-                <w:bCs/>
-                <w:color w:val="000000"/>
-                <w:sz w:val="22"/>
-                <w:szCs w:val="22"/>
-              </w:rPr>
-              <w:t xml:space="preserve">Adel</w:t>
-            </w:r>
-          </w:p>
-        </w:tc>
-        <w:tc>
-          <w:tcPr>
-            <w:tcW w:type="dxa" w:w="2000"/>
-            <w:tcBorders>
-              <w:top w:val="single" w:color="8A96B5" w:sz="6"/>
-              <w:left w:val="single" w:color="8A96B5" w:sz="6"/>
-              <w:bottom w:val="single" w:color="8A96B5" w:sz="6"/>
-              <w:right w:val="single" w:color="8A96B5" w:sz="6"/>
-            </w:tcBorders>
-            <w:tcMar>
-              <w:top w:type="dxa" w:w="80"/>
-              <w:left w:type="dxa" w:w="120"/>
-              <w:bottom w:type="dxa" w:w="80"/>
-              <w:right w:type="dxa" w:w="120"/>
-            </w:tcMar>
-            <w:vAlign w:val="center"/>
-          </w:tcPr>
-          <w:p>
-            <w:pPr>
-              <w:spacing w:after="0" w:before="0"/>
-            </w:pPr>
-            <w:r>
-              <w:rPr>
-                <w:rFonts w:ascii="Calibri" w:cs="Calibri" w:eastAsia="Calibri" w:hAnsi="Calibri"/>
-                <w:color w:val="000000"/>
-                <w:sz w:val="24"/>
-                <w:szCs w:val="24"/>
-              </w:rPr>
-              <w:t xml:space="preserve"/>
-            </w:r>
-          </w:p>
-        </w:tc>
-        <w:tc>
-          <w:tcPr>
-            <w:tcW w:type="dxa" w:w="2650"/>
-            <w:tcBorders>
-              <w:top w:val="single" w:color="8A96B5" w:sz="6"/>
-              <w:left w:val="single" w:color="8A96B5" w:sz="6"/>
-              <w:bottom w:val="single" w:color="8A96B5" w:sz="6"/>
-              <w:right w:val="single" w:color="8A96B5" w:sz="6"/>
-            </w:tcBorders>
-            <w:tcMar>
-              <w:top w:type="dxa" w:w="80"/>
-              <w:left w:type="dxa" w:w="120"/>
-              <w:bottom w:type="dxa" w:w="80"/>
-              <w:right w:type="dxa" w:w="120"/>
-            </w:tcMar>
-            <w:vAlign w:val="center"/>
-          </w:tcPr>
-          <w:p>
-            <w:pPr>
-              <w:spacing w:after="0" w:before="0"/>
-              <w:jc w:val="center"/>
-            </w:pPr>
-            <w:r>
-              <w:rPr>
-                <w:rFonts w:ascii="Calibri" w:cs="Calibri" w:eastAsia="Calibri" w:hAnsi="Calibri"/>
-                <w:i/>
-                <w:iCs/>
-                <w:color w:val="5B6B8C"/>
-                <w:sz w:val="22"/>
-                <w:szCs w:val="22"/>
-              </w:rPr>
-              <w:t xml:space="preserve"/>
-            </w:r>
-          </w:p>
-        </w:tc>
-        <w:tc>
-          <w:tcPr>
-            <w:tcW w:type="dxa" w:w="2656"/>
-            <w:tcBorders>
-              <w:top w:val="single" w:color="8A96B5" w:sz="6"/>
-              <w:left w:val="single" w:color="8A96B5" w:sz="6"/>
-              <w:bottom w:val="single" w:color="8A96B5" w:sz="6"/>
-              <w:right w:val="single" w:color="8A96B5" w:sz="6"/>
-            </w:tcBorders>
-            <w:tcMar>
-              <w:top w:type="dxa" w:w="80"/>
-              <w:left w:type="dxa" w:w="120"/>
-              <w:bottom w:type="dxa" w:w="80"/>
-              <w:right w:type="dxa" w:w="120"/>
-            </w:tcMar>
-            <w:vAlign w:val="center"/>
-          </w:tcPr>
-          <w:p>
-            <w:pPr>
-              <w:spacing w:after="0" w:before="0"/>
-            </w:pPr>
-            <w:r>
-              <w:rPr>
-                <w:rFonts w:ascii="Calibri" w:cs="Calibri" w:eastAsia="Calibri" w:hAnsi="Calibri"/>
-                <w:color w:val="000000"/>
-                <w:sz w:val="24"/>
-                <w:szCs w:val="24"/>
-              </w:rPr>
-              <w:t xml:space="preserve"/>
-            </w:r>
-          </w:p>
-        </w:tc>
-      </w:tr>
-      <w:tr>
-        <w:trPr>
-          <w:cantSplit/>
-          <w:trHeight w:val="900" w:hRule="atLeast"/>
-        </w:trPr>
-        <w:tc>
-          <w:tcPr>
-            <w:tcW w:type="dxa" w:w="2900"/>
-            <w:tcBorders>
-              <w:top w:val="single" w:color="8A96B5" w:sz="6"/>
-              <w:left w:val="single" w:color="8A96B5" w:sz="6"/>
-              <w:bottom w:val="single" w:color="8A96B5" w:sz="6"/>
-              <w:right w:val="single" w:color="8A96B5" w:sz="6"/>
-            </w:tcBorders>
-            <w:shd w:fill="F4F7FD" w:color="auto" w:val="clear"/>
-            <w:tcMar>
-              <w:top w:type="dxa" w:w="80"/>
-              <w:left w:type="dxa" w:w="120"/>
-              <w:bottom w:type="dxa" w:w="80"/>
-              <w:right w:type="dxa" w:w="120"/>
-            </w:tcMar>
-            <w:vAlign w:val="center"/>
-          </w:tcPr>
-          <w:p>
-            <w:pPr>
-              <w:spacing w:after="0" w:before="0"/>
-            </w:pPr>
-            <w:r>
-              <w:rPr>
-                <w:rFonts w:ascii="Calibri" w:cs="Calibri" w:eastAsia="Calibri" w:hAnsi="Calibri"/>
-                <w:b/>
-                <w:bCs/>
-                <w:color w:val="000000"/>
-                <w:sz w:val="22"/>
-                <w:szCs w:val="22"/>
-              </w:rPr>
-              <w:t xml:space="preserve">Dritter Stand (Bauern und Bürger)</w:t>
-            </w:r>
-          </w:p>
-        </w:tc>
-        <w:tc>
-          <w:tcPr>
-            <w:tcW w:type="dxa" w:w="2000"/>
-            <w:tcBorders>
-              <w:top w:val="single" w:color="8A96B5" w:sz="6"/>
-              <w:left w:val="single" w:color="8A96B5" w:sz="6"/>
-              <w:bottom w:val="single" w:color="8A96B5" w:sz="6"/>
-              <w:right w:val="single" w:color="8A96B5" w:sz="6"/>
-            </w:tcBorders>
-            <w:tcMar>
-              <w:top w:type="dxa" w:w="80"/>
-              <w:left w:type="dxa" w:w="120"/>
-              <w:bottom w:type="dxa" w:w="80"/>
-              <w:right w:type="dxa" w:w="120"/>
-            </w:tcMar>
-            <w:vAlign w:val="center"/>
-          </w:tcPr>
-          <w:p>
-            <w:pPr>
-              <w:spacing w:after="0" w:before="0"/>
-            </w:pPr>
-            <w:r>
-              <w:rPr>
-                <w:rFonts w:ascii="Calibri" w:cs="Calibri" w:eastAsia="Calibri" w:hAnsi="Calibri"/>
-                <w:color w:val="000000"/>
-                <w:sz w:val="24"/>
-                <w:szCs w:val="24"/>
-              </w:rPr>
-              <w:t xml:space="preserve"/>
-            </w:r>
-          </w:p>
-        </w:tc>
-        <w:tc>
-          <w:tcPr>
-            <w:tcW w:type="dxa" w:w="2650"/>
-            <w:tcBorders>
-              <w:top w:val="single" w:color="8A96B5" w:sz="6"/>
-              <w:left w:val="single" w:color="8A96B5" w:sz="6"/>
-              <w:bottom w:val="single" w:color="8A96B5" w:sz="6"/>
-              <w:right w:val="single" w:color="8A96B5" w:sz="6"/>
-            </w:tcBorders>
-            <w:tcMar>
-              <w:top w:type="dxa" w:w="80"/>
-              <w:left w:type="dxa" w:w="120"/>
-              <w:bottom w:type="dxa" w:w="80"/>
-              <w:right w:type="dxa" w:w="120"/>
-            </w:tcMar>
-            <w:vAlign w:val="center"/>
-          </w:tcPr>
-          <w:p>
-            <w:pPr>
-              <w:spacing w:after="0" w:before="0"/>
-              <w:jc w:val="center"/>
-            </w:pPr>
-            <w:r>
-              <w:rPr>
-                <w:rFonts w:ascii="Calibri" w:cs="Calibri" w:eastAsia="Calibri" w:hAnsi="Calibri"/>
-                <w:i/>
-                <w:iCs/>
-                <w:color w:val="5B6B8C"/>
-                <w:sz w:val="22"/>
-                <w:szCs w:val="22"/>
-              </w:rPr>
-              <w:t xml:space="preserve">keine</w:t>
-            </w:r>
-          </w:p>
-        </w:tc>
-        <w:tc>
-          <w:tcPr>
-            <w:tcW w:type="dxa" w:w="2656"/>
-            <w:tcBorders>
-              <w:top w:val="single" w:color="8A96B5" w:sz="6"/>
-              <w:left w:val="single" w:color="8A96B5" w:sz="6"/>
-              <w:bottom w:val="single" w:color="8A96B5" w:sz="6"/>
-              <w:right w:val="single" w:color="8A96B5" w:sz="6"/>
-            </w:tcBorders>
-            <w:tcMar>
-              <w:top w:type="dxa" w:w="80"/>
-              <w:left w:type="dxa" w:w="120"/>
-              <w:bottom w:type="dxa" w:w="80"/>
-              <w:right w:type="dxa" w:w="120"/>
-            </w:tcMar>
-            <w:vAlign w:val="center"/>
-          </w:tcPr>
-          <w:p>
-            <w:pPr>
-              <w:spacing w:after="0" w:before="0"/>
-            </w:pPr>
-            <w:r>
-              <w:rPr>
-                <w:rFonts w:ascii="Calibri" w:cs="Calibri" w:eastAsia="Calibri" w:hAnsi="Calibri"/>
-                <w:color w:val="000000"/>
-                <w:sz w:val="24"/>
-                <w:szCs w:val="24"/>
-              </w:rPr>
-              <w:t xml:space="preserve"/>
+              <w:t xml:space="preserve">_______________________________________________________</w:t>
             </w:r>
           </w:p>
         </w:tc>
@@ -1550,45 +1930,19 @@
     <w:p>
       <w:pPr>
         <w:keepNext/>
-        <w:spacing w:after="100" w:before="240"/>
+        <w:spacing w:after="40" w:before="100"/>
       </w:pPr>
       <w:r>
         <w:rPr>
-          <w:rFonts w:ascii="Cambria" w:cs="Cambria" w:eastAsia="Cambria" w:hAnsi="Cambria"/>
+          <w:rFonts w:ascii="Calibri" w:cs="Calibri" w:eastAsia="Calibri" w:hAnsi="Calibri"/>
           <w:b/>
           <w:bCs/>
-          <w:color w:val="D9534F"/>
-          <w:sz w:val="28"/>
-          <w:szCs w:val="28"/>
-        </w:rPr>
-        <w:t xml:space="preserve">Aufgabe 3  </w:t>
-      </w:r>
-      <w:r>
-        <w:rPr>
-          <w:rFonts w:ascii="Cambria" w:cs="Cambria" w:eastAsia="Cambria" w:hAnsi="Cambria"/>
-          <w:b/>
-          <w:bCs/>
-          <w:color w:val="1E2761"/>
-          <w:sz w:val="28"/>
-          <w:szCs w:val="28"/>
-        </w:rPr>
-        <w:t xml:space="preserve">Mitbestimmung</w:t>
-      </w:r>
-      <w:r>
-        <w:rPr>
-          <w:rFonts w:ascii="Calibri" w:cs="Calibri" w:eastAsia="Calibri" w:hAnsi="Calibri"/>
-          <w:color w:val="5B6B8C"/>
-          <w:sz w:val="22"/>
-          <w:szCs w:val="22"/>
-        </w:rPr>
-        <w:t xml:space="preserve">   (2 Punkte)</w:t>
-      </w:r>
-    </w:p>
-    <w:p>
-      <w:pPr>
-        <w:keepNext/>
-        <w:spacing w:after="60" w:before="0"/>
-      </w:pPr>
+          <w:color w:val="000000"/>
+          <w:sz w:val="24"/>
+          <w:szCs w:val="24"/>
+        </w:rPr>
+        <w:t xml:space="preserve">b) </w:t>
+      </w:r>
       <w:r>
         <w:rPr>
           <w:rFonts w:ascii="Calibri" w:cs="Calibri" w:eastAsia="Calibri" w:hAnsi="Calibri"/>
@@ -1596,7 +1950,7 @@
           <w:sz w:val="24"/>
           <w:szCs w:val="24"/>
         </w:rPr>
-        <w:t xml:space="preserve">Nenne, wer in der Ständegesellschaft politisch mitbestimmen durfte und wer davon ausgeschlossen war.</w:t>
+        <w:t xml:space="preserve">Wähle eine Säule aus und erkläre, wie der König damit seine Macht sichert.</w:t>
       </w:r>
     </w:p>
     <w:p>
@@ -1655,6 +2009,24 @@
     </w:p>
     <w:p>
       <w:pPr>
+        <w:keepNext w:val="false"/>
+        <w:tabs>
+          <w:tab w:val="right" w:pos="10200" w:leader="underscore"/>
+        </w:tabs>
+        <w:spacing w:after="0" w:before="0" w:line="480"/>
+      </w:pPr>
+      <w:r>
+        <w:rPr>
+          <w:rFonts w:ascii="Calibri" w:cs="Calibri" w:eastAsia="Calibri" w:hAnsi="Calibri"/>
+          <w:color w:val="9AA5C0"/>
+          <w:sz w:val="24"/>
+          <w:szCs w:val="24"/>
+        </w:rPr>
+        <w:t xml:space="preserve">	</w:t>
+      </w:r>
+    </w:p>
+    <w:p>
+      <w:pPr>
         <w:keepNext/>
         <w:spacing w:after="100" w:before="240"/>
       </w:pPr>
@@ -1667,7 +2039,7 @@
           <w:sz w:val="28"/>
           <w:szCs w:val="28"/>
         </w:rPr>
-        <w:t xml:space="preserve">Aufgabe 4  </w:t>
+        <w:t xml:space="preserve">Aufgabe 5  </w:t>
       </w:r>
       <w:r>
         <w:rPr>
@@ -1678,7 +2050,7 @@
           <w:sz w:val="28"/>
           <w:szCs w:val="28"/>
         </w:rPr>
-        <w:t xml:space="preserve">Die fünf Säulen</w:t>
+        <w:t xml:space="preserve">Wahr oder falsch?</w:t>
       </w:r>
       <w:r>
         <w:rPr>
@@ -1687,350 +2059,7 @@
           <w:sz w:val="22"/>
           <w:szCs w:val="22"/>
         </w:rPr>
-        <w:t xml:space="preserve">   (8 Punkte)</w:t>
-      </w:r>
-    </w:p>
-    <w:p>
-      <w:pPr>
-        <w:keepNext/>
-        <w:spacing w:after="60" w:before="0"/>
-      </w:pPr>
-      <w:r>
-        <w:rPr>
-          <w:rFonts w:ascii="Calibri" w:cs="Calibri" w:eastAsia="Calibri" w:hAnsi="Calibri"/>
-          <w:b/>
-          <w:bCs/>
-          <w:color w:val="000000"/>
-          <w:sz w:val="24"/>
-          <w:szCs w:val="24"/>
-        </w:rPr>
-        <w:t xml:space="preserve">a) </w:t>
-      </w:r>
-      <w:r>
-        <w:rPr>
-          <w:rFonts w:ascii="Calibri" w:cs="Calibri" w:eastAsia="Calibri" w:hAnsi="Calibri"/>
-          <w:color w:val="000000"/>
-          <w:sz w:val="24"/>
-          <w:szCs w:val="24"/>
-        </w:rPr>
-        <w:t xml:space="preserve">Nenne die fünf Säulen, auf die Ludwig XIV. seine Macht stützte.</w:t>
-      </w:r>
-    </w:p>
-    <w:tbl>
-      <w:tblPr>
-        <w:tblW w:type="dxa" w:w="10206"/>
-        <w:tblBorders>
-          <w:top w:val="single" w:color="auto" w:sz="4"/>
-          <w:left w:val="single" w:color="auto" w:sz="4"/>
-          <w:bottom w:val="single" w:color="auto" w:sz="4"/>
-          <w:right w:val="single" w:color="auto" w:sz="4"/>
-          <w:insideH w:val="single" w:color="auto" w:sz="4"/>
-          <w:insideV w:val="single" w:color="auto" w:sz="4"/>
-        </w:tblBorders>
-      </w:tblPr>
-      <w:tblGrid>
-        <w:gridCol w:w="10206"/>
-      </w:tblGrid>
-      <w:tr>
-        <w:trPr>
-          <w:cantSplit/>
-        </w:trPr>
-        <w:tc>
-          <w:tcPr>
-            <w:tcW w:type="dxa" w:w="10206"/>
-            <w:tcBorders>
-              <w:top w:val="none" w:color="FFFFFF" w:sz="0"/>
-              <w:left w:val="none" w:color="FFFFFF" w:sz="0"/>
-              <w:bottom w:val="none" w:color="FFFFFF" w:sz="0"/>
-              <w:right w:val="none" w:color="FFFFFF" w:sz="0"/>
-            </w:tcBorders>
-            <w:tcMar>
-              <w:top w:type="dxa" w:w="80"/>
-              <w:left w:type="dxa" w:w="120"/>
-              <w:bottom w:type="dxa" w:w="80"/>
-              <w:right w:type="dxa" w:w="120"/>
-            </w:tcMar>
-            <w:vAlign w:val="top"/>
-          </w:tcPr>
-          <w:p>
-            <w:pPr>
-              <w:spacing w:after="60" w:before="0"/>
-            </w:pPr>
-            <w:r>
-              <w:rPr>
-                <w:rFonts w:ascii="Calibri" w:cs="Calibri" w:eastAsia="Calibri" w:hAnsi="Calibri"/>
-                <w:b/>
-                <w:bCs/>
-                <w:color w:val="D9534F"/>
-                <w:sz w:val="24"/>
-                <w:szCs w:val="24"/>
-              </w:rPr>
-              <w:t xml:space="preserve">1  </w:t>
-            </w:r>
-            <w:r>
-              <w:rPr>
-                <w:rFonts w:ascii="Calibri" w:cs="Calibri" w:eastAsia="Calibri" w:hAnsi="Calibri"/>
-                <w:color w:val="000000"/>
-                <w:sz w:val="24"/>
-                <w:szCs w:val="24"/>
-              </w:rPr>
-              <w:t xml:space="preserve">_______________________________________________________</w:t>
-            </w:r>
-          </w:p>
-          <w:p>
-            <w:pPr>
-              <w:spacing w:after="60" w:before="0"/>
-            </w:pPr>
-            <w:r>
-              <w:rPr>
-                <w:rFonts w:ascii="Calibri" w:cs="Calibri" w:eastAsia="Calibri" w:hAnsi="Calibri"/>
-                <w:b/>
-                <w:bCs/>
-                <w:color w:val="D9534F"/>
-                <w:sz w:val="24"/>
-                <w:szCs w:val="24"/>
-              </w:rPr>
-              <w:t xml:space="preserve">2  </w:t>
-            </w:r>
-            <w:r>
-              <w:rPr>
-                <w:rFonts w:ascii="Calibri" w:cs="Calibri" w:eastAsia="Calibri" w:hAnsi="Calibri"/>
-                <w:color w:val="000000"/>
-                <w:sz w:val="24"/>
-                <w:szCs w:val="24"/>
-              </w:rPr>
-              <w:t xml:space="preserve">_______________________________________________________</w:t>
-            </w:r>
-          </w:p>
-          <w:p>
-            <w:pPr>
-              <w:spacing w:after="60" w:before="0"/>
-            </w:pPr>
-            <w:r>
-              <w:rPr>
-                <w:rFonts w:ascii="Calibri" w:cs="Calibri" w:eastAsia="Calibri" w:hAnsi="Calibri"/>
-                <w:b/>
-                <w:bCs/>
-                <w:color w:val="D9534F"/>
-                <w:sz w:val="24"/>
-                <w:szCs w:val="24"/>
-              </w:rPr>
-              <w:t xml:space="preserve">3  </w:t>
-            </w:r>
-            <w:r>
-              <w:rPr>
-                <w:rFonts w:ascii="Calibri" w:cs="Calibri" w:eastAsia="Calibri" w:hAnsi="Calibri"/>
-                <w:color w:val="000000"/>
-                <w:sz w:val="24"/>
-                <w:szCs w:val="24"/>
-              </w:rPr>
-              <w:t xml:space="preserve">_______________________________________________________</w:t>
-            </w:r>
-          </w:p>
-          <w:p>
-            <w:pPr>
-              <w:spacing w:after="60" w:before="0"/>
-            </w:pPr>
-            <w:r>
-              <w:rPr>
-                <w:rFonts w:ascii="Calibri" w:cs="Calibri" w:eastAsia="Calibri" w:hAnsi="Calibri"/>
-                <w:b/>
-                <w:bCs/>
-                <w:color w:val="D9534F"/>
-                <w:sz w:val="24"/>
-                <w:szCs w:val="24"/>
-              </w:rPr>
-              <w:t xml:space="preserve">4  </w:t>
-            </w:r>
-            <w:r>
-              <w:rPr>
-                <w:rFonts w:ascii="Calibri" w:cs="Calibri" w:eastAsia="Calibri" w:hAnsi="Calibri"/>
-                <w:color w:val="000000"/>
-                <w:sz w:val="24"/>
-                <w:szCs w:val="24"/>
-              </w:rPr>
-              <w:t xml:space="preserve">_______________________________________________________</w:t>
-            </w:r>
-          </w:p>
-          <w:p>
-            <w:pPr>
-              <w:spacing w:after="60" w:before="0"/>
-            </w:pPr>
-            <w:r>
-              <w:rPr>
-                <w:rFonts w:ascii="Calibri" w:cs="Calibri" w:eastAsia="Calibri" w:hAnsi="Calibri"/>
-                <w:b/>
-                <w:bCs/>
-                <w:color w:val="D9534F"/>
-                <w:sz w:val="24"/>
-                <w:szCs w:val="24"/>
-              </w:rPr>
-              <w:t xml:space="preserve">5  </w:t>
-            </w:r>
-            <w:r>
-              <w:rPr>
-                <w:rFonts w:ascii="Calibri" w:cs="Calibri" w:eastAsia="Calibri" w:hAnsi="Calibri"/>
-                <w:color w:val="000000"/>
-                <w:sz w:val="24"/>
-                <w:szCs w:val="24"/>
-              </w:rPr>
-              <w:t xml:space="preserve">_______________________________________________________</w:t>
-            </w:r>
-          </w:p>
-        </w:tc>
-      </w:tr>
-    </w:tbl>
-    <w:p>
-      <w:pPr>
-        <w:keepNext/>
-        <w:spacing w:after="40" w:before="100"/>
-      </w:pPr>
-      <w:r>
-        <w:rPr>
-          <w:rFonts w:ascii="Calibri" w:cs="Calibri" w:eastAsia="Calibri" w:hAnsi="Calibri"/>
-          <w:b/>
-          <w:bCs/>
-          <w:color w:val="000000"/>
-          <w:sz w:val="24"/>
-          <w:szCs w:val="24"/>
-        </w:rPr>
-        <w:t xml:space="preserve">b) </w:t>
-      </w:r>
-      <w:r>
-        <w:rPr>
-          <w:rFonts w:ascii="Calibri" w:cs="Calibri" w:eastAsia="Calibri" w:hAnsi="Calibri"/>
-          <w:color w:val="000000"/>
-          <w:sz w:val="24"/>
-          <w:szCs w:val="24"/>
-        </w:rPr>
-        <w:t xml:space="preserve">Wähle eine Säule aus und erkläre, wie der König damit seine Macht sichert.</w:t>
-      </w:r>
-    </w:p>
-    <w:p>
-      <w:pPr>
-        <w:keepNext/>
-        <w:tabs>
-          <w:tab w:val="right" w:pos="10200" w:leader="underscore"/>
-        </w:tabs>
-        <w:spacing w:after="0" w:before="0" w:line="480"/>
-      </w:pPr>
-      <w:r>
-        <w:rPr>
-          <w:rFonts w:ascii="Calibri" w:cs="Calibri" w:eastAsia="Calibri" w:hAnsi="Calibri"/>
-          <w:color w:val="9AA5C0"/>
-          <w:sz w:val="24"/>
-          <w:szCs w:val="24"/>
-        </w:rPr>
-        <w:t xml:space="preserve">	</w:t>
-      </w:r>
-    </w:p>
-    <w:p>
-      <w:pPr>
-        <w:keepNext/>
-        <w:tabs>
-          <w:tab w:val="right" w:pos="10200" w:leader="underscore"/>
-        </w:tabs>
-        <w:spacing w:after="0" w:before="0" w:line="480"/>
-      </w:pPr>
-      <w:r>
-        <w:rPr>
-          <w:rFonts w:ascii="Calibri" w:cs="Calibri" w:eastAsia="Calibri" w:hAnsi="Calibri"/>
-          <w:color w:val="9AA5C0"/>
-          <w:sz w:val="24"/>
-          <w:szCs w:val="24"/>
-        </w:rPr>
-        <w:t xml:space="preserve">	</w:t>
-      </w:r>
-    </w:p>
-    <w:p>
-      <w:pPr>
-        <w:keepNext/>
-        <w:tabs>
-          <w:tab w:val="right" w:pos="10200" w:leader="underscore"/>
-        </w:tabs>
-        <w:spacing w:after="0" w:before="0" w:line="480"/>
-      </w:pPr>
-      <w:r>
-        <w:rPr>
-          <w:rFonts w:ascii="Calibri" w:cs="Calibri" w:eastAsia="Calibri" w:hAnsi="Calibri"/>
-          <w:color w:val="9AA5C0"/>
-          <w:sz w:val="24"/>
-          <w:szCs w:val="24"/>
-        </w:rPr>
-        <w:t xml:space="preserve">	</w:t>
-      </w:r>
-    </w:p>
-    <w:p>
-      <w:pPr>
-        <w:keepNext/>
-        <w:tabs>
-          <w:tab w:val="right" w:pos="10200" w:leader="underscore"/>
-        </w:tabs>
-        <w:spacing w:after="0" w:before="0" w:line="480"/>
-      </w:pPr>
-      <w:r>
-        <w:rPr>
-          <w:rFonts w:ascii="Calibri" w:cs="Calibri" w:eastAsia="Calibri" w:hAnsi="Calibri"/>
-          <w:color w:val="9AA5C0"/>
-          <w:sz w:val="24"/>
-          <w:szCs w:val="24"/>
-        </w:rPr>
-        <w:t xml:space="preserve">	</w:t>
-      </w:r>
-    </w:p>
-    <w:p>
-      <w:pPr>
-        <w:keepNext/>
-        <w:tabs>
-          <w:tab w:val="right" w:pos="10200" w:leader="underscore"/>
-        </w:tabs>
-        <w:spacing w:after="0" w:before="0" w:line="480"/>
-      </w:pPr>
-      <w:r>
-        <w:rPr>
-          <w:rFonts w:ascii="Calibri" w:cs="Calibri" w:eastAsia="Calibri" w:hAnsi="Calibri"/>
-          <w:color w:val="9AA5C0"/>
-          <w:sz w:val="24"/>
-          <w:szCs w:val="24"/>
-        </w:rPr>
-        <w:t xml:space="preserve">	</w:t>
-      </w:r>
-    </w:p>
-    <w:p>
-      <w:pPr>
-        <w:keepNext/>
-        <w:spacing w:after="100" w:before="240"/>
-      </w:pPr>
-      <w:r>
-        <w:rPr>
-          <w:rFonts w:ascii="Cambria" w:cs="Cambria" w:eastAsia="Cambria" w:hAnsi="Cambria"/>
-          <w:b/>
-          <w:bCs/>
-          <w:color w:val="D9534F"/>
-          <w:sz w:val="28"/>
-          <w:szCs w:val="28"/>
-        </w:rPr>
-        <w:t xml:space="preserve">Aufgabe 5  </w:t>
-      </w:r>
-      <w:r>
-        <w:rPr>
-          <w:rFonts w:ascii="Cambria" w:cs="Cambria" w:eastAsia="Cambria" w:hAnsi="Cambria"/>
-          <w:b/>
-          <w:bCs/>
-          <w:color w:val="1E2761"/>
-          <w:sz w:val="28"/>
-          <w:szCs w:val="28"/>
-        </w:rPr>
-        <w:t xml:space="preserve">Wahr oder falsch?</w:t>
-      </w:r>
-      <w:r>
-        <w:rPr>
-          <w:rFonts w:ascii="Calibri" w:cs="Calibri" w:eastAsia="Calibri" w:hAnsi="Calibri"/>
-          <w:color w:val="5B6B8C"/>
-          <w:sz w:val="22"/>
-          <w:szCs w:val="22"/>
-        </w:rPr>
-        <w:t xml:space="preserve">   (6 Punkte)</w:t>
+        <w:t xml:space="preserve">   (12 Punkte)</w:t>
       </w:r>
     </w:p>
     <w:p>
@@ -2218,7 +2247,7 @@
       <w:tr>
         <w:trPr>
           <w:cantSplit/>
-          <w:trHeight w:val="1050" w:hRule="atLeast"/>
+          <w:trHeight w:val="640" w:hRule="atLeast"/>
         </w:trPr>
         <w:tc>
           <w:tcPr>
@@ -2354,7 +2383,7 @@
       <w:tr>
         <w:trPr>
           <w:cantSplit/>
-          <w:trHeight w:val="1050" w:hRule="atLeast"/>
+          <w:trHeight w:val="640" w:hRule="atLeast"/>
         </w:trPr>
         <w:tc>
           <w:tcPr>
@@ -2490,7 +2519,7 @@
       <w:tr>
         <w:trPr>
           <w:cantSplit/>
-          <w:trHeight w:val="1050" w:hRule="atLeast"/>
+          <w:trHeight w:val="640" w:hRule="atLeast"/>
         </w:trPr>
         <w:tc>
           <w:tcPr>
@@ -2626,7 +2655,7 @@
       <w:tr>
         <w:trPr>
           <w:cantSplit/>
-          <w:trHeight w:val="1050" w:hRule="atLeast"/>
+          <w:trHeight w:val="640" w:hRule="atLeast"/>
         </w:trPr>
         <w:tc>
           <w:tcPr>
@@ -2657,6 +2686,550 @@
                 <w:szCs w:val="22"/>
               </w:rPr>
               <w:t xml:space="preserve">Ludwig XIV. erlaubte den Protestanten die freie Religionsausübung.</w:t>
+            </w:r>
+          </w:p>
+        </w:tc>
+        <w:tc>
+          <w:tcPr>
+            <w:tcW w:type="dxa" w:w="1000"/>
+            <w:tcBorders>
+              <w:top w:val="single" w:color="8A96B5" w:sz="6"/>
+              <w:left w:val="single" w:color="8A96B5" w:sz="6"/>
+              <w:bottom w:val="single" w:color="8A96B5" w:sz="6"/>
+              <w:right w:val="single" w:color="8A96B5" w:sz="6"/>
+            </w:tcBorders>
+            <w:tcMar>
+              <w:top w:type="dxa" w:w="80"/>
+              <w:left w:type="dxa" w:w="120"/>
+              <w:bottom w:type="dxa" w:w="80"/>
+              <w:right w:type="dxa" w:w="120"/>
+            </w:tcMar>
+            <w:vAlign w:val="center"/>
+          </w:tcPr>
+          <w:p>
+            <w:pPr>
+              <w:spacing w:after="0" w:before="0"/>
+              <w:jc w:val="center"/>
+            </w:pPr>
+            <w:r>
+              <w:rPr>
+                <w:rFonts w:ascii="Calibri" w:cs="Calibri" w:eastAsia="Calibri" w:hAnsi="Calibri"/>
+                <w:color w:val="000000"/>
+                <w:sz w:val="28"/>
+                <w:szCs w:val="28"/>
+              </w:rPr>
+              <w:t xml:space="preserve">☐</w:t>
+            </w:r>
+          </w:p>
+        </w:tc>
+        <w:tc>
+          <w:tcPr>
+            <w:tcW w:type="dxa" w:w="1150"/>
+            <w:tcBorders>
+              <w:top w:val="single" w:color="8A96B5" w:sz="6"/>
+              <w:left w:val="single" w:color="8A96B5" w:sz="6"/>
+              <w:bottom w:val="single" w:color="8A96B5" w:sz="6"/>
+              <w:right w:val="single" w:color="8A96B5" w:sz="6"/>
+            </w:tcBorders>
+            <w:tcMar>
+              <w:top w:type="dxa" w:w="80"/>
+              <w:left w:type="dxa" w:w="120"/>
+              <w:bottom w:type="dxa" w:w="80"/>
+              <w:right w:type="dxa" w:w="120"/>
+            </w:tcMar>
+            <w:vAlign w:val="center"/>
+          </w:tcPr>
+          <w:p>
+            <w:pPr>
+              <w:spacing w:after="0" w:before="0"/>
+              <w:jc w:val="center"/>
+            </w:pPr>
+            <w:r>
+              <w:rPr>
+                <w:rFonts w:ascii="Calibri" w:cs="Calibri" w:eastAsia="Calibri" w:hAnsi="Calibri"/>
+                <w:color w:val="000000"/>
+                <w:sz w:val="28"/>
+                <w:szCs w:val="28"/>
+              </w:rPr>
+              <w:t xml:space="preserve">☐</w:t>
+            </w:r>
+          </w:p>
+        </w:tc>
+        <w:tc>
+          <w:tcPr>
+            <w:tcW w:type="dxa" w:w="3756"/>
+            <w:tcBorders>
+              <w:top w:val="single" w:color="8A96B5" w:sz="6"/>
+              <w:left w:val="single" w:color="8A96B5" w:sz="6"/>
+              <w:bottom w:val="single" w:color="8A96B5" w:sz="6"/>
+              <w:right w:val="single" w:color="8A96B5" w:sz="6"/>
+            </w:tcBorders>
+            <w:tcMar>
+              <w:top w:type="dxa" w:w="80"/>
+              <w:left w:type="dxa" w:w="120"/>
+              <w:bottom w:type="dxa" w:w="80"/>
+              <w:right w:type="dxa" w:w="120"/>
+            </w:tcMar>
+            <w:vAlign w:val="center"/>
+          </w:tcPr>
+          <w:p>
+            <w:pPr>
+              <w:spacing w:after="0" w:before="0"/>
+            </w:pPr>
+            <w:r>
+              <w:rPr>
+                <w:rFonts w:ascii="Calibri" w:cs="Calibri" w:eastAsia="Calibri" w:hAnsi="Calibri"/>
+                <w:color w:val="000000"/>
+                <w:sz w:val="24"/>
+                <w:szCs w:val="24"/>
+              </w:rPr>
+              <w:t xml:space="preserve"/>
+            </w:r>
+          </w:p>
+        </w:tc>
+      </w:tr>
+      <w:tr>
+        <w:trPr>
+          <w:cantSplit/>
+          <w:trHeight w:val="640" w:hRule="atLeast"/>
+        </w:trPr>
+        <w:tc>
+          <w:tcPr>
+            <w:tcW w:type="dxa" w:w="4300"/>
+            <w:tcBorders>
+              <w:top w:val="single" w:color="8A96B5" w:sz="6"/>
+              <w:left w:val="single" w:color="8A96B5" w:sz="6"/>
+              <w:bottom w:val="single" w:color="8A96B5" w:sz="6"/>
+              <w:right w:val="single" w:color="8A96B5" w:sz="6"/>
+            </w:tcBorders>
+            <w:tcMar>
+              <w:top w:type="dxa" w:w="80"/>
+              <w:left w:type="dxa" w:w="120"/>
+              <w:bottom w:type="dxa" w:w="80"/>
+              <w:right w:type="dxa" w:w="120"/>
+            </w:tcMar>
+            <w:vAlign w:val="center"/>
+          </w:tcPr>
+          <w:p>
+            <w:pPr>
+              <w:spacing w:after="0" w:before="0"/>
+            </w:pPr>
+            <w:r>
+              <w:rPr>
+                <w:rFonts w:ascii="Calibri" w:cs="Calibri" w:eastAsia="Calibri" w:hAnsi="Calibri"/>
+                <w:color w:val="000000"/>
+                <w:sz w:val="22"/>
+                <w:szCs w:val="22"/>
+              </w:rPr>
+              <w:t xml:space="preserve">Der Dritte Stand (Bauern und Bürger) musste hohe Pachtgebühren an die Grundherren zahlen.</w:t>
+            </w:r>
+          </w:p>
+        </w:tc>
+        <w:tc>
+          <w:tcPr>
+            <w:tcW w:type="dxa" w:w="1000"/>
+            <w:tcBorders>
+              <w:top w:val="single" w:color="8A96B5" w:sz="6"/>
+              <w:left w:val="single" w:color="8A96B5" w:sz="6"/>
+              <w:bottom w:val="single" w:color="8A96B5" w:sz="6"/>
+              <w:right w:val="single" w:color="8A96B5" w:sz="6"/>
+            </w:tcBorders>
+            <w:tcMar>
+              <w:top w:type="dxa" w:w="80"/>
+              <w:left w:type="dxa" w:w="120"/>
+              <w:bottom w:type="dxa" w:w="80"/>
+              <w:right w:type="dxa" w:w="120"/>
+            </w:tcMar>
+            <w:vAlign w:val="center"/>
+          </w:tcPr>
+          <w:p>
+            <w:pPr>
+              <w:spacing w:after="0" w:before="0"/>
+              <w:jc w:val="center"/>
+            </w:pPr>
+            <w:r>
+              <w:rPr>
+                <w:rFonts w:ascii="Calibri" w:cs="Calibri" w:eastAsia="Calibri" w:hAnsi="Calibri"/>
+                <w:color w:val="000000"/>
+                <w:sz w:val="28"/>
+                <w:szCs w:val="28"/>
+              </w:rPr>
+              <w:t xml:space="preserve">☐</w:t>
+            </w:r>
+          </w:p>
+        </w:tc>
+        <w:tc>
+          <w:tcPr>
+            <w:tcW w:type="dxa" w:w="1150"/>
+            <w:tcBorders>
+              <w:top w:val="single" w:color="8A96B5" w:sz="6"/>
+              <w:left w:val="single" w:color="8A96B5" w:sz="6"/>
+              <w:bottom w:val="single" w:color="8A96B5" w:sz="6"/>
+              <w:right w:val="single" w:color="8A96B5" w:sz="6"/>
+            </w:tcBorders>
+            <w:tcMar>
+              <w:top w:type="dxa" w:w="80"/>
+              <w:left w:type="dxa" w:w="120"/>
+              <w:bottom w:type="dxa" w:w="80"/>
+              <w:right w:type="dxa" w:w="120"/>
+            </w:tcMar>
+            <w:vAlign w:val="center"/>
+          </w:tcPr>
+          <w:p>
+            <w:pPr>
+              <w:spacing w:after="0" w:before="0"/>
+              <w:jc w:val="center"/>
+            </w:pPr>
+            <w:r>
+              <w:rPr>
+                <w:rFonts w:ascii="Calibri" w:cs="Calibri" w:eastAsia="Calibri" w:hAnsi="Calibri"/>
+                <w:color w:val="000000"/>
+                <w:sz w:val="28"/>
+                <w:szCs w:val="28"/>
+              </w:rPr>
+              <w:t xml:space="preserve">☐</w:t>
+            </w:r>
+          </w:p>
+        </w:tc>
+        <w:tc>
+          <w:tcPr>
+            <w:tcW w:type="dxa" w:w="3756"/>
+            <w:tcBorders>
+              <w:top w:val="single" w:color="8A96B5" w:sz="6"/>
+              <w:left w:val="single" w:color="8A96B5" w:sz="6"/>
+              <w:bottom w:val="single" w:color="8A96B5" w:sz="6"/>
+              <w:right w:val="single" w:color="8A96B5" w:sz="6"/>
+            </w:tcBorders>
+            <w:tcMar>
+              <w:top w:type="dxa" w:w="80"/>
+              <w:left w:type="dxa" w:w="120"/>
+              <w:bottom w:type="dxa" w:w="80"/>
+              <w:right w:type="dxa" w:w="120"/>
+            </w:tcMar>
+            <w:vAlign w:val="center"/>
+          </w:tcPr>
+          <w:p>
+            <w:pPr>
+              <w:spacing w:after="0" w:before="0"/>
+            </w:pPr>
+            <w:r>
+              <w:rPr>
+                <w:rFonts w:ascii="Calibri" w:cs="Calibri" w:eastAsia="Calibri" w:hAnsi="Calibri"/>
+                <w:color w:val="000000"/>
+                <w:sz w:val="24"/>
+                <w:szCs w:val="24"/>
+              </w:rPr>
+              <w:t xml:space="preserve"/>
+            </w:r>
+          </w:p>
+        </w:tc>
+      </w:tr>
+      <w:tr>
+        <w:trPr>
+          <w:cantSplit/>
+          <w:trHeight w:val="640" w:hRule="atLeast"/>
+        </w:trPr>
+        <w:tc>
+          <w:tcPr>
+            <w:tcW w:type="dxa" w:w="4300"/>
+            <w:tcBorders>
+              <w:top w:val="single" w:color="8A96B5" w:sz="6"/>
+              <w:left w:val="single" w:color="8A96B5" w:sz="6"/>
+              <w:bottom w:val="single" w:color="8A96B5" w:sz="6"/>
+              <w:right w:val="single" w:color="8A96B5" w:sz="6"/>
+            </w:tcBorders>
+            <w:tcMar>
+              <w:top w:type="dxa" w:w="80"/>
+              <w:left w:type="dxa" w:w="120"/>
+              <w:bottom w:type="dxa" w:w="80"/>
+              <w:right w:type="dxa" w:w="120"/>
+            </w:tcMar>
+            <w:vAlign w:val="center"/>
+          </w:tcPr>
+          <w:p>
+            <w:pPr>
+              <w:spacing w:after="0" w:before="0"/>
+            </w:pPr>
+            <w:r>
+              <w:rPr>
+                <w:rFonts w:ascii="Calibri" w:cs="Calibri" w:eastAsia="Calibri" w:hAnsi="Calibri"/>
+                <w:color w:val="000000"/>
+                <w:sz w:val="22"/>
+                <w:szCs w:val="22"/>
+              </w:rPr>
+              <w:t xml:space="preserve">Der Adel musste hohe Steuern an den König zahlen.</w:t>
+            </w:r>
+          </w:p>
+        </w:tc>
+        <w:tc>
+          <w:tcPr>
+            <w:tcW w:type="dxa" w:w="1000"/>
+            <w:tcBorders>
+              <w:top w:val="single" w:color="8A96B5" w:sz="6"/>
+              <w:left w:val="single" w:color="8A96B5" w:sz="6"/>
+              <w:bottom w:val="single" w:color="8A96B5" w:sz="6"/>
+              <w:right w:val="single" w:color="8A96B5" w:sz="6"/>
+            </w:tcBorders>
+            <w:tcMar>
+              <w:top w:type="dxa" w:w="80"/>
+              <w:left w:type="dxa" w:w="120"/>
+              <w:bottom w:type="dxa" w:w="80"/>
+              <w:right w:type="dxa" w:w="120"/>
+            </w:tcMar>
+            <w:vAlign w:val="center"/>
+          </w:tcPr>
+          <w:p>
+            <w:pPr>
+              <w:spacing w:after="0" w:before="0"/>
+              <w:jc w:val="center"/>
+            </w:pPr>
+            <w:r>
+              <w:rPr>
+                <w:rFonts w:ascii="Calibri" w:cs="Calibri" w:eastAsia="Calibri" w:hAnsi="Calibri"/>
+                <w:color w:val="000000"/>
+                <w:sz w:val="28"/>
+                <w:szCs w:val="28"/>
+              </w:rPr>
+              <w:t xml:space="preserve">☐</w:t>
+            </w:r>
+          </w:p>
+        </w:tc>
+        <w:tc>
+          <w:tcPr>
+            <w:tcW w:type="dxa" w:w="1150"/>
+            <w:tcBorders>
+              <w:top w:val="single" w:color="8A96B5" w:sz="6"/>
+              <w:left w:val="single" w:color="8A96B5" w:sz="6"/>
+              <w:bottom w:val="single" w:color="8A96B5" w:sz="6"/>
+              <w:right w:val="single" w:color="8A96B5" w:sz="6"/>
+            </w:tcBorders>
+            <w:tcMar>
+              <w:top w:type="dxa" w:w="80"/>
+              <w:left w:type="dxa" w:w="120"/>
+              <w:bottom w:type="dxa" w:w="80"/>
+              <w:right w:type="dxa" w:w="120"/>
+            </w:tcMar>
+            <w:vAlign w:val="center"/>
+          </w:tcPr>
+          <w:p>
+            <w:pPr>
+              <w:spacing w:after="0" w:before="0"/>
+              <w:jc w:val="center"/>
+            </w:pPr>
+            <w:r>
+              <w:rPr>
+                <w:rFonts w:ascii="Calibri" w:cs="Calibri" w:eastAsia="Calibri" w:hAnsi="Calibri"/>
+                <w:color w:val="000000"/>
+                <w:sz w:val="28"/>
+                <w:szCs w:val="28"/>
+              </w:rPr>
+              <w:t xml:space="preserve">☐</w:t>
+            </w:r>
+          </w:p>
+        </w:tc>
+        <w:tc>
+          <w:tcPr>
+            <w:tcW w:type="dxa" w:w="3756"/>
+            <w:tcBorders>
+              <w:top w:val="single" w:color="8A96B5" w:sz="6"/>
+              <w:left w:val="single" w:color="8A96B5" w:sz="6"/>
+              <w:bottom w:val="single" w:color="8A96B5" w:sz="6"/>
+              <w:right w:val="single" w:color="8A96B5" w:sz="6"/>
+            </w:tcBorders>
+            <w:tcMar>
+              <w:top w:type="dxa" w:w="80"/>
+              <w:left w:type="dxa" w:w="120"/>
+              <w:bottom w:type="dxa" w:w="80"/>
+              <w:right w:type="dxa" w:w="120"/>
+            </w:tcMar>
+            <w:vAlign w:val="center"/>
+          </w:tcPr>
+          <w:p>
+            <w:pPr>
+              <w:spacing w:after="0" w:before="0"/>
+            </w:pPr>
+            <w:r>
+              <w:rPr>
+                <w:rFonts w:ascii="Calibri" w:cs="Calibri" w:eastAsia="Calibri" w:hAnsi="Calibri"/>
+                <w:color w:val="000000"/>
+                <w:sz w:val="24"/>
+                <w:szCs w:val="24"/>
+              </w:rPr>
+              <w:t xml:space="preserve"/>
+            </w:r>
+          </w:p>
+        </w:tc>
+      </w:tr>
+      <w:tr>
+        <w:trPr>
+          <w:cantSplit/>
+          <w:trHeight w:val="640" w:hRule="atLeast"/>
+        </w:trPr>
+        <w:tc>
+          <w:tcPr>
+            <w:tcW w:type="dxa" w:w="4300"/>
+            <w:tcBorders>
+              <w:top w:val="single" w:color="8A96B5" w:sz="6"/>
+              <w:left w:val="single" w:color="8A96B5" w:sz="6"/>
+              <w:bottom w:val="single" w:color="8A96B5" w:sz="6"/>
+              <w:right w:val="single" w:color="8A96B5" w:sz="6"/>
+            </w:tcBorders>
+            <w:tcMar>
+              <w:top w:type="dxa" w:w="80"/>
+              <w:left w:type="dxa" w:w="120"/>
+              <w:bottom w:type="dxa" w:w="80"/>
+              <w:right w:type="dxa" w:w="120"/>
+            </w:tcMar>
+            <w:vAlign w:val="center"/>
+          </w:tcPr>
+          <w:p>
+            <w:pPr>
+              <w:spacing w:after="0" w:before="0"/>
+            </w:pPr>
+            <w:r>
+              <w:rPr>
+                <w:rFonts w:ascii="Calibri" w:cs="Calibri" w:eastAsia="Calibri" w:hAnsi="Calibri"/>
+                <w:color w:val="000000"/>
+                <w:sz w:val="22"/>
+                <w:szCs w:val="22"/>
+              </w:rPr>
+              <w:t xml:space="preserve">Beim Merkantilismus sollten mehr Waren ins Ausland verkauft als von dort eingeführt werden.</w:t>
+            </w:r>
+          </w:p>
+        </w:tc>
+        <w:tc>
+          <w:tcPr>
+            <w:tcW w:type="dxa" w:w="1000"/>
+            <w:tcBorders>
+              <w:top w:val="single" w:color="8A96B5" w:sz="6"/>
+              <w:left w:val="single" w:color="8A96B5" w:sz="6"/>
+              <w:bottom w:val="single" w:color="8A96B5" w:sz="6"/>
+              <w:right w:val="single" w:color="8A96B5" w:sz="6"/>
+            </w:tcBorders>
+            <w:tcMar>
+              <w:top w:type="dxa" w:w="80"/>
+              <w:left w:type="dxa" w:w="120"/>
+              <w:bottom w:type="dxa" w:w="80"/>
+              <w:right w:type="dxa" w:w="120"/>
+            </w:tcMar>
+            <w:vAlign w:val="center"/>
+          </w:tcPr>
+          <w:p>
+            <w:pPr>
+              <w:spacing w:after="0" w:before="0"/>
+              <w:jc w:val="center"/>
+            </w:pPr>
+            <w:r>
+              <w:rPr>
+                <w:rFonts w:ascii="Calibri" w:cs="Calibri" w:eastAsia="Calibri" w:hAnsi="Calibri"/>
+                <w:color w:val="000000"/>
+                <w:sz w:val="28"/>
+                <w:szCs w:val="28"/>
+              </w:rPr>
+              <w:t xml:space="preserve">☐</w:t>
+            </w:r>
+          </w:p>
+        </w:tc>
+        <w:tc>
+          <w:tcPr>
+            <w:tcW w:type="dxa" w:w="1150"/>
+            <w:tcBorders>
+              <w:top w:val="single" w:color="8A96B5" w:sz="6"/>
+              <w:left w:val="single" w:color="8A96B5" w:sz="6"/>
+              <w:bottom w:val="single" w:color="8A96B5" w:sz="6"/>
+              <w:right w:val="single" w:color="8A96B5" w:sz="6"/>
+            </w:tcBorders>
+            <w:tcMar>
+              <w:top w:type="dxa" w:w="80"/>
+              <w:left w:type="dxa" w:w="120"/>
+              <w:bottom w:type="dxa" w:w="80"/>
+              <w:right w:type="dxa" w:w="120"/>
+            </w:tcMar>
+            <w:vAlign w:val="center"/>
+          </w:tcPr>
+          <w:p>
+            <w:pPr>
+              <w:spacing w:after="0" w:before="0"/>
+              <w:jc w:val="center"/>
+            </w:pPr>
+            <w:r>
+              <w:rPr>
+                <w:rFonts w:ascii="Calibri" w:cs="Calibri" w:eastAsia="Calibri" w:hAnsi="Calibri"/>
+                <w:color w:val="000000"/>
+                <w:sz w:val="28"/>
+                <w:szCs w:val="28"/>
+              </w:rPr>
+              <w:t xml:space="preserve">☐</w:t>
+            </w:r>
+          </w:p>
+        </w:tc>
+        <w:tc>
+          <w:tcPr>
+            <w:tcW w:type="dxa" w:w="3756"/>
+            <w:tcBorders>
+              <w:top w:val="single" w:color="8A96B5" w:sz="6"/>
+              <w:left w:val="single" w:color="8A96B5" w:sz="6"/>
+              <w:bottom w:val="single" w:color="8A96B5" w:sz="6"/>
+              <w:right w:val="single" w:color="8A96B5" w:sz="6"/>
+            </w:tcBorders>
+            <w:tcMar>
+              <w:top w:type="dxa" w:w="80"/>
+              <w:left w:type="dxa" w:w="120"/>
+              <w:bottom w:type="dxa" w:w="80"/>
+              <w:right w:type="dxa" w:w="120"/>
+            </w:tcMar>
+            <w:vAlign w:val="center"/>
+          </w:tcPr>
+          <w:p>
+            <w:pPr>
+              <w:spacing w:after="0" w:before="0"/>
+            </w:pPr>
+            <w:r>
+              <w:rPr>
+                <w:rFonts w:ascii="Calibri" w:cs="Calibri" w:eastAsia="Calibri" w:hAnsi="Calibri"/>
+                <w:color w:val="000000"/>
+                <w:sz w:val="24"/>
+                <w:szCs w:val="24"/>
+              </w:rPr>
+              <w:t xml:space="preserve"/>
+            </w:r>
+          </w:p>
+        </w:tc>
+      </w:tr>
+      <w:tr>
+        <w:trPr>
+          <w:cantSplit/>
+          <w:trHeight w:val="640" w:hRule="atLeast"/>
+        </w:trPr>
+        <w:tc>
+          <w:tcPr>
+            <w:tcW w:type="dxa" w:w="4300"/>
+            <w:tcBorders>
+              <w:top w:val="single" w:color="8A96B5" w:sz="6"/>
+              <w:left w:val="single" w:color="8A96B5" w:sz="6"/>
+              <w:bottom w:val="single" w:color="8A96B5" w:sz="6"/>
+              <w:right w:val="single" w:color="8A96B5" w:sz="6"/>
+            </w:tcBorders>
+            <w:tcMar>
+              <w:top w:type="dxa" w:w="80"/>
+              <w:left w:type="dxa" w:w="120"/>
+              <w:bottom w:type="dxa" w:w="80"/>
+              <w:right w:type="dxa" w:w="120"/>
+            </w:tcMar>
+            <w:vAlign w:val="center"/>
+          </w:tcPr>
+          <w:p>
+            <w:pPr>
+              <w:spacing w:after="0" w:before="0"/>
+            </w:pPr>
+            <w:r>
+              <w:rPr>
+                <w:rFonts w:ascii="Calibri" w:cs="Calibri" w:eastAsia="Calibri" w:hAnsi="Calibri"/>
+                <w:color w:val="000000"/>
+                <w:sz w:val="22"/>
+                <w:szCs w:val="22"/>
+              </w:rPr>
+              <w:t xml:space="preserve">Die Beamten Ludwigs XIV. waren dem Adel zum Gehorsam verpflichtet.</w:t>
             </w:r>
           </w:p>
         </w:tc>
@@ -2770,22 +3343,11 @@
           <w:rFonts w:ascii="Cambria" w:cs="Cambria" w:eastAsia="Cambria" w:hAnsi="Cambria"/>
           <w:b/>
           <w:bCs/>
-          <w:color w:val="D9534F"/>
+          <w:color w:val="C98A1E"/>
           <w:sz w:val="28"/>
           <w:szCs w:val="28"/>
         </w:rPr>
-        <w:t xml:space="preserve">Aufgabe 6  </w:t>
-      </w:r>
-      <w:r>
-        <w:rPr>
-          <w:rFonts w:ascii="Cambria" w:cs="Cambria" w:eastAsia="Cambria" w:hAnsi="Cambria"/>
-          <w:b/>
-          <w:bCs/>
-          <w:color w:val="1E2761"/>
-          <w:sz w:val="28"/>
-          <w:szCs w:val="28"/>
-        </w:rPr>
-        <w:t xml:space="preserve">Stellung nehmen</w:t>
+        <w:t xml:space="preserve">Zusatzaufgabe  </w:t>
       </w:r>
       <w:r>
         <w:rPr>
@@ -2794,33 +3356,7 @@
           <w:sz w:val="22"/>
           <w:szCs w:val="22"/>
         </w:rPr>
-        <w:t xml:space="preserve">   (4 Punkte)</w:t>
-      </w:r>
-    </w:p>
-    <w:p>
-      <w:pPr>
-        <w:keepNext/>
-        <w:spacing w:after="40" w:before="0"/>
-      </w:pPr>
-      <w:r>
-        <w:rPr>
-          <w:rFonts w:ascii="Calibri" w:cs="Calibri" w:eastAsia="Calibri" w:hAnsi="Calibri"/>
-          <w:color w:val="000000"/>
-          <w:sz w:val="24"/>
-          <w:szCs w:val="24"/>
-        </w:rPr>
-        <w:t xml:space="preserve">Ein Mitschüler sagt: </w:t>
-      </w:r>
-      <w:r>
-        <w:rPr>
-          <w:rFonts w:ascii="Calibri" w:cs="Calibri" w:eastAsia="Calibri" w:hAnsi="Calibri"/>
-          <w:i/>
-          <w:iCs/>
-          <w:color w:val="000000"/>
-          <w:sz w:val="24"/>
-          <w:szCs w:val="24"/>
-        </w:rPr>
-        <w:t xml:space="preserve">„Im Absolutismus war es egal, in welchen Stand man geboren wurde.“</w:t>
+        <w:t xml:space="preserve">(1 Zusatzpunkt)</w:t>
       </w:r>
     </w:p>
     <w:p>
@@ -2835,12 +3371,12 @@
           <w:sz w:val="24"/>
           <w:szCs w:val="24"/>
         </w:rPr>
-        <w:t xml:space="preserve">Nimm Stellung zu dieser Aussage und begründe mit mindestens zwei Argumenten.</w:t>
+        <w:t xml:space="preserve">Nenne den Finanzminister, der in Frankreich den Merkantilismus einführte.</w:t>
       </w:r>
     </w:p>
     <w:p>
       <w:pPr>
-        <w:keepNext/>
+        <w:keepNext w:val="false"/>
         <w:tabs>
           <w:tab w:val="right" w:pos="10200" w:leader="underscore"/>
         </w:tabs>
@@ -2856,159 +3392,10 @@
         <w:t xml:space="preserve">	</w:t>
       </w:r>
     </w:p>
-    <w:p>
-      <w:pPr>
-        <w:keepNext/>
-        <w:tabs>
-          <w:tab w:val="right" w:pos="10200" w:leader="underscore"/>
-        </w:tabs>
-        <w:spacing w:after="0" w:before="0" w:line="480"/>
-      </w:pPr>
-      <w:r>
-        <w:rPr>
-          <w:rFonts w:ascii="Calibri" w:cs="Calibri" w:eastAsia="Calibri" w:hAnsi="Calibri"/>
-          <w:color w:val="9AA5C0"/>
-          <w:sz w:val="24"/>
-          <w:szCs w:val="24"/>
-        </w:rPr>
-        <w:t xml:space="preserve">	</w:t>
-      </w:r>
-    </w:p>
-    <w:p>
-      <w:pPr>
-        <w:keepNext/>
-        <w:tabs>
-          <w:tab w:val="right" w:pos="10200" w:leader="underscore"/>
-        </w:tabs>
-        <w:spacing w:after="0" w:before="0" w:line="480"/>
-      </w:pPr>
-      <w:r>
-        <w:rPr>
-          <w:rFonts w:ascii="Calibri" w:cs="Calibri" w:eastAsia="Calibri" w:hAnsi="Calibri"/>
-          <w:color w:val="9AA5C0"/>
-          <w:sz w:val="24"/>
-          <w:szCs w:val="24"/>
-        </w:rPr>
-        <w:t xml:space="preserve">	</w:t>
-      </w:r>
-    </w:p>
-    <w:p>
-      <w:pPr>
-        <w:keepNext/>
-        <w:tabs>
-          <w:tab w:val="right" w:pos="10200" w:leader="underscore"/>
-        </w:tabs>
-        <w:spacing w:after="0" w:before="0" w:line="480"/>
-      </w:pPr>
-      <w:r>
-        <w:rPr>
-          <w:rFonts w:ascii="Calibri" w:cs="Calibri" w:eastAsia="Calibri" w:hAnsi="Calibri"/>
-          <w:color w:val="9AA5C0"/>
-          <w:sz w:val="24"/>
-          <w:szCs w:val="24"/>
-        </w:rPr>
-        <w:t xml:space="preserve">	</w:t>
-      </w:r>
-    </w:p>
-    <w:p>
-      <w:pPr>
-        <w:keepNext/>
-        <w:tabs>
-          <w:tab w:val="right" w:pos="10200" w:leader="underscore"/>
-        </w:tabs>
-        <w:spacing w:after="0" w:before="0" w:line="480"/>
-      </w:pPr>
-      <w:r>
-        <w:rPr>
-          <w:rFonts w:ascii="Calibri" w:cs="Calibri" w:eastAsia="Calibri" w:hAnsi="Calibri"/>
-          <w:color w:val="9AA5C0"/>
-          <w:sz w:val="24"/>
-          <w:szCs w:val="24"/>
-        </w:rPr>
-        <w:t xml:space="preserve">	</w:t>
-      </w:r>
-    </w:p>
-    <w:p>
-      <w:pPr>
-        <w:keepNext/>
-        <w:tabs>
-          <w:tab w:val="right" w:pos="10200" w:leader="underscore"/>
-        </w:tabs>
-        <w:spacing w:after="0" w:before="0" w:line="480"/>
-      </w:pPr>
-      <w:r>
-        <w:rPr>
-          <w:rFonts w:ascii="Calibri" w:cs="Calibri" w:eastAsia="Calibri" w:hAnsi="Calibri"/>
-          <w:color w:val="9AA5C0"/>
-          <w:sz w:val="24"/>
-          <w:szCs w:val="24"/>
-        </w:rPr>
-        <w:t xml:space="preserve">	</w:t>
-      </w:r>
-    </w:p>
-    <w:p>
-      <w:pPr>
-        <w:keepNext/>
-        <w:spacing w:after="100" w:before="240"/>
-      </w:pPr>
-      <w:r>
-        <w:rPr>
-          <w:rFonts w:ascii="Cambria" w:cs="Cambria" w:eastAsia="Cambria" w:hAnsi="Cambria"/>
-          <w:b/>
-          <w:bCs/>
-          <w:color w:val="C98A1E"/>
-          <w:sz w:val="28"/>
-          <w:szCs w:val="28"/>
-        </w:rPr>
-        <w:t xml:space="preserve">Zusatzaufgabe  </w:t>
-      </w:r>
-      <w:r>
-        <w:rPr>
-          <w:rFonts w:ascii="Calibri" w:cs="Calibri" w:eastAsia="Calibri" w:hAnsi="Calibri"/>
-          <w:color w:val="5B6B8C"/>
-          <w:sz w:val="22"/>
-          <w:szCs w:val="22"/>
-        </w:rPr>
-        <w:t xml:space="preserve">(1 Zusatzpunkt)</w:t>
-      </w:r>
-    </w:p>
-    <w:p>
-      <w:pPr>
-        <w:keepNext/>
-        <w:spacing w:after="60" w:before="0"/>
-      </w:pPr>
-      <w:r>
-        <w:rPr>
-          <w:rFonts w:ascii="Calibri" w:cs="Calibri" w:eastAsia="Calibri" w:hAnsi="Calibri"/>
-          <w:color w:val="000000"/>
-          <w:sz w:val="24"/>
-          <w:szCs w:val="24"/>
-        </w:rPr>
-        <w:t xml:space="preserve">Nenne den Finanzminister, der in Frankreich den Merkantilismus einführte.</w:t>
-      </w:r>
-    </w:p>
-    <w:p>
-      <w:pPr>
-        <w:keepNext/>
-        <w:tabs>
-          <w:tab w:val="right" w:pos="10200" w:leader="underscore"/>
-        </w:tabs>
-        <w:spacing w:after="0" w:before="0" w:line="480"/>
-      </w:pPr>
-      <w:r>
-        <w:rPr>
-          <w:rFonts w:ascii="Calibri" w:cs="Calibri" w:eastAsia="Calibri" w:hAnsi="Calibri"/>
-          <w:color w:val="9AA5C0"/>
-          <w:sz w:val="24"/>
-          <w:szCs w:val="24"/>
-        </w:rPr>
-        <w:t xml:space="preserve">	</w:t>
-      </w:r>
-    </w:p>
     <w:sectPr>
       <w:footerReference w:type="default" r:id="rId6"/>
       <w:pgSz w:w="11906" w:h="16838" w:orient="portrait"/>
-      <w:pgMar w:top="900" w:right="850" w:bottom="800" w:left="850" w:header="708" w:footer="708" w:gutter="0"/>
+      <w:pgMar w:top="700" w:right="850" w:bottom="650" w:left="850" w:header="708" w:footer="708" w:gutter="0"/>
       <w:pgNumType/>
       <w:docGrid w:linePitch="360"/>
     </w:sectPr>

--- a/Geschichte_8/Test_Staendegesellschaft_Absolutismus/Test_Staendegesellschaft_Absolutismus.docx
+++ b/Geschichte_8/Test_Staendegesellschaft_Absolutismus/Test_Staendegesellschaft_Absolutismus.docx
@@ -3093,7 +3093,7 @@
                 <w:sz w:val="22"/>
                 <w:szCs w:val="22"/>
               </w:rPr>
-              <w:t xml:space="preserve">Beim Merkantilismus sollten mehr Waren ins Ausland verkauft als von dort eingeführt werden.</w:t>
+              <w:t xml:space="preserve">Ranghohe Posten in der Armee erhielten ausschließlich Adlige.</w:t>
             </w:r>
           </w:p>
         </w:tc>
@@ -3371,7 +3371,25 @@
           <w:sz w:val="24"/>
           <w:szCs w:val="24"/>
         </w:rPr>
-        <w:t xml:space="preserve">Nenne den Finanzminister, der in Frankreich den Merkantilismus einführte.</w:t>
+        <w:t xml:space="preserve">Erkläre das Wirtschaftssystem, das Finanzminister Colbert in Frankreich einführte (Merkantilismus).</w:t>
+      </w:r>
+    </w:p>
+    <w:p>
+      <w:pPr>
+        <w:keepNext/>
+        <w:tabs>
+          <w:tab w:val="right" w:pos="10200" w:leader="underscore"/>
+        </w:tabs>
+        <w:spacing w:after="0" w:before="0" w:line="480"/>
+      </w:pPr>
+      <w:r>
+        <w:rPr>
+          <w:rFonts w:ascii="Calibri" w:cs="Calibri" w:eastAsia="Calibri" w:hAnsi="Calibri"/>
+          <w:color w:val="9AA5C0"/>
+          <w:sz w:val="24"/>
+          <w:szCs w:val="24"/>
+        </w:rPr>
+        <w:t xml:space="preserve">	</w:t>
       </w:r>
     </w:p>
     <w:p>
